--- a/Team-Task-Manager-Technical-Reference.docx
+++ b/Team-Task-Manager-Technical-Reference.docx
@@ -37,7 +37,7 @@
           <w:sz w:val="36"/>
           <w:szCs w:val="36"/>
         </w:rPr>
-        <w:t xml:space="preserve">Technical Reference</w:t>
+        <w:t xml:space="preserve">Technical Reference &amp; UI/UX Review Guide</w:t>
       </w:r>
     </w:p>
     <w:p>
@@ -69,7 +69,7 @@
           <w:sz w:val="22"/>
           <w:szCs w:val="22"/>
         </w:rPr>
-        <w:t xml:space="preserve">Architecture • Database • Design System • Permissions</w:t>
+        <w:t xml:space="preserve">Part A: Architecture • Database • Design System • Permissions</w:t>
       </w:r>
     </w:p>
     <w:p>
@@ -85,7 +85,7 @@
           <w:sz w:val="22"/>
           <w:szCs w:val="22"/>
         </w:rPr>
-        <w:t xml:space="preserve">Deployment • API Patterns • Change Log</w:t>
+        <w:t xml:space="preserve">Part B: Screen Walkthrough • Dark Mode • Mobile • Review Checklist</w:t>
       </w:r>
     </w:p>
     <w:p>
@@ -32727,7 +32727,7 @@
     </w:p>
     <w:p>
       <w:pPr>
-        <w:spacing w:after="100"/>
+        <w:spacing w:after="200"/>
         <w:jc w:val="center"/>
       </w:pPr>
       <w:r>
@@ -32739,7 +32739,8432 @@
           <w:sz w:val="24"/>
           <w:szCs w:val="24"/>
         </w:rPr>
-        <w:t xml:space="preserve">End of Technical Reference</w:t>
+        <w:t xml:space="preserve">End of Part A: Technical Reference</w:t>
+      </w:r>
+    </w:p>
+    <w:p>
+      <w:r>
+        <w:br w:type="page"/>
+      </w:r>
+    </w:p>
+    <w:p>
+      <w:pPr>
+        <w:spacing w:before="3000"/>
+        <w:jc w:val="center"/>
+      </w:pPr>
+    </w:p>
+    <w:p>
+      <w:pPr>
+        <w:spacing w:after="200"/>
+        <w:jc w:val="center"/>
+      </w:pPr>
+      <w:r>
+        <w:rPr>
+          <w:rFonts w:ascii="Arial" w:cs="Arial" w:eastAsia="Arial" w:hAnsi="Arial"/>
+          <w:b/>
+          <w:bCs/>
+          <w:color w:val="4F46E5"/>
+          <w:sz w:val="48"/>
+          <w:szCs w:val="48"/>
+        </w:rPr>
+        <w:t xml:space="preserve">Part B</w:t>
+      </w:r>
+    </w:p>
+    <w:p>
+      <w:pPr>
+        <w:spacing w:after="100"/>
+        <w:jc w:val="center"/>
+      </w:pPr>
+      <w:r>
+        <w:rPr>
+          <w:rFonts w:ascii="Arial" w:cs="Arial" w:eastAsia="Arial" w:hAnsi="Arial"/>
+          <w:color w:val="6B7280"/>
+          <w:sz w:val="36"/>
+          <w:szCs w:val="36"/>
+        </w:rPr>
+        <w:t xml:space="preserve">UI/UX Review Guide</w:t>
+      </w:r>
+    </w:p>
+    <w:p>
+      <w:pPr>
+        <w:spacing w:after="600"/>
+        <w:jc w:val="center"/>
+      </w:pPr>
+      <w:r>
+        <w:rPr>
+          <w:rFonts w:ascii="Arial" w:cs="Arial" w:eastAsia="Arial" w:hAnsi="Arial"/>
+          <w:i/>
+          <w:iCs/>
+          <w:color w:val="9CA3AF"/>
+          <w:sz w:val="22"/>
+          <w:szCs w:val="22"/>
+        </w:rPr>
+        <w:t xml:space="preserve">For reviewers evaluating usability, design, and user experience</w:t>
+      </w:r>
+    </w:p>
+    <w:p>
+      <w:r>
+        <w:br w:type="page"/>
+      </w:r>
+    </w:p>
+    <w:p>
+      <w:pPr>
+        <w:pStyle w:val="Heading1"/>
+        <w:spacing w:after="200" w:before="360"/>
+      </w:pPr>
+      <w:r>
+        <w:rPr>
+          <w:rFonts w:ascii="Arial" w:cs="Arial" w:eastAsia="Arial" w:hAnsi="Arial"/>
+          <w:b/>
+          <w:bCs/>
+          <w:color w:val="1F2937"/>
+          <w:sz w:val="32"/>
+          <w:szCs w:val="32"/>
+        </w:rPr>
+        <w:t xml:space="preserve">B1. Screen-by-Screen Walkthrough</w:t>
+      </w:r>
+    </w:p>
+    <w:p>
+      <w:pPr>
+        <w:spacing w:after="120"/>
+      </w:pPr>
+      <w:r>
+        <w:rPr>
+          <w:rFonts w:ascii="Arial" w:cs="Arial" w:eastAsia="Arial" w:hAnsi="Arial"/>
+          <w:color w:val="1F2937"/>
+          <w:sz w:val="21"/>
+          <w:szCs w:val="21"/>
+        </w:rPr>
+        <w:t xml:space="preserve">This section walks through every screen in the app with screenshots and plain-language descriptions of what each screen does and why it exists.</w:t>
+      </w:r>
+    </w:p>
+    <w:p>
+      <w:pPr>
+        <w:spacing w:after="80"/>
+      </w:pPr>
+    </w:p>
+    <w:p>
+      <w:pPr>
+        <w:pStyle w:val="Heading2"/>
+        <w:spacing w:after="160" w:before="280"/>
+      </w:pPr>
+      <w:r>
+        <w:rPr>
+          <w:rFonts w:ascii="Arial" w:cs="Arial" w:eastAsia="Arial" w:hAnsi="Arial"/>
+          <w:b/>
+          <w:bCs/>
+          <w:color w:val="374151"/>
+          <w:sz w:val="26"/>
+          <w:szCs w:val="26"/>
+        </w:rPr>
+        <w:t xml:space="preserve">B1.1 Login Page</w:t>
+      </w:r>
+    </w:p>
+    <w:p>
+      <w:pPr>
+        <w:spacing w:after="120"/>
+      </w:pPr>
+      <w:r>
+        <w:rPr>
+          <w:rFonts w:ascii="Arial" w:cs="Arial" w:eastAsia="Arial" w:hAnsi="Arial"/>
+          <w:color w:val="1F2937"/>
+          <w:sz w:val="21"/>
+          <w:szCs w:val="21"/>
+        </w:rPr>
+        <w:t xml:space="preserve">This is the first screen users see. It has two forms that toggle between each other: Login and Sign Up.</w:t>
+      </w:r>
+    </w:p>
+    <w:p>
+      <w:pPr>
+        <w:spacing w:after="80" w:before="150"/>
+      </w:pPr>
+      <w:r>
+        <w:drawing>
+          <wp:inline distT="0" distB="0" distL="0" distR="0">
+            <wp:extent cx="5334000" cy="3333750"/>
+            <wp:effectExtent t="0" r="0" b="0" l="0"/>
+            <wp:docPr id="1" name="01_login_empty" descr="Login page — clean, centered form with email and password fields" title="Login page — clean, centered form with email and password fields"/>
+            <wp:cNvGraphicFramePr>
+              <a:graphicFrameLocks xmlns:a="http://schemas.openxmlformats.org/drawingml/2006/main" noChangeAspect="1"/>
+            </wp:cNvGraphicFramePr>
+            <a:graphic xmlns:a="http://schemas.openxmlformats.org/drawingml/2006/main">
+              <a:graphicData uri="http://schemas.openxmlformats.org/drawingml/2006/picture">
+                <pic:pic xmlns:pic="http://schemas.openxmlformats.org/drawingml/2006/picture">
+                  <pic:nvPicPr>
+                    <pic:cNvPr id="0" name="" descr=""/>
+                    <pic:cNvPicPr>
+                      <a:picLocks noChangeAspect="1" noChangeArrowheads="1"/>
+                    </pic:cNvPicPr>
+                  </pic:nvPicPr>
+                  <pic:blipFill>
+                    <a:blip r:embed="rId9" cstate="none"/>
+                    <a:srcRect/>
+                    <a:stretch>
+                      <a:fillRect/>
+                    </a:stretch>
+                  </pic:blipFill>
+                  <pic:spPr bwMode="auto">
+                    <a:xfrm>
+                      <a:off x="0" y="0"/>
+                      <a:ext cx="5334000" cy="3333750"/>
+                    </a:xfrm>
+                    <a:prstGeom prst="rect">
+                      <a:avLst/>
+                    </a:prstGeom>
+                  </pic:spPr>
+                </pic:pic>
+              </a:graphicData>
+            </a:graphic>
+          </wp:inline>
+        </w:drawing>
+      </w:r>
+    </w:p>
+    <w:p>
+      <w:pPr>
+        <w:spacing w:after="150"/>
+        <w:jc w:val="center"/>
+      </w:pPr>
+      <w:r>
+        <w:rPr>
+          <w:rFonts w:ascii="Arial" w:cs="Arial" w:eastAsia="Arial" w:hAnsi="Arial"/>
+          <w:i/>
+          <w:iCs/>
+          <w:color w:val="6B7280"/>
+          <w:sz w:val="18"/>
+          <w:szCs w:val="18"/>
+        </w:rPr>
+        <w:t xml:space="preserve">Login page — clean, centered form with email and password fields</w:t>
+      </w:r>
+    </w:p>
+    <w:p>
+      <w:pPr>
+        <w:spacing w:after="120"/>
+      </w:pPr>
+      <w:r>
+        <w:rPr>
+          <w:rFonts w:ascii="Arial" w:cs="Arial" w:eastAsia="Arial" w:hAnsi="Arial"/>
+          <w:color w:val="1F2937"/>
+          <w:sz w:val="21"/>
+          <w:szCs w:val="21"/>
+        </w:rPr>
+        <w:t xml:space="preserve">What’s here: Email field, password field, "Log In" button, and a "Sign up" link at the bottom to switch to registration.</w:t>
+      </w:r>
+    </w:p>
+    <w:p>
+      <w:pPr>
+        <w:spacing w:after="80"/>
+      </w:pPr>
+    </w:p>
+    <w:p>
+      <w:pPr>
+        <w:spacing w:after="120"/>
+      </w:pPr>
+      <w:r>
+        <w:rPr>
+          <w:rFonts w:ascii="Arial" w:cs="Arial" w:eastAsia="Arial" w:hAnsi="Arial"/>
+          <w:color w:val="1F2937"/>
+          <w:sz w:val="21"/>
+          <w:szCs w:val="21"/>
+        </w:rPr>
+        <w:t xml:space="preserve">If a user submits the form with missing or invalid fields, inline error messages appear under each field:</w:t>
+      </w:r>
+    </w:p>
+    <w:p>
+      <w:pPr>
+        <w:spacing w:after="80" w:before="150"/>
+      </w:pPr>
+      <w:r>
+        <w:drawing>
+          <wp:inline distT="0" distB="0" distL="0" distR="0">
+            <wp:extent cx="5334000" cy="3333750"/>
+            <wp:effectExtent t="0" r="0" b="0" l="0"/>
+            <wp:docPr id="1" name="02_login_validation_errors" descr="Validation errors shown per field — no browser popups" title="Validation errors shown per field — no browser popups"/>
+            <wp:cNvGraphicFramePr>
+              <a:graphicFrameLocks xmlns:a="http://schemas.openxmlformats.org/drawingml/2006/main" noChangeAspect="1"/>
+            </wp:cNvGraphicFramePr>
+            <a:graphic xmlns:a="http://schemas.openxmlformats.org/drawingml/2006/main">
+              <a:graphicData uri="http://schemas.openxmlformats.org/drawingml/2006/picture">
+                <pic:pic xmlns:pic="http://schemas.openxmlformats.org/drawingml/2006/picture">
+                  <pic:nvPicPr>
+                    <pic:cNvPr id="0" name="" descr=""/>
+                    <pic:cNvPicPr>
+                      <a:picLocks noChangeAspect="1" noChangeArrowheads="1"/>
+                    </pic:cNvPicPr>
+                  </pic:nvPicPr>
+                  <pic:blipFill>
+                    <a:blip r:embed="rId10" cstate="none"/>
+                    <a:srcRect/>
+                    <a:stretch>
+                      <a:fillRect/>
+                    </a:stretch>
+                  </pic:blipFill>
+                  <pic:spPr bwMode="auto">
+                    <a:xfrm>
+                      <a:off x="0" y="0"/>
+                      <a:ext cx="5334000" cy="3333750"/>
+                    </a:xfrm>
+                    <a:prstGeom prst="rect">
+                      <a:avLst/>
+                    </a:prstGeom>
+                  </pic:spPr>
+                </pic:pic>
+              </a:graphicData>
+            </a:graphic>
+          </wp:inline>
+        </w:drawing>
+      </w:r>
+    </w:p>
+    <w:p>
+      <w:pPr>
+        <w:spacing w:after="150"/>
+        <w:jc w:val="center"/>
+      </w:pPr>
+      <w:r>
+        <w:rPr>
+          <w:rFonts w:ascii="Arial" w:cs="Arial" w:eastAsia="Arial" w:hAnsi="Arial"/>
+          <w:i/>
+          <w:iCs/>
+          <w:color w:val="6B7280"/>
+          <w:sz w:val="18"/>
+          <w:szCs w:val="18"/>
+        </w:rPr>
+        <w:t xml:space="preserve">Validation errors shown per field — no browser popups</w:t>
+      </w:r>
+    </w:p>
+    <w:p>
+      <w:pPr>
+        <w:spacing w:after="80"/>
+      </w:pPr>
+    </w:p>
+    <w:p>
+      <w:pPr>
+        <w:spacing w:after="120"/>
+      </w:pPr>
+      <w:r>
+        <w:rPr>
+          <w:rFonts w:ascii="Arial" w:cs="Arial" w:eastAsia="Arial" w:hAnsi="Arial"/>
+          <w:color w:val="1F2937"/>
+          <w:sz w:val="21"/>
+          <w:szCs w:val="21"/>
+        </w:rPr>
+        <w:t xml:space="preserve">If the email/password combination is wrong, an error banner appears at the top of the form:</w:t>
+      </w:r>
+    </w:p>
+    <w:p>
+      <w:pPr>
+        <w:spacing w:after="80" w:before="150"/>
+      </w:pPr>
+      <w:r>
+        <w:drawing>
+          <wp:inline distT="0" distB="0" distL="0" distR="0">
+            <wp:extent cx="5334000" cy="3333750"/>
+            <wp:effectExtent t="0" r="0" b="0" l="0"/>
+            <wp:docPr id="1" name="03_login_invalid_credentials" descr="Server error — &quot;Invalid email or password&quot; banner" title="Server error — &quot;Invalid email or password&quot; banner"/>
+            <wp:cNvGraphicFramePr>
+              <a:graphicFrameLocks xmlns:a="http://schemas.openxmlformats.org/drawingml/2006/main" noChangeAspect="1"/>
+            </wp:cNvGraphicFramePr>
+            <a:graphic xmlns:a="http://schemas.openxmlformats.org/drawingml/2006/main">
+              <a:graphicData uri="http://schemas.openxmlformats.org/drawingml/2006/picture">
+                <pic:pic xmlns:pic="http://schemas.openxmlformats.org/drawingml/2006/picture">
+                  <pic:nvPicPr>
+                    <pic:cNvPr id="0" name="" descr=""/>
+                    <pic:cNvPicPr>
+                      <a:picLocks noChangeAspect="1" noChangeArrowheads="1"/>
+                    </pic:cNvPicPr>
+                  </pic:nvPicPr>
+                  <pic:blipFill>
+                    <a:blip r:embed="rId11" cstate="none"/>
+                    <a:srcRect/>
+                    <a:stretch>
+                      <a:fillRect/>
+                    </a:stretch>
+                  </pic:blipFill>
+                  <pic:spPr bwMode="auto">
+                    <a:xfrm>
+                      <a:off x="0" y="0"/>
+                      <a:ext cx="5334000" cy="3333750"/>
+                    </a:xfrm>
+                    <a:prstGeom prst="rect">
+                      <a:avLst/>
+                    </a:prstGeom>
+                  </pic:spPr>
+                </pic:pic>
+              </a:graphicData>
+            </a:graphic>
+          </wp:inline>
+        </w:drawing>
+      </w:r>
+    </w:p>
+    <w:p>
+      <w:pPr>
+        <w:spacing w:after="150"/>
+        <w:jc w:val="center"/>
+      </w:pPr>
+      <w:r>
+        <w:rPr>
+          <w:rFonts w:ascii="Arial" w:cs="Arial" w:eastAsia="Arial" w:hAnsi="Arial"/>
+          <w:i/>
+          <w:iCs/>
+          <w:color w:val="6B7280"/>
+          <w:sz w:val="18"/>
+          <w:szCs w:val="18"/>
+        </w:rPr>
+        <w:t xml:space="preserve">Server error — "Invalid email or password" banner</w:t>
+      </w:r>
+    </w:p>
+    <w:p>
+      <w:pPr>
+        <w:spacing w:after="80"/>
+      </w:pPr>
+    </w:p>
+    <w:p>
+      <w:pPr>
+        <w:pStyle w:val="Heading2"/>
+        <w:spacing w:after="160" w:before="280"/>
+      </w:pPr>
+      <w:r>
+        <w:rPr>
+          <w:rFonts w:ascii="Arial" w:cs="Arial" w:eastAsia="Arial" w:hAnsi="Arial"/>
+          <w:b/>
+          <w:bCs/>
+          <w:color w:val="374151"/>
+          <w:sz w:val="26"/>
+          <w:szCs w:val="26"/>
+        </w:rPr>
+        <w:t xml:space="preserve">B1.2 Sign Up Page</w:t>
+      </w:r>
+    </w:p>
+    <w:p>
+      <w:pPr>
+        <w:spacing w:after="120"/>
+      </w:pPr>
+      <w:r>
+        <w:rPr>
+          <w:rFonts w:ascii="Arial" w:cs="Arial" w:eastAsia="Arial" w:hAnsi="Arial"/>
+          <w:color w:val="1F2937"/>
+          <w:sz w:val="21"/>
+          <w:szCs w:val="21"/>
+        </w:rPr>
+        <w:t xml:space="preserve">New users create an account here. Fields: full name, email, password, confirm password.</w:t>
+      </w:r>
+    </w:p>
+    <w:p>
+      <w:pPr>
+        <w:spacing w:after="80" w:before="150"/>
+      </w:pPr>
+      <w:r>
+        <w:drawing>
+          <wp:inline distT="0" distB="0" distL="0" distR="0">
+            <wp:extent cx="5334000" cy="3333750"/>
+            <wp:effectExtent t="0" r="0" b="0" l="0"/>
+            <wp:docPr id="1" name="04_signup_form" descr="Sign-up form — same minimalist style as login" title="Sign-up form — same minimalist style as login"/>
+            <wp:cNvGraphicFramePr>
+              <a:graphicFrameLocks xmlns:a="http://schemas.openxmlformats.org/drawingml/2006/main" noChangeAspect="1"/>
+            </wp:cNvGraphicFramePr>
+            <a:graphic xmlns:a="http://schemas.openxmlformats.org/drawingml/2006/main">
+              <a:graphicData uri="http://schemas.openxmlformats.org/drawingml/2006/picture">
+                <pic:pic xmlns:pic="http://schemas.openxmlformats.org/drawingml/2006/picture">
+                  <pic:nvPicPr>
+                    <pic:cNvPr id="0" name="" descr=""/>
+                    <pic:cNvPicPr>
+                      <a:picLocks noChangeAspect="1" noChangeArrowheads="1"/>
+                    </pic:cNvPicPr>
+                  </pic:nvPicPr>
+                  <pic:blipFill>
+                    <a:blip r:embed="rId12" cstate="none"/>
+                    <a:srcRect/>
+                    <a:stretch>
+                      <a:fillRect/>
+                    </a:stretch>
+                  </pic:blipFill>
+                  <pic:spPr bwMode="auto">
+                    <a:xfrm>
+                      <a:off x="0" y="0"/>
+                      <a:ext cx="5334000" cy="3333750"/>
+                    </a:xfrm>
+                    <a:prstGeom prst="rect">
+                      <a:avLst/>
+                    </a:prstGeom>
+                  </pic:spPr>
+                </pic:pic>
+              </a:graphicData>
+            </a:graphic>
+          </wp:inline>
+        </w:drawing>
+      </w:r>
+    </w:p>
+    <w:p>
+      <w:pPr>
+        <w:spacing w:after="150"/>
+        <w:jc w:val="center"/>
+      </w:pPr>
+      <w:r>
+        <w:rPr>
+          <w:rFonts w:ascii="Arial" w:cs="Arial" w:eastAsia="Arial" w:hAnsi="Arial"/>
+          <w:i/>
+          <w:iCs/>
+          <w:color w:val="6B7280"/>
+          <w:sz w:val="18"/>
+          <w:szCs w:val="18"/>
+        </w:rPr>
+        <w:t xml:space="preserve">Sign-up form — same minimalist style as login</w:t>
+      </w:r>
+    </w:p>
+    <w:p>
+      <w:pPr>
+        <w:spacing w:after="80" w:before="150"/>
+      </w:pPr>
+      <w:r>
+        <w:drawing>
+          <wp:inline distT="0" distB="0" distL="0" distR="0">
+            <wp:extent cx="5334000" cy="3333750"/>
+            <wp:effectExtent t="0" r="0" b="0" l="0"/>
+            <wp:docPr id="1" name="05_signup_validation_errors" descr="Sign-up validation — all fields validated with specific messages" title="Sign-up validation — all fields validated with specific messages"/>
+            <wp:cNvGraphicFramePr>
+              <a:graphicFrameLocks xmlns:a="http://schemas.openxmlformats.org/drawingml/2006/main" noChangeAspect="1"/>
+            </wp:cNvGraphicFramePr>
+            <a:graphic xmlns:a="http://schemas.openxmlformats.org/drawingml/2006/main">
+              <a:graphicData uri="http://schemas.openxmlformats.org/drawingml/2006/picture">
+                <pic:pic xmlns:pic="http://schemas.openxmlformats.org/drawingml/2006/picture">
+                  <pic:nvPicPr>
+                    <pic:cNvPr id="0" name="" descr=""/>
+                    <pic:cNvPicPr>
+                      <a:picLocks noChangeAspect="1" noChangeArrowheads="1"/>
+                    </pic:cNvPicPr>
+                  </pic:nvPicPr>
+                  <pic:blipFill>
+                    <a:blip r:embed="rId13" cstate="none"/>
+                    <a:srcRect/>
+                    <a:stretch>
+                      <a:fillRect/>
+                    </a:stretch>
+                  </pic:blipFill>
+                  <pic:spPr bwMode="auto">
+                    <a:xfrm>
+                      <a:off x="0" y="0"/>
+                      <a:ext cx="5334000" cy="3333750"/>
+                    </a:xfrm>
+                    <a:prstGeom prst="rect">
+                      <a:avLst/>
+                    </a:prstGeom>
+                  </pic:spPr>
+                </pic:pic>
+              </a:graphicData>
+            </a:graphic>
+          </wp:inline>
+        </w:drawing>
+      </w:r>
+    </w:p>
+    <w:p>
+      <w:pPr>
+        <w:spacing w:after="150"/>
+        <w:jc w:val="center"/>
+      </w:pPr>
+      <w:r>
+        <w:rPr>
+          <w:rFonts w:ascii="Arial" w:cs="Arial" w:eastAsia="Arial" w:hAnsi="Arial"/>
+          <w:i/>
+          <w:iCs/>
+          <w:color w:val="6B7280"/>
+          <w:sz w:val="18"/>
+          <w:szCs w:val="18"/>
+        </w:rPr>
+        <w:t xml:space="preserve">Sign-up validation — all fields validated with specific messages</w:t>
+      </w:r>
+    </w:p>
+    <w:p>
+      <w:r>
+        <w:br w:type="page"/>
+      </w:r>
+    </w:p>
+    <w:p>
+      <w:pPr>
+        <w:pStyle w:val="Heading2"/>
+        <w:spacing w:after="160" w:before="280"/>
+      </w:pPr>
+      <w:r>
+        <w:rPr>
+          <w:rFonts w:ascii="Arial" w:cs="Arial" w:eastAsia="Arial" w:hAnsi="Arial"/>
+          <w:b/>
+          <w:bCs/>
+          <w:color w:val="374151"/>
+          <w:sz w:val="26"/>
+          <w:szCs w:val="26"/>
+        </w:rPr>
+        <w:t xml:space="preserve">B1.3 Dashboard (My Tasks)</w:t>
+      </w:r>
+    </w:p>
+    <w:p>
+      <w:pPr>
+        <w:spacing w:after="120"/>
+      </w:pPr>
+      <w:r>
+        <w:rPr>
+          <w:rFonts w:ascii="Arial" w:cs="Arial" w:eastAsia="Arial" w:hAnsi="Arial"/>
+          <w:color w:val="1F2937"/>
+          <w:sz w:val="21"/>
+          <w:szCs w:val="21"/>
+        </w:rPr>
+        <w:t xml:space="preserve">The main landing page after login. Shows all tasks assigned to the current user across every project. This is the personal task hub.</w:t>
+      </w:r>
+    </w:p>
+    <w:p>
+      <w:pPr>
+        <w:spacing w:after="80"/>
+      </w:pPr>
+    </w:p>
+    <w:p>
+      <w:pPr>
+        <w:spacing w:after="120"/>
+      </w:pPr>
+      <w:r>
+        <w:rPr>
+          <w:rFonts w:ascii="Arial" w:cs="Arial" w:eastAsia="Arial" w:hAnsi="Arial"/>
+          <w:color w:val="1F2937"/>
+          <w:sz w:val="21"/>
+          <w:szCs w:val="21"/>
+        </w:rPr>
+        <w:t xml:space="preserve">What you see:</w:t>
+      </w:r>
+    </w:p>
+    <w:p>
+      <w:pPr>
+        <w:pStyle w:val="ListParagraph"/>
+        <w:numPr>
+          <w:ilvl w:val="0"/>
+          <w:numId w:val="2"/>
+        </w:numPr>
+      </w:pPr>
+      <w:r>
+        <w:rPr>
+          <w:rFonts w:ascii="Arial" w:cs="Arial" w:eastAsia="Arial" w:hAnsi="Arial"/>
+          <w:sz w:val="21"/>
+          <w:szCs w:val="21"/>
+        </w:rPr>
+        <w:t xml:space="preserve">Sidebar (left) — navigation, projects, team tools</w:t>
+      </w:r>
+    </w:p>
+    <w:p>
+      <w:pPr>
+        <w:pStyle w:val="ListParagraph"/>
+        <w:numPr>
+          <w:ilvl w:val="0"/>
+          <w:numId w:val="2"/>
+        </w:numPr>
+      </w:pPr>
+      <w:r>
+        <w:rPr>
+          <w:rFonts w:ascii="Arial" w:cs="Arial" w:eastAsia="Arial" w:hAnsi="Arial"/>
+          <w:sz w:val="21"/>
+          <w:szCs w:val="21"/>
+        </w:rPr>
+        <w:t xml:space="preserve">Header (top) — search, theme toggle, notifications bell, chat toggle</w:t>
+      </w:r>
+    </w:p>
+    <w:p>
+      <w:pPr>
+        <w:pStyle w:val="ListParagraph"/>
+        <w:numPr>
+          <w:ilvl w:val="0"/>
+          <w:numId w:val="2"/>
+        </w:numPr>
+      </w:pPr>
+      <w:r>
+        <w:rPr>
+          <w:rFonts w:ascii="Arial" w:cs="Arial" w:eastAsia="Arial" w:hAnsi="Arial"/>
+          <w:sz w:val="21"/>
+          <w:szCs w:val="21"/>
+        </w:rPr>
+        <w:t xml:space="preserve">View tabs — List, Board, Calendar, Gantt</w:t>
+      </w:r>
+    </w:p>
+    <w:p>
+      <w:pPr>
+        <w:pStyle w:val="ListParagraph"/>
+        <w:numPr>
+          <w:ilvl w:val="0"/>
+          <w:numId w:val="2"/>
+        </w:numPr>
+      </w:pPr>
+      <w:r>
+        <w:rPr>
+          <w:rFonts w:ascii="Arial" w:cs="Arial" w:eastAsia="Arial" w:hAnsi="Arial"/>
+          <w:sz w:val="21"/>
+          <w:szCs w:val="21"/>
+        </w:rPr>
+        <w:t xml:space="preserve">Filter bar — search, status, priority, sort</w:t>
+      </w:r>
+    </w:p>
+    <w:p>
+      <w:pPr>
+        <w:pStyle w:val="ListParagraph"/>
+        <w:numPr>
+          <w:ilvl w:val="0"/>
+          <w:numId w:val="2"/>
+        </w:numPr>
+      </w:pPr>
+      <w:r>
+        <w:rPr>
+          <w:rFonts w:ascii="Arial" w:cs="Arial" w:eastAsia="Arial" w:hAnsi="Arial"/>
+          <w:sz w:val="21"/>
+          <w:szCs w:val="21"/>
+        </w:rPr>
+        <w:t xml:space="preserve">Quick-add bar — type a task name and press Enter</w:t>
+      </w:r>
+    </w:p>
+    <w:p>
+      <w:pPr>
+        <w:pStyle w:val="ListParagraph"/>
+        <w:numPr>
+          <w:ilvl w:val="0"/>
+          <w:numId w:val="2"/>
+        </w:numPr>
+      </w:pPr>
+      <w:r>
+        <w:rPr>
+          <w:rFonts w:ascii="Arial" w:cs="Arial" w:eastAsia="Arial" w:hAnsi="Arial"/>
+          <w:sz w:val="21"/>
+          <w:szCs w:val="21"/>
+        </w:rPr>
+        <w:t xml:space="preserve">Task list — grouped by status (To Do, In Progress, On Hold, Done)</w:t>
+      </w:r>
+    </w:p>
+    <w:p>
+      <w:pPr>
+        <w:spacing w:after="80" w:before="150"/>
+      </w:pPr>
+      <w:r>
+        <w:drawing>
+          <wp:inline distT="0" distB="0" distL="0" distR="0">
+            <wp:extent cx="5334000" cy="3333750"/>
+            <wp:effectExtent t="0" r="0" b="0" l="0"/>
+            <wp:docPr id="1" name="06_dashboard_list_view" descr="Dashboard — List View (default landing page)" title="Dashboard — List View (default landing page)"/>
+            <wp:cNvGraphicFramePr>
+              <a:graphicFrameLocks xmlns:a="http://schemas.openxmlformats.org/drawingml/2006/main" noChangeAspect="1"/>
+            </wp:cNvGraphicFramePr>
+            <a:graphic xmlns:a="http://schemas.openxmlformats.org/drawingml/2006/main">
+              <a:graphicData uri="http://schemas.openxmlformats.org/drawingml/2006/picture">
+                <pic:pic xmlns:pic="http://schemas.openxmlformats.org/drawingml/2006/picture">
+                  <pic:nvPicPr>
+                    <pic:cNvPr id="0" name="" descr=""/>
+                    <pic:cNvPicPr>
+                      <a:picLocks noChangeAspect="1" noChangeArrowheads="1"/>
+                    </pic:cNvPicPr>
+                  </pic:nvPicPr>
+                  <pic:blipFill>
+                    <a:blip r:embed="rId14" cstate="none"/>
+                    <a:srcRect/>
+                    <a:stretch>
+                      <a:fillRect/>
+                    </a:stretch>
+                  </pic:blipFill>
+                  <pic:spPr bwMode="auto">
+                    <a:xfrm>
+                      <a:off x="0" y="0"/>
+                      <a:ext cx="5334000" cy="3333750"/>
+                    </a:xfrm>
+                    <a:prstGeom prst="rect">
+                      <a:avLst/>
+                    </a:prstGeom>
+                  </pic:spPr>
+                </pic:pic>
+              </a:graphicData>
+            </a:graphic>
+          </wp:inline>
+        </w:drawing>
+      </w:r>
+    </w:p>
+    <w:p>
+      <w:pPr>
+        <w:spacing w:after="150"/>
+        <w:jc w:val="center"/>
+      </w:pPr>
+      <w:r>
+        <w:rPr>
+          <w:rFonts w:ascii="Arial" w:cs="Arial" w:eastAsia="Arial" w:hAnsi="Arial"/>
+          <w:i/>
+          <w:iCs/>
+          <w:color w:val="6B7280"/>
+          <w:sz w:val="18"/>
+          <w:szCs w:val="18"/>
+        </w:rPr>
+        <w:t xml:space="preserve">Dashboard — List View (default landing page)</w:t>
+      </w:r>
+    </w:p>
+    <w:p>
+      <w:r>
+        <w:br w:type="page"/>
+      </w:r>
+    </w:p>
+    <w:p>
+      <w:pPr>
+        <w:pStyle w:val="Heading2"/>
+        <w:spacing w:after="160" w:before="280"/>
+      </w:pPr>
+      <w:r>
+        <w:rPr>
+          <w:rFonts w:ascii="Arial" w:cs="Arial" w:eastAsia="Arial" w:hAnsi="Arial"/>
+          <w:b/>
+          <w:bCs/>
+          <w:color w:val="374151"/>
+          <w:sz w:val="26"/>
+          <w:szCs w:val="26"/>
+        </w:rPr>
+        <w:t xml:space="preserve">B1.4 The Four Task Views</w:t>
+      </w:r>
+    </w:p>
+    <w:p>
+      <w:pPr>
+        <w:spacing w:after="120"/>
+      </w:pPr>
+      <w:r>
+        <w:rPr>
+          <w:rFonts w:ascii="Arial" w:cs="Arial" w:eastAsia="Arial" w:hAnsi="Arial"/>
+          <w:color w:val="1F2937"/>
+          <w:sz w:val="21"/>
+          <w:szCs w:val="21"/>
+        </w:rPr>
+        <w:t xml:space="preserve">Users can switch between 4 ways of looking at their tasks. Each view shows the same data differently.</w:t>
+      </w:r>
+    </w:p>
+    <w:p>
+      <w:pPr>
+        <w:spacing w:after="80"/>
+      </w:pPr>
+    </w:p>
+    <w:p>
+      <w:pPr>
+        <w:spacing w:after="120" w:before="200"/>
+      </w:pPr>
+      <w:r>
+        <w:rPr>
+          <w:rFonts w:ascii="Arial" w:cs="Arial" w:eastAsia="Arial" w:hAnsi="Arial"/>
+          <w:b/>
+          <w:bCs/>
+          <w:color w:val="4F46E5"/>
+          <w:sz w:val="22"/>
+          <w:szCs w:val="22"/>
+        </w:rPr>
+        <w:t xml:space="preserve">List View</w:t>
+      </w:r>
+    </w:p>
+    <w:p>
+      <w:pPr>
+        <w:spacing w:after="120"/>
+      </w:pPr>
+      <w:r>
+        <w:rPr>
+          <w:rFonts w:ascii="Arial" w:cs="Arial" w:eastAsia="Arial" w:hAnsi="Arial"/>
+          <w:color w:val="1F2937"/>
+          <w:sz w:val="21"/>
+          <w:szCs w:val="21"/>
+        </w:rPr>
+        <w:t xml:space="preserve">Default view. Tasks in rows grouped by status. Each row shows priority dot, title, status badge, assignee avatars, due date, and sub-task count. Checkboxes on the left for bulk selection.</w:t>
+      </w:r>
+    </w:p>
+    <w:p>
+      <w:pPr>
+        <w:spacing w:after="80" w:before="150"/>
+      </w:pPr>
+      <w:r>
+        <w:drawing>
+          <wp:inline distT="0" distB="0" distL="0" distR="0">
+            <wp:extent cx="5334000" cy="3333750"/>
+            <wp:effectExtent t="0" r="0" b="0" l="0"/>
+            <wp:docPr id="1" name="06_dashboard_list_view" descr="List View — rows grouped by status" title="List View — rows grouped by status"/>
+            <wp:cNvGraphicFramePr>
+              <a:graphicFrameLocks xmlns:a="http://schemas.openxmlformats.org/drawingml/2006/main" noChangeAspect="1"/>
+            </wp:cNvGraphicFramePr>
+            <a:graphic xmlns:a="http://schemas.openxmlformats.org/drawingml/2006/main">
+              <a:graphicData uri="http://schemas.openxmlformats.org/drawingml/2006/picture">
+                <pic:pic xmlns:pic="http://schemas.openxmlformats.org/drawingml/2006/picture">
+                  <pic:nvPicPr>
+                    <pic:cNvPr id="0" name="" descr=""/>
+                    <pic:cNvPicPr>
+                      <a:picLocks noChangeAspect="1" noChangeArrowheads="1"/>
+                    </pic:cNvPicPr>
+                  </pic:nvPicPr>
+                  <pic:blipFill>
+                    <a:blip r:embed="rId14" cstate="none"/>
+                    <a:srcRect/>
+                    <a:stretch>
+                      <a:fillRect/>
+                    </a:stretch>
+                  </pic:blipFill>
+                  <pic:spPr bwMode="auto">
+                    <a:xfrm>
+                      <a:off x="0" y="0"/>
+                      <a:ext cx="5334000" cy="3333750"/>
+                    </a:xfrm>
+                    <a:prstGeom prst="rect">
+                      <a:avLst/>
+                    </a:prstGeom>
+                  </pic:spPr>
+                </pic:pic>
+              </a:graphicData>
+            </a:graphic>
+          </wp:inline>
+        </w:drawing>
+      </w:r>
+    </w:p>
+    <w:p>
+      <w:pPr>
+        <w:spacing w:after="150"/>
+        <w:jc w:val="center"/>
+      </w:pPr>
+      <w:r>
+        <w:rPr>
+          <w:rFonts w:ascii="Arial" w:cs="Arial" w:eastAsia="Arial" w:hAnsi="Arial"/>
+          <w:i/>
+          <w:iCs/>
+          <w:color w:val="6B7280"/>
+          <w:sz w:val="18"/>
+          <w:szCs w:val="18"/>
+        </w:rPr>
+        <w:t xml:space="preserve">List View — rows grouped by status</w:t>
+      </w:r>
+    </w:p>
+    <w:p>
+      <w:pPr>
+        <w:spacing w:after="80"/>
+      </w:pPr>
+    </w:p>
+    <w:p>
+      <w:pPr>
+        <w:spacing w:after="120" w:before="200"/>
+      </w:pPr>
+      <w:r>
+        <w:rPr>
+          <w:rFonts w:ascii="Arial" w:cs="Arial" w:eastAsia="Arial" w:hAnsi="Arial"/>
+          <w:b/>
+          <w:bCs/>
+          <w:color w:val="4F46E5"/>
+          <w:sz w:val="22"/>
+          <w:szCs w:val="22"/>
+        </w:rPr>
+        <w:t xml:space="preserve">Board View (Kanban)</w:t>
+      </w:r>
+    </w:p>
+    <w:p>
+      <w:pPr>
+        <w:spacing w:after="120"/>
+      </w:pPr>
+      <w:r>
+        <w:rPr>
+          <w:rFonts w:ascii="Arial" w:cs="Arial" w:eastAsia="Arial" w:hAnsi="Arial"/>
+          <w:color w:val="1F2937"/>
+          <w:sz w:val="21"/>
+          <w:szCs w:val="21"/>
+        </w:rPr>
+        <w:t xml:space="preserve">Tasks as cards in 4 columns: To Do, In Progress, On Hold, Done. Drag a card between columns to change its status.</w:t>
+      </w:r>
+    </w:p>
+    <w:p>
+      <w:pPr>
+        <w:spacing w:after="80" w:before="150"/>
+      </w:pPr>
+      <w:r>
+        <w:drawing>
+          <wp:inline distT="0" distB="0" distL="0" distR="0">
+            <wp:extent cx="5334000" cy="3333750"/>
+            <wp:effectExtent t="0" r="0" b="0" l="0"/>
+            <wp:docPr id="1" name="07_dashboard_board_view" descr="Board View — Kanban columns with drag-and-drop" title="Board View — Kanban columns with drag-and-drop"/>
+            <wp:cNvGraphicFramePr>
+              <a:graphicFrameLocks xmlns:a="http://schemas.openxmlformats.org/drawingml/2006/main" noChangeAspect="1"/>
+            </wp:cNvGraphicFramePr>
+            <a:graphic xmlns:a="http://schemas.openxmlformats.org/drawingml/2006/main">
+              <a:graphicData uri="http://schemas.openxmlformats.org/drawingml/2006/picture">
+                <pic:pic xmlns:pic="http://schemas.openxmlformats.org/drawingml/2006/picture">
+                  <pic:nvPicPr>
+                    <pic:cNvPr id="0" name="" descr=""/>
+                    <pic:cNvPicPr>
+                      <a:picLocks noChangeAspect="1" noChangeArrowheads="1"/>
+                    </pic:cNvPicPr>
+                  </pic:nvPicPr>
+                  <pic:blipFill>
+                    <a:blip r:embed="rId16" cstate="none"/>
+                    <a:srcRect/>
+                    <a:stretch>
+                      <a:fillRect/>
+                    </a:stretch>
+                  </pic:blipFill>
+                  <pic:spPr bwMode="auto">
+                    <a:xfrm>
+                      <a:off x="0" y="0"/>
+                      <a:ext cx="5334000" cy="3333750"/>
+                    </a:xfrm>
+                    <a:prstGeom prst="rect">
+                      <a:avLst/>
+                    </a:prstGeom>
+                  </pic:spPr>
+                </pic:pic>
+              </a:graphicData>
+            </a:graphic>
+          </wp:inline>
+        </w:drawing>
+      </w:r>
+    </w:p>
+    <w:p>
+      <w:pPr>
+        <w:spacing w:after="150"/>
+        <w:jc w:val="center"/>
+      </w:pPr>
+      <w:r>
+        <w:rPr>
+          <w:rFonts w:ascii="Arial" w:cs="Arial" w:eastAsia="Arial" w:hAnsi="Arial"/>
+          <w:i/>
+          <w:iCs/>
+          <w:color w:val="6B7280"/>
+          <w:sz w:val="18"/>
+          <w:szCs w:val="18"/>
+        </w:rPr>
+        <w:t xml:space="preserve">Board View — Kanban columns with drag-and-drop</w:t>
+      </w:r>
+    </w:p>
+    <w:p>
+      <w:pPr>
+        <w:spacing w:after="80"/>
+      </w:pPr>
+    </w:p>
+    <w:p>
+      <w:pPr>
+        <w:spacing w:after="120" w:before="200"/>
+      </w:pPr>
+      <w:r>
+        <w:rPr>
+          <w:rFonts w:ascii="Arial" w:cs="Arial" w:eastAsia="Arial" w:hAnsi="Arial"/>
+          <w:b/>
+          <w:bCs/>
+          <w:color w:val="4F46E5"/>
+          <w:sz w:val="22"/>
+          <w:szCs w:val="22"/>
+        </w:rPr>
+        <w:t xml:space="preserve">Calendar View</w:t>
+      </w:r>
+    </w:p>
+    <w:p>
+      <w:pPr>
+        <w:spacing w:after="120"/>
+      </w:pPr>
+      <w:r>
+        <w:rPr>
+          <w:rFonts w:ascii="Arial" w:cs="Arial" w:eastAsia="Arial" w:hAnsi="Arial"/>
+          <w:color w:val="1F2937"/>
+          <w:sz w:val="21"/>
+          <w:szCs w:val="21"/>
+        </w:rPr>
+        <w:t xml:space="preserve">Monthly calendar showing tasks as colored bars based on priority. Click a task to open details. In project pages, click an empty date to create a task on that day.</w:t>
+      </w:r>
+    </w:p>
+    <w:p>
+      <w:pPr>
+        <w:spacing w:after="80" w:before="150"/>
+      </w:pPr>
+      <w:r>
+        <w:drawing>
+          <wp:inline distT="0" distB="0" distL="0" distR="0">
+            <wp:extent cx="5334000" cy="3333750"/>
+            <wp:effectExtent t="0" r="0" b="0" l="0"/>
+            <wp:docPr id="1" name="08_dashboard_calendar_view" descr="Calendar View — tasks as colored bars by priority" title="Calendar View — tasks as colored bars by priority"/>
+            <wp:cNvGraphicFramePr>
+              <a:graphicFrameLocks xmlns:a="http://schemas.openxmlformats.org/drawingml/2006/main" noChangeAspect="1"/>
+            </wp:cNvGraphicFramePr>
+            <a:graphic xmlns:a="http://schemas.openxmlformats.org/drawingml/2006/main">
+              <a:graphicData uri="http://schemas.openxmlformats.org/drawingml/2006/picture">
+                <pic:pic xmlns:pic="http://schemas.openxmlformats.org/drawingml/2006/picture">
+                  <pic:nvPicPr>
+                    <pic:cNvPr id="0" name="" descr=""/>
+                    <pic:cNvPicPr>
+                      <a:picLocks noChangeAspect="1" noChangeArrowheads="1"/>
+                    </pic:cNvPicPr>
+                  </pic:nvPicPr>
+                  <pic:blipFill>
+                    <a:blip r:embed="rId17" cstate="none"/>
+                    <a:srcRect/>
+                    <a:stretch>
+                      <a:fillRect/>
+                    </a:stretch>
+                  </pic:blipFill>
+                  <pic:spPr bwMode="auto">
+                    <a:xfrm>
+                      <a:off x="0" y="0"/>
+                      <a:ext cx="5334000" cy="3333750"/>
+                    </a:xfrm>
+                    <a:prstGeom prst="rect">
+                      <a:avLst/>
+                    </a:prstGeom>
+                  </pic:spPr>
+                </pic:pic>
+              </a:graphicData>
+            </a:graphic>
+          </wp:inline>
+        </w:drawing>
+      </w:r>
+    </w:p>
+    <w:p>
+      <w:pPr>
+        <w:spacing w:after="150"/>
+        <w:jc w:val="center"/>
+      </w:pPr>
+      <w:r>
+        <w:rPr>
+          <w:rFonts w:ascii="Arial" w:cs="Arial" w:eastAsia="Arial" w:hAnsi="Arial"/>
+          <w:i/>
+          <w:iCs/>
+          <w:color w:val="6B7280"/>
+          <w:sz w:val="18"/>
+          <w:szCs w:val="18"/>
+        </w:rPr>
+        <w:t xml:space="preserve">Calendar View — tasks as colored bars by priority</w:t>
+      </w:r>
+    </w:p>
+    <w:p>
+      <w:pPr>
+        <w:spacing w:after="80"/>
+      </w:pPr>
+    </w:p>
+    <w:p>
+      <w:pPr>
+        <w:spacing w:after="120" w:before="200"/>
+      </w:pPr>
+      <w:r>
+        <w:rPr>
+          <w:rFonts w:ascii="Arial" w:cs="Arial" w:eastAsia="Arial" w:hAnsi="Arial"/>
+          <w:b/>
+          <w:bCs/>
+          <w:color w:val="4F46E5"/>
+          <w:sz w:val="22"/>
+          <w:szCs w:val="22"/>
+        </w:rPr>
+        <w:t xml:space="preserve">Gantt View</w:t>
+      </w:r>
+    </w:p>
+    <w:p>
+      <w:pPr>
+        <w:spacing w:after="120"/>
+      </w:pPr>
+      <w:r>
+        <w:rPr>
+          <w:rFonts w:ascii="Arial" w:cs="Arial" w:eastAsia="Arial" w:hAnsi="Arial"/>
+          <w:color w:val="1F2937"/>
+          <w:sz w:val="21"/>
+          <w:szCs w:val="21"/>
+        </w:rPr>
+        <w:t xml:space="preserve">Horizontal timeline showing task durations as bars. Arrows between bars show dependencies. Red vertical line marks today. Great for seeing overlaps and scheduling conflicts.</w:t>
+      </w:r>
+    </w:p>
+    <w:p>
+      <w:pPr>
+        <w:spacing w:after="80" w:before="150"/>
+      </w:pPr>
+      <w:r>
+        <w:drawing>
+          <wp:inline distT="0" distB="0" distL="0" distR="0">
+            <wp:extent cx="5334000" cy="3333750"/>
+            <wp:effectExtent t="0" r="0" b="0" l="0"/>
+            <wp:docPr id="1" name="09_dashboard_gantt_view" descr="Gantt View — timeline with dependency arrows" title="Gantt View — timeline with dependency arrows"/>
+            <wp:cNvGraphicFramePr>
+              <a:graphicFrameLocks xmlns:a="http://schemas.openxmlformats.org/drawingml/2006/main" noChangeAspect="1"/>
+            </wp:cNvGraphicFramePr>
+            <a:graphic xmlns:a="http://schemas.openxmlformats.org/drawingml/2006/main">
+              <a:graphicData uri="http://schemas.openxmlformats.org/drawingml/2006/picture">
+                <pic:pic xmlns:pic="http://schemas.openxmlformats.org/drawingml/2006/picture">
+                  <pic:nvPicPr>
+                    <pic:cNvPr id="0" name="" descr=""/>
+                    <pic:cNvPicPr>
+                      <a:picLocks noChangeAspect="1" noChangeArrowheads="1"/>
+                    </pic:cNvPicPr>
+                  </pic:nvPicPr>
+                  <pic:blipFill>
+                    <a:blip r:embed="rId18" cstate="none"/>
+                    <a:srcRect/>
+                    <a:stretch>
+                      <a:fillRect/>
+                    </a:stretch>
+                  </pic:blipFill>
+                  <pic:spPr bwMode="auto">
+                    <a:xfrm>
+                      <a:off x="0" y="0"/>
+                      <a:ext cx="5334000" cy="3333750"/>
+                    </a:xfrm>
+                    <a:prstGeom prst="rect">
+                      <a:avLst/>
+                    </a:prstGeom>
+                  </pic:spPr>
+                </pic:pic>
+              </a:graphicData>
+            </a:graphic>
+          </wp:inline>
+        </w:drawing>
+      </w:r>
+    </w:p>
+    <w:p>
+      <w:pPr>
+        <w:spacing w:after="150"/>
+        <w:jc w:val="center"/>
+      </w:pPr>
+      <w:r>
+        <w:rPr>
+          <w:rFonts w:ascii="Arial" w:cs="Arial" w:eastAsia="Arial" w:hAnsi="Arial"/>
+          <w:i/>
+          <w:iCs/>
+          <w:color w:val="6B7280"/>
+          <w:sz w:val="18"/>
+          <w:szCs w:val="18"/>
+        </w:rPr>
+        <w:t xml:space="preserve">Gantt View — timeline with dependency arrows</w:t>
+      </w:r>
+    </w:p>
+    <w:p>
+      <w:r>
+        <w:br w:type="page"/>
+      </w:r>
+    </w:p>
+    <w:p>
+      <w:pPr>
+        <w:pStyle w:val="Heading2"/>
+        <w:spacing w:after="160" w:before="280"/>
+      </w:pPr>
+      <w:r>
+        <w:rPr>
+          <w:rFonts w:ascii="Arial" w:cs="Arial" w:eastAsia="Arial" w:hAnsi="Arial"/>
+          <w:b/>
+          <w:bCs/>
+          <w:color w:val="374151"/>
+          <w:sz w:val="26"/>
+          <w:szCs w:val="26"/>
+        </w:rPr>
+        <w:t xml:space="preserve">B1.5 Task Detail Panel</w:t>
+      </w:r>
+    </w:p>
+    <w:p>
+      <w:pPr>
+        <w:spacing w:after="120"/>
+      </w:pPr>
+      <w:r>
+        <w:rPr>
+          <w:rFonts w:ascii="Arial" w:cs="Arial" w:eastAsia="Arial" w:hAnsi="Arial"/>
+          <w:color w:val="1F2937"/>
+          <w:sz w:val="21"/>
+          <w:szCs w:val="21"/>
+        </w:rPr>
+        <w:t xml:space="preserve">Clicking any task opens a slide-in panel on the right. This is where users edit everything about a task.</w:t>
+      </w:r>
+    </w:p>
+    <w:p>
+      <w:pPr>
+        <w:spacing w:after="80" w:before="150"/>
+      </w:pPr>
+      <w:r>
+        <w:drawing>
+          <wp:inline distT="0" distB="0" distL="0" distR="0">
+            <wp:extent cx="5334000" cy="3333750"/>
+            <wp:effectExtent t="0" r="0" b="0" l="0"/>
+            <wp:docPr id="1" name="11_task_detail_panel" descr="Task Detail — slide-in panel with all editable fields" title="Task Detail — slide-in panel with all editable fields"/>
+            <wp:cNvGraphicFramePr>
+              <a:graphicFrameLocks xmlns:a="http://schemas.openxmlformats.org/drawingml/2006/main" noChangeAspect="1"/>
+            </wp:cNvGraphicFramePr>
+            <a:graphic xmlns:a="http://schemas.openxmlformats.org/drawingml/2006/main">
+              <a:graphicData uri="http://schemas.openxmlformats.org/drawingml/2006/picture">
+                <pic:pic xmlns:pic="http://schemas.openxmlformats.org/drawingml/2006/picture">
+                  <pic:nvPicPr>
+                    <pic:cNvPr id="0" name="" descr=""/>
+                    <pic:cNvPicPr>
+                      <a:picLocks noChangeAspect="1" noChangeArrowheads="1"/>
+                    </pic:cNvPicPr>
+                  </pic:nvPicPr>
+                  <pic:blipFill>
+                    <a:blip r:embed="rId19" cstate="none"/>
+                    <a:srcRect/>
+                    <a:stretch>
+                      <a:fillRect/>
+                    </a:stretch>
+                  </pic:blipFill>
+                  <pic:spPr bwMode="auto">
+                    <a:xfrm>
+                      <a:off x="0" y="0"/>
+                      <a:ext cx="5334000" cy="3333750"/>
+                    </a:xfrm>
+                    <a:prstGeom prst="rect">
+                      <a:avLst/>
+                    </a:prstGeom>
+                  </pic:spPr>
+                </pic:pic>
+              </a:graphicData>
+            </a:graphic>
+          </wp:inline>
+        </w:drawing>
+      </w:r>
+    </w:p>
+    <w:p>
+      <w:pPr>
+        <w:spacing w:after="150"/>
+        <w:jc w:val="center"/>
+      </w:pPr>
+      <w:r>
+        <w:rPr>
+          <w:rFonts w:ascii="Arial" w:cs="Arial" w:eastAsia="Arial" w:hAnsi="Arial"/>
+          <w:i/>
+          <w:iCs/>
+          <w:color w:val="6B7280"/>
+          <w:sz w:val="18"/>
+          <w:szCs w:val="18"/>
+        </w:rPr>
+        <w:t xml:space="preserve">Task Detail — slide-in panel with all editable fields</w:t>
+      </w:r>
+    </w:p>
+    <w:p>
+      <w:pPr>
+        <w:spacing w:after="80"/>
+      </w:pPr>
+    </w:p>
+    <w:p>
+      <w:pPr>
+        <w:spacing w:after="120"/>
+      </w:pPr>
+      <w:r>
+        <w:rPr>
+          <w:rFonts w:ascii="Arial" w:cs="Arial" w:eastAsia="Arial" w:hAnsi="Arial"/>
+          <w:color w:val="1F2937"/>
+          <w:sz w:val="21"/>
+          <w:szCs w:val="21"/>
+        </w:rPr>
+        <w:t xml:space="preserve">Editable fields: title, status, priority, start/end dates, description, assignees (primary/secondary), dependencies, recurrence, sub-tasks, and comments.</w:t>
+      </w:r>
+    </w:p>
+    <w:p>
+      <w:pPr>
+        <w:spacing w:after="80"/>
+      </w:pPr>
+    </w:p>
+    <w:p>
+      <w:pPr>
+        <w:spacing w:after="120"/>
+      </w:pPr>
+      <w:r>
+        <w:rPr>
+          <w:rFonts w:ascii="Arial" w:cs="Arial" w:eastAsia="Arial" w:hAnsi="Arial"/>
+          <w:color w:val="1F2937"/>
+          <w:sz w:val="21"/>
+          <w:szCs w:val="21"/>
+        </w:rPr>
+        <w:t xml:space="preserve">Scrolling down reveals comments, dependencies, and the sub-task creation area:</w:t>
+      </w:r>
+    </w:p>
+    <w:p>
+      <w:pPr>
+        <w:spacing w:after="80" w:before="150"/>
+      </w:pPr>
+      <w:r>
+        <w:drawing>
+          <wp:inline distT="0" distB="0" distL="0" distR="0">
+            <wp:extent cx="5334000" cy="3333750"/>
+            <wp:effectExtent t="0" r="0" b="0" l="0"/>
+            <wp:docPr id="1" name="12_task_detail_bottom" descr="Task Detail — bottom section with comments and dependencies" title="Task Detail — bottom section with comments and dependencies"/>
+            <wp:cNvGraphicFramePr>
+              <a:graphicFrameLocks xmlns:a="http://schemas.openxmlformats.org/drawingml/2006/main" noChangeAspect="1"/>
+            </wp:cNvGraphicFramePr>
+            <a:graphic xmlns:a="http://schemas.openxmlformats.org/drawingml/2006/main">
+              <a:graphicData uri="http://schemas.openxmlformats.org/drawingml/2006/picture">
+                <pic:pic xmlns:pic="http://schemas.openxmlformats.org/drawingml/2006/picture">
+                  <pic:nvPicPr>
+                    <pic:cNvPr id="0" name="" descr=""/>
+                    <pic:cNvPicPr>
+                      <a:picLocks noChangeAspect="1" noChangeArrowheads="1"/>
+                    </pic:cNvPicPr>
+                  </pic:nvPicPr>
+                  <pic:blipFill>
+                    <a:blip r:embed="rId19" cstate="none"/>
+                    <a:srcRect/>
+                    <a:stretch>
+                      <a:fillRect/>
+                    </a:stretch>
+                  </pic:blipFill>
+                  <pic:spPr bwMode="auto">
+                    <a:xfrm>
+                      <a:off x="0" y="0"/>
+                      <a:ext cx="5334000" cy="3333750"/>
+                    </a:xfrm>
+                    <a:prstGeom prst="rect">
+                      <a:avLst/>
+                    </a:prstGeom>
+                  </pic:spPr>
+                </pic:pic>
+              </a:graphicData>
+            </a:graphic>
+          </wp:inline>
+        </w:drawing>
+      </w:r>
+    </w:p>
+    <w:p>
+      <w:pPr>
+        <w:spacing w:after="150"/>
+        <w:jc w:val="center"/>
+      </w:pPr>
+      <w:r>
+        <w:rPr>
+          <w:rFonts w:ascii="Arial" w:cs="Arial" w:eastAsia="Arial" w:hAnsi="Arial"/>
+          <w:i/>
+          <w:iCs/>
+          <w:color w:val="6B7280"/>
+          <w:sz w:val="18"/>
+          <w:szCs w:val="18"/>
+        </w:rPr>
+        <w:t xml:space="preserve">Task Detail — bottom section with comments and dependencies</w:t>
+      </w:r>
+    </w:p>
+    <w:p>
+      <w:r>
+        <w:br w:type="page"/>
+      </w:r>
+    </w:p>
+    <w:p>
+      <w:pPr>
+        <w:pStyle w:val="Heading2"/>
+        <w:spacing w:after="160" w:before="280"/>
+      </w:pPr>
+      <w:r>
+        <w:rPr>
+          <w:rFonts w:ascii="Arial" w:cs="Arial" w:eastAsia="Arial" w:hAnsi="Arial"/>
+          <w:b/>
+          <w:bCs/>
+          <w:color w:val="374151"/>
+          <w:sz w:val="26"/>
+          <w:szCs w:val="26"/>
+        </w:rPr>
+        <w:t xml:space="preserve">B1.6 Quick Add &amp; Filters</w:t>
+      </w:r>
+    </w:p>
+    <w:p>
+      <w:pPr>
+        <w:spacing w:after="120"/>
+      </w:pPr>
+      <w:r>
+        <w:rPr>
+          <w:rFonts w:ascii="Arial" w:cs="Arial" w:eastAsia="Arial" w:hAnsi="Arial"/>
+          <w:color w:val="1F2937"/>
+          <w:sz w:val="21"/>
+          <w:szCs w:val="21"/>
+        </w:rPr>
+        <w:t xml:space="preserve">The Quick Add bar lets users create tasks instantly by typing a name and pressing Enter. No modal, no form — just type and go.</w:t>
+      </w:r>
+    </w:p>
+    <w:p>
+      <w:pPr>
+        <w:spacing w:after="80" w:before="150"/>
+      </w:pPr>
+      <w:r>
+        <w:drawing>
+          <wp:inline distT="0" distB="0" distL="0" distR="0">
+            <wp:extent cx="5334000" cy="3333750"/>
+            <wp:effectExtent t="0" r="0" b="0" l="0"/>
+            <wp:docPr id="1" name="14_quick_add_task" descr="Quick Add — inline task creation" title="Quick Add — inline task creation"/>
+            <wp:cNvGraphicFramePr>
+              <a:graphicFrameLocks xmlns:a="http://schemas.openxmlformats.org/drawingml/2006/main" noChangeAspect="1"/>
+            </wp:cNvGraphicFramePr>
+            <a:graphic xmlns:a="http://schemas.openxmlformats.org/drawingml/2006/main">
+              <a:graphicData uri="http://schemas.openxmlformats.org/drawingml/2006/picture">
+                <pic:pic xmlns:pic="http://schemas.openxmlformats.org/drawingml/2006/picture">
+                  <pic:nvPicPr>
+                    <pic:cNvPr id="0" name="" descr=""/>
+                    <pic:cNvPicPr>
+                      <a:picLocks noChangeAspect="1" noChangeArrowheads="1"/>
+                    </pic:cNvPicPr>
+                  </pic:nvPicPr>
+                  <pic:blipFill>
+                    <a:blip r:embed="rId20" cstate="none"/>
+                    <a:srcRect/>
+                    <a:stretch>
+                      <a:fillRect/>
+                    </a:stretch>
+                  </pic:blipFill>
+                  <pic:spPr bwMode="auto">
+                    <a:xfrm>
+                      <a:off x="0" y="0"/>
+                      <a:ext cx="5334000" cy="3333750"/>
+                    </a:xfrm>
+                    <a:prstGeom prst="rect">
+                      <a:avLst/>
+                    </a:prstGeom>
+                  </pic:spPr>
+                </pic:pic>
+              </a:graphicData>
+            </a:graphic>
+          </wp:inline>
+        </w:drawing>
+      </w:r>
+    </w:p>
+    <w:p>
+      <w:pPr>
+        <w:spacing w:after="150"/>
+        <w:jc w:val="center"/>
+      </w:pPr>
+      <w:r>
+        <w:rPr>
+          <w:rFonts w:ascii="Arial" w:cs="Arial" w:eastAsia="Arial" w:hAnsi="Arial"/>
+          <w:i/>
+          <w:iCs/>
+          <w:color w:val="6B7280"/>
+          <w:sz w:val="18"/>
+          <w:szCs w:val="18"/>
+        </w:rPr>
+        <w:t xml:space="preserve">Quick Add — inline task creation</w:t>
+      </w:r>
+    </w:p>
+    <w:p>
+      <w:pPr>
+        <w:spacing w:after="80"/>
+      </w:pPr>
+    </w:p>
+    <w:p>
+      <w:pPr>
+        <w:spacing w:after="120"/>
+      </w:pPr>
+      <w:r>
+        <w:rPr>
+          <w:rFonts w:ascii="Arial" w:cs="Arial" w:eastAsia="Arial" w:hAnsi="Arial"/>
+          <w:color w:val="1F2937"/>
+          <w:sz w:val="21"/>
+          <w:szCs w:val="21"/>
+        </w:rPr>
+        <w:t xml:space="preserve">The filter bar narrows down visible tasks by keyword search, status, priority, assignee, and sort order:</w:t>
+      </w:r>
+    </w:p>
+    <w:p>
+      <w:pPr>
+        <w:spacing w:after="80" w:before="150"/>
+      </w:pPr>
+      <w:r>
+        <w:drawing>
+          <wp:inline distT="0" distB="0" distL="0" distR="0">
+            <wp:extent cx="5334000" cy="3333750"/>
+            <wp:effectExtent t="0" r="0" b="0" l="0"/>
+            <wp:docPr id="1" name="15_task_filters_bar" descr="Filter bar — search, status, priority, sort dropdowns" title="Filter bar — search, status, priority, sort dropdowns"/>
+            <wp:cNvGraphicFramePr>
+              <a:graphicFrameLocks xmlns:a="http://schemas.openxmlformats.org/drawingml/2006/main" noChangeAspect="1"/>
+            </wp:cNvGraphicFramePr>
+            <a:graphic xmlns:a="http://schemas.openxmlformats.org/drawingml/2006/main">
+              <a:graphicData uri="http://schemas.openxmlformats.org/drawingml/2006/picture">
+                <pic:pic xmlns:pic="http://schemas.openxmlformats.org/drawingml/2006/picture">
+                  <pic:nvPicPr>
+                    <pic:cNvPr id="0" name="" descr=""/>
+                    <pic:cNvPicPr>
+                      <a:picLocks noChangeAspect="1" noChangeArrowheads="1"/>
+                    </pic:cNvPicPr>
+                  </pic:nvPicPr>
+                  <pic:blipFill>
+                    <a:blip r:embed="rId21" cstate="none"/>
+                    <a:srcRect/>
+                    <a:stretch>
+                      <a:fillRect/>
+                    </a:stretch>
+                  </pic:blipFill>
+                  <pic:spPr bwMode="auto">
+                    <a:xfrm>
+                      <a:off x="0" y="0"/>
+                      <a:ext cx="5334000" cy="3333750"/>
+                    </a:xfrm>
+                    <a:prstGeom prst="rect">
+                      <a:avLst/>
+                    </a:prstGeom>
+                  </pic:spPr>
+                </pic:pic>
+              </a:graphicData>
+            </a:graphic>
+          </wp:inline>
+        </w:drawing>
+      </w:r>
+    </w:p>
+    <w:p>
+      <w:pPr>
+        <w:spacing w:after="150"/>
+        <w:jc w:val="center"/>
+      </w:pPr>
+      <w:r>
+        <w:rPr>
+          <w:rFonts w:ascii="Arial" w:cs="Arial" w:eastAsia="Arial" w:hAnsi="Arial"/>
+          <w:i/>
+          <w:iCs/>
+          <w:color w:val="6B7280"/>
+          <w:sz w:val="18"/>
+          <w:szCs w:val="18"/>
+        </w:rPr>
+        <w:t xml:space="preserve">Filter bar — search, status, priority, sort dropdowns</w:t>
+      </w:r>
+    </w:p>
+    <w:p>
+      <w:pPr>
+        <w:spacing w:after="80"/>
+      </w:pPr>
+    </w:p>
+    <w:p>
+      <w:pPr>
+        <w:pStyle w:val="Heading2"/>
+        <w:spacing w:after="160" w:before="280"/>
+      </w:pPr>
+      <w:r>
+        <w:rPr>
+          <w:rFonts w:ascii="Arial" w:cs="Arial" w:eastAsia="Arial" w:hAnsi="Arial"/>
+          <w:b/>
+          <w:bCs/>
+          <w:color w:val="374151"/>
+          <w:sz w:val="26"/>
+          <w:szCs w:val="26"/>
+        </w:rPr>
+        <w:t xml:space="preserve">B1.7 Bulk Actions</w:t>
+      </w:r>
+    </w:p>
+    <w:p>
+      <w:pPr>
+        <w:spacing w:after="120"/>
+      </w:pPr>
+      <w:r>
+        <w:rPr>
+          <w:rFonts w:ascii="Arial" w:cs="Arial" w:eastAsia="Arial" w:hAnsi="Arial"/>
+          <w:color w:val="1F2937"/>
+          <w:sz w:val="21"/>
+          <w:szCs w:val="21"/>
+        </w:rPr>
+        <w:t xml:space="preserve">Select multiple tasks with checkboxes, then a floating toolbar appears at the bottom with options: change status, priority, assignee, shift dates, or delete.</w:t>
+      </w:r>
+    </w:p>
+    <w:p>
+      <w:pPr>
+        <w:spacing w:after="80" w:before="150"/>
+      </w:pPr>
+      <w:r>
+        <w:drawing>
+          <wp:inline distT="0" distB="0" distL="0" distR="0">
+            <wp:extent cx="5334000" cy="3333750"/>
+            <wp:effectExtent t="0" r="0" b="0" l="0"/>
+            <wp:docPr id="1" name="16_bulk_actions_toolbar" descr="Bulk Actions — 3 tasks selected, toolbar at bottom" title="Bulk Actions — 3 tasks selected, toolbar at bottom"/>
+            <wp:cNvGraphicFramePr>
+              <a:graphicFrameLocks xmlns:a="http://schemas.openxmlformats.org/drawingml/2006/main" noChangeAspect="1"/>
+            </wp:cNvGraphicFramePr>
+            <a:graphic xmlns:a="http://schemas.openxmlformats.org/drawingml/2006/main">
+              <a:graphicData uri="http://schemas.openxmlformats.org/drawingml/2006/picture">
+                <pic:pic xmlns:pic="http://schemas.openxmlformats.org/drawingml/2006/picture">
+                  <pic:nvPicPr>
+                    <pic:cNvPr id="0" name="" descr=""/>
+                    <pic:cNvPicPr>
+                      <a:picLocks noChangeAspect="1" noChangeArrowheads="1"/>
+                    </pic:cNvPicPr>
+                  </pic:nvPicPr>
+                  <pic:blipFill>
+                    <a:blip r:embed="rId22" cstate="none"/>
+                    <a:srcRect/>
+                    <a:stretch>
+                      <a:fillRect/>
+                    </a:stretch>
+                  </pic:blipFill>
+                  <pic:spPr bwMode="auto">
+                    <a:xfrm>
+                      <a:off x="0" y="0"/>
+                      <a:ext cx="5334000" cy="3333750"/>
+                    </a:xfrm>
+                    <a:prstGeom prst="rect">
+                      <a:avLst/>
+                    </a:prstGeom>
+                  </pic:spPr>
+                </pic:pic>
+              </a:graphicData>
+            </a:graphic>
+          </wp:inline>
+        </w:drawing>
+      </w:r>
+    </w:p>
+    <w:p>
+      <w:pPr>
+        <w:spacing w:after="150"/>
+        <w:jc w:val="center"/>
+      </w:pPr>
+      <w:r>
+        <w:rPr>
+          <w:rFonts w:ascii="Arial" w:cs="Arial" w:eastAsia="Arial" w:hAnsi="Arial"/>
+          <w:i/>
+          <w:iCs/>
+          <w:color w:val="6B7280"/>
+          <w:sz w:val="18"/>
+          <w:szCs w:val="18"/>
+        </w:rPr>
+        <w:t xml:space="preserve">Bulk Actions — 3 tasks selected, toolbar at bottom</w:t>
+      </w:r>
+    </w:p>
+    <w:p>
+      <w:r>
+        <w:br w:type="page"/>
+      </w:r>
+    </w:p>
+    <w:p>
+      <w:pPr>
+        <w:pStyle w:val="Heading2"/>
+        <w:spacing w:after="160" w:before="280"/>
+      </w:pPr>
+      <w:r>
+        <w:rPr>
+          <w:rFonts w:ascii="Arial" w:cs="Arial" w:eastAsia="Arial" w:hAnsi="Arial"/>
+          <w:b/>
+          <w:bCs/>
+          <w:color w:val="374151"/>
+          <w:sz w:val="26"/>
+          <w:szCs w:val="26"/>
+        </w:rPr>
+        <w:t xml:space="preserve">B1.8 Project Page</w:t>
+      </w:r>
+    </w:p>
+    <w:p>
+      <w:pPr>
+        <w:spacing w:after="120"/>
+      </w:pPr>
+      <w:r>
+        <w:rPr>
+          <w:rFonts w:ascii="Arial" w:cs="Arial" w:eastAsia="Arial" w:hAnsi="Arial"/>
+          <w:color w:val="1F2937"/>
+          <w:sz w:val="21"/>
+          <w:szCs w:val="21"/>
+        </w:rPr>
+        <w:t xml:space="preserve">Each project has its own page showing only that project’s tasks. Same 4 views available. Shows project name, emoji, status badge, progress bar, and date range.</w:t>
+      </w:r>
+    </w:p>
+    <w:p>
+      <w:pPr>
+        <w:spacing w:after="80" w:before="150"/>
+      </w:pPr>
+      <w:r>
+        <w:drawing>
+          <wp:inline distT="0" distB="0" distL="0" distR="0">
+            <wp:extent cx="5334000" cy="3333750"/>
+            <wp:effectExtent t="0" r="0" b="0" l="0"/>
+            <wp:docPr id="1" name="17_project_page_list" descr="Project Page — List View" title="Project Page — List View"/>
+            <wp:cNvGraphicFramePr>
+              <a:graphicFrameLocks xmlns:a="http://schemas.openxmlformats.org/drawingml/2006/main" noChangeAspect="1"/>
+            </wp:cNvGraphicFramePr>
+            <a:graphic xmlns:a="http://schemas.openxmlformats.org/drawingml/2006/main">
+              <a:graphicData uri="http://schemas.openxmlformats.org/drawingml/2006/picture">
+                <pic:pic xmlns:pic="http://schemas.openxmlformats.org/drawingml/2006/picture">
+                  <pic:nvPicPr>
+                    <pic:cNvPr id="0" name="" descr=""/>
+                    <pic:cNvPicPr>
+                      <a:picLocks noChangeAspect="1" noChangeArrowheads="1"/>
+                    </pic:cNvPicPr>
+                  </pic:nvPicPr>
+                  <pic:blipFill>
+                    <a:blip r:embed="rId23" cstate="none"/>
+                    <a:srcRect/>
+                    <a:stretch>
+                      <a:fillRect/>
+                    </a:stretch>
+                  </pic:blipFill>
+                  <pic:spPr bwMode="auto">
+                    <a:xfrm>
+                      <a:off x="0" y="0"/>
+                      <a:ext cx="5334000" cy="3333750"/>
+                    </a:xfrm>
+                    <a:prstGeom prst="rect">
+                      <a:avLst/>
+                    </a:prstGeom>
+                  </pic:spPr>
+                </pic:pic>
+              </a:graphicData>
+            </a:graphic>
+          </wp:inline>
+        </w:drawing>
+      </w:r>
+    </w:p>
+    <w:p>
+      <w:pPr>
+        <w:spacing w:after="150"/>
+        <w:jc w:val="center"/>
+      </w:pPr>
+      <w:r>
+        <w:rPr>
+          <w:rFonts w:ascii="Arial" w:cs="Arial" w:eastAsia="Arial" w:hAnsi="Arial"/>
+          <w:i/>
+          <w:iCs/>
+          <w:color w:val="6B7280"/>
+          <w:sz w:val="18"/>
+          <w:szCs w:val="18"/>
+        </w:rPr>
+        <w:t xml:space="preserve">Project Page — List View</w:t>
+      </w:r>
+    </w:p>
+    <w:p>
+      <w:pPr>
+        <w:spacing w:after="80" w:before="150"/>
+      </w:pPr>
+      <w:r>
+        <w:drawing>
+          <wp:inline distT="0" distB="0" distL="0" distR="0">
+            <wp:extent cx="5334000" cy="3333750"/>
+            <wp:effectExtent t="0" r="0" b="0" l="0"/>
+            <wp:docPr id="1" name="18_project_board_view" descr="Project Page — Kanban Board" title="Project Page — Kanban Board"/>
+            <wp:cNvGraphicFramePr>
+              <a:graphicFrameLocks xmlns:a="http://schemas.openxmlformats.org/drawingml/2006/main" noChangeAspect="1"/>
+            </wp:cNvGraphicFramePr>
+            <a:graphic xmlns:a="http://schemas.openxmlformats.org/drawingml/2006/main">
+              <a:graphicData uri="http://schemas.openxmlformats.org/drawingml/2006/picture">
+                <pic:pic xmlns:pic="http://schemas.openxmlformats.org/drawingml/2006/picture">
+                  <pic:nvPicPr>
+                    <pic:cNvPr id="0" name="" descr=""/>
+                    <pic:cNvPicPr>
+                      <a:picLocks noChangeAspect="1" noChangeArrowheads="1"/>
+                    </pic:cNvPicPr>
+                  </pic:nvPicPr>
+                  <pic:blipFill>
+                    <a:blip r:embed="rId24" cstate="none"/>
+                    <a:srcRect/>
+                    <a:stretch>
+                      <a:fillRect/>
+                    </a:stretch>
+                  </pic:blipFill>
+                  <pic:spPr bwMode="auto">
+                    <a:xfrm>
+                      <a:off x="0" y="0"/>
+                      <a:ext cx="5334000" cy="3333750"/>
+                    </a:xfrm>
+                    <a:prstGeom prst="rect">
+                      <a:avLst/>
+                    </a:prstGeom>
+                  </pic:spPr>
+                </pic:pic>
+              </a:graphicData>
+            </a:graphic>
+          </wp:inline>
+        </w:drawing>
+      </w:r>
+    </w:p>
+    <w:p>
+      <w:pPr>
+        <w:spacing w:after="150"/>
+        <w:jc w:val="center"/>
+      </w:pPr>
+      <w:r>
+        <w:rPr>
+          <w:rFonts w:ascii="Arial" w:cs="Arial" w:eastAsia="Arial" w:hAnsi="Arial"/>
+          <w:i/>
+          <w:iCs/>
+          <w:color w:val="6B7280"/>
+          <w:sz w:val="18"/>
+          <w:szCs w:val="18"/>
+        </w:rPr>
+        <w:t xml:space="preserve">Project Page — Kanban Board</w:t>
+      </w:r>
+    </w:p>
+    <w:p>
+      <w:pPr>
+        <w:spacing w:after="80" w:before="150"/>
+      </w:pPr>
+      <w:r>
+        <w:drawing>
+          <wp:inline distT="0" distB="0" distL="0" distR="0">
+            <wp:extent cx="5334000" cy="3333750"/>
+            <wp:effectExtent t="0" r="0" b="0" l="0"/>
+            <wp:docPr id="1" name="19_project_calendar_view" descr="Project Page — Calendar" title="Project Page — Calendar"/>
+            <wp:cNvGraphicFramePr>
+              <a:graphicFrameLocks xmlns:a="http://schemas.openxmlformats.org/drawingml/2006/main" noChangeAspect="1"/>
+            </wp:cNvGraphicFramePr>
+            <a:graphic xmlns:a="http://schemas.openxmlformats.org/drawingml/2006/main">
+              <a:graphicData uri="http://schemas.openxmlformats.org/drawingml/2006/picture">
+                <pic:pic xmlns:pic="http://schemas.openxmlformats.org/drawingml/2006/picture">
+                  <pic:nvPicPr>
+                    <pic:cNvPr id="0" name="" descr=""/>
+                    <pic:cNvPicPr>
+                      <a:picLocks noChangeAspect="1" noChangeArrowheads="1"/>
+                    </pic:cNvPicPr>
+                  </pic:nvPicPr>
+                  <pic:blipFill>
+                    <a:blip r:embed="rId25" cstate="none"/>
+                    <a:srcRect/>
+                    <a:stretch>
+                      <a:fillRect/>
+                    </a:stretch>
+                  </pic:blipFill>
+                  <pic:spPr bwMode="auto">
+                    <a:xfrm>
+                      <a:off x="0" y="0"/>
+                      <a:ext cx="5334000" cy="3333750"/>
+                    </a:xfrm>
+                    <a:prstGeom prst="rect">
+                      <a:avLst/>
+                    </a:prstGeom>
+                  </pic:spPr>
+                </pic:pic>
+              </a:graphicData>
+            </a:graphic>
+          </wp:inline>
+        </w:drawing>
+      </w:r>
+    </w:p>
+    <w:p>
+      <w:pPr>
+        <w:spacing w:after="150"/>
+        <w:jc w:val="center"/>
+      </w:pPr>
+      <w:r>
+        <w:rPr>
+          <w:rFonts w:ascii="Arial" w:cs="Arial" w:eastAsia="Arial" w:hAnsi="Arial"/>
+          <w:i/>
+          <w:iCs/>
+          <w:color w:val="6B7280"/>
+          <w:sz w:val="18"/>
+          <w:szCs w:val="18"/>
+        </w:rPr>
+        <w:t xml:space="preserve">Project Page — Calendar</w:t>
+      </w:r>
+    </w:p>
+    <w:p>
+      <w:pPr>
+        <w:spacing w:after="80" w:before="150"/>
+      </w:pPr>
+      <w:r>
+        <w:drawing>
+          <wp:inline distT="0" distB="0" distL="0" distR="0">
+            <wp:extent cx="5334000" cy="3333750"/>
+            <wp:effectExtent t="0" r="0" b="0" l="0"/>
+            <wp:docPr id="1" name="20_project_gantt_view" descr="Project Page — Gantt Chart" title="Project Page — Gantt Chart"/>
+            <wp:cNvGraphicFramePr>
+              <a:graphicFrameLocks xmlns:a="http://schemas.openxmlformats.org/drawingml/2006/main" noChangeAspect="1"/>
+            </wp:cNvGraphicFramePr>
+            <a:graphic xmlns:a="http://schemas.openxmlformats.org/drawingml/2006/main">
+              <a:graphicData uri="http://schemas.openxmlformats.org/drawingml/2006/picture">
+                <pic:pic xmlns:pic="http://schemas.openxmlformats.org/drawingml/2006/picture">
+                  <pic:nvPicPr>
+                    <pic:cNvPr id="0" name="" descr=""/>
+                    <pic:cNvPicPr>
+                      <a:picLocks noChangeAspect="1" noChangeArrowheads="1"/>
+                    </pic:cNvPicPr>
+                  </pic:nvPicPr>
+                  <pic:blipFill>
+                    <a:blip r:embed="rId26" cstate="none"/>
+                    <a:srcRect/>
+                    <a:stretch>
+                      <a:fillRect/>
+                    </a:stretch>
+                  </pic:blipFill>
+                  <pic:spPr bwMode="auto">
+                    <a:xfrm>
+                      <a:off x="0" y="0"/>
+                      <a:ext cx="5334000" cy="3333750"/>
+                    </a:xfrm>
+                    <a:prstGeom prst="rect">
+                      <a:avLst/>
+                    </a:prstGeom>
+                  </pic:spPr>
+                </pic:pic>
+              </a:graphicData>
+            </a:graphic>
+          </wp:inline>
+        </w:drawing>
+      </w:r>
+    </w:p>
+    <w:p>
+      <w:pPr>
+        <w:spacing w:after="150"/>
+        <w:jc w:val="center"/>
+      </w:pPr>
+      <w:r>
+        <w:rPr>
+          <w:rFonts w:ascii="Arial" w:cs="Arial" w:eastAsia="Arial" w:hAnsi="Arial"/>
+          <w:i/>
+          <w:iCs/>
+          <w:color w:val="6B7280"/>
+          <w:sz w:val="18"/>
+          <w:szCs w:val="18"/>
+        </w:rPr>
+        <w:t xml:space="preserve">Project Page — Gantt Chart</w:t>
+      </w:r>
+    </w:p>
+    <w:p>
+      <w:r>
+        <w:br w:type="page"/>
+      </w:r>
+    </w:p>
+    <w:p>
+      <w:pPr>
+        <w:pStyle w:val="Heading2"/>
+        <w:spacing w:after="160" w:before="280"/>
+      </w:pPr>
+      <w:r>
+        <w:rPr>
+          <w:rFonts w:ascii="Arial" w:cs="Arial" w:eastAsia="Arial" w:hAnsi="Arial"/>
+          <w:b/>
+          <w:bCs/>
+          <w:color w:val="374151"/>
+          <w:sz w:val="26"/>
+          <w:szCs w:val="26"/>
+        </w:rPr>
+        <w:t xml:space="preserve">B1.9 Team Dashboard</w:t>
+      </w:r>
+    </w:p>
+    <w:p>
+      <w:pPr>
+        <w:spacing w:after="120"/>
+      </w:pPr>
+      <w:r>
+        <w:rPr>
+          <w:rFonts w:ascii="Arial" w:cs="Arial" w:eastAsia="Arial" w:hAnsi="Arial"/>
+          <w:color w:val="1F2937"/>
+          <w:sz w:val="21"/>
+          <w:szCs w:val="21"/>
+        </w:rPr>
+        <w:t xml:space="preserve">Bird’s-eye view of all team work. Shows stat cards (Total Tasks, In Progress, Overdue, Done This Week) and all tasks across every project. Has an extra "Assignee" filter to see a specific person’s workload.</w:t>
+      </w:r>
+    </w:p>
+    <w:p>
+      <w:pPr>
+        <w:spacing w:after="80" w:before="150"/>
+      </w:pPr>
+      <w:r>
+        <w:drawing>
+          <wp:inline distT="0" distB="0" distL="0" distR="0">
+            <wp:extent cx="5334000" cy="3333750"/>
+            <wp:effectExtent t="0" r="0" b="0" l="0"/>
+            <wp:docPr id="1" name="21_team_dashboard" descr="Team Dashboard — team-wide task overview" title="Team Dashboard — team-wide task overview"/>
+            <wp:cNvGraphicFramePr>
+              <a:graphicFrameLocks xmlns:a="http://schemas.openxmlformats.org/drawingml/2006/main" noChangeAspect="1"/>
+            </wp:cNvGraphicFramePr>
+            <a:graphic xmlns:a="http://schemas.openxmlformats.org/drawingml/2006/main">
+              <a:graphicData uri="http://schemas.openxmlformats.org/drawingml/2006/picture">
+                <pic:pic xmlns:pic="http://schemas.openxmlformats.org/drawingml/2006/picture">
+                  <pic:nvPicPr>
+                    <pic:cNvPr id="0" name="" descr=""/>
+                    <pic:cNvPicPr>
+                      <a:picLocks noChangeAspect="1" noChangeArrowheads="1"/>
+                    </pic:cNvPicPr>
+                  </pic:nvPicPr>
+                  <pic:blipFill>
+                    <a:blip r:embed="rId27" cstate="none"/>
+                    <a:srcRect/>
+                    <a:stretch>
+                      <a:fillRect/>
+                    </a:stretch>
+                  </pic:blipFill>
+                  <pic:spPr bwMode="auto">
+                    <a:xfrm>
+                      <a:off x="0" y="0"/>
+                      <a:ext cx="5334000" cy="3333750"/>
+                    </a:xfrm>
+                    <a:prstGeom prst="rect">
+                      <a:avLst/>
+                    </a:prstGeom>
+                  </pic:spPr>
+                </pic:pic>
+              </a:graphicData>
+            </a:graphic>
+          </wp:inline>
+        </w:drawing>
+      </w:r>
+    </w:p>
+    <w:p>
+      <w:pPr>
+        <w:spacing w:after="150"/>
+        <w:jc w:val="center"/>
+      </w:pPr>
+      <w:r>
+        <w:rPr>
+          <w:rFonts w:ascii="Arial" w:cs="Arial" w:eastAsia="Arial" w:hAnsi="Arial"/>
+          <w:i/>
+          <w:iCs/>
+          <w:color w:val="6B7280"/>
+          <w:sz w:val="18"/>
+          <w:szCs w:val="18"/>
+        </w:rPr>
+        <w:t xml:space="preserve">Team Dashboard — team-wide task overview</w:t>
+      </w:r>
+    </w:p>
+    <w:p>
+      <w:pPr>
+        <w:spacing w:after="80"/>
+      </w:pPr>
+    </w:p>
+    <w:p>
+      <w:pPr>
+        <w:pStyle w:val="Heading2"/>
+        <w:spacing w:after="160" w:before="280"/>
+      </w:pPr>
+      <w:r>
+        <w:rPr>
+          <w:rFonts w:ascii="Arial" w:cs="Arial" w:eastAsia="Arial" w:hAnsi="Arial"/>
+          <w:b/>
+          <w:bCs/>
+          <w:color w:val="374151"/>
+          <w:sz w:val="26"/>
+          <w:szCs w:val="26"/>
+        </w:rPr>
+        <w:t xml:space="preserve">B1.10 Chat</w:t>
+      </w:r>
+    </w:p>
+    <w:p>
+      <w:pPr>
+        <w:spacing w:after="120"/>
+      </w:pPr>
+      <w:r>
+        <w:rPr>
+          <w:rFonts w:ascii="Arial" w:cs="Arial" w:eastAsia="Arial" w:hAnsi="Arial"/>
+          <w:color w:val="1F2937"/>
+          <w:sz w:val="21"/>
+          <w:szCs w:val="21"/>
+        </w:rPr>
+        <w:t xml:space="preserve">Real-time messaging without leaving the app. Supports direct (1-on-1), team, and group conversations. Messages update live via WebSocket.</w:t>
+      </w:r>
+    </w:p>
+    <w:p>
+      <w:pPr>
+        <w:spacing w:after="80" w:before="150"/>
+      </w:pPr>
+      <w:r>
+        <w:drawing>
+          <wp:inline distT="0" distB="0" distL="0" distR="0">
+            <wp:extent cx="5334000" cy="3333750"/>
+            <wp:effectExtent t="0" r="0" b="0" l="0"/>
+            <wp:docPr id="1" name="22_chat_panel" descr="Chat Panel — conversation list" title="Chat Panel — conversation list"/>
+            <wp:cNvGraphicFramePr>
+              <a:graphicFrameLocks xmlns:a="http://schemas.openxmlformats.org/drawingml/2006/main" noChangeAspect="1"/>
+            </wp:cNvGraphicFramePr>
+            <a:graphic xmlns:a="http://schemas.openxmlformats.org/drawingml/2006/main">
+              <a:graphicData uri="http://schemas.openxmlformats.org/drawingml/2006/picture">
+                <pic:pic xmlns:pic="http://schemas.openxmlformats.org/drawingml/2006/picture">
+                  <pic:nvPicPr>
+                    <pic:cNvPr id="0" name="" descr=""/>
+                    <pic:cNvPicPr>
+                      <a:picLocks noChangeAspect="1" noChangeArrowheads="1"/>
+                    </pic:cNvPicPr>
+                  </pic:nvPicPr>
+                  <pic:blipFill>
+                    <a:blip r:embed="rId28" cstate="none"/>
+                    <a:srcRect/>
+                    <a:stretch>
+                      <a:fillRect/>
+                    </a:stretch>
+                  </pic:blipFill>
+                  <pic:spPr bwMode="auto">
+                    <a:xfrm>
+                      <a:off x="0" y="0"/>
+                      <a:ext cx="5334000" cy="3333750"/>
+                    </a:xfrm>
+                    <a:prstGeom prst="rect">
+                      <a:avLst/>
+                    </a:prstGeom>
+                  </pic:spPr>
+                </pic:pic>
+              </a:graphicData>
+            </a:graphic>
+          </wp:inline>
+        </w:drawing>
+      </w:r>
+    </w:p>
+    <w:p>
+      <w:pPr>
+        <w:spacing w:after="150"/>
+        <w:jc w:val="center"/>
+      </w:pPr>
+      <w:r>
+        <w:rPr>
+          <w:rFonts w:ascii="Arial" w:cs="Arial" w:eastAsia="Arial" w:hAnsi="Arial"/>
+          <w:i/>
+          <w:iCs/>
+          <w:color w:val="6B7280"/>
+          <w:sz w:val="18"/>
+          <w:szCs w:val="18"/>
+        </w:rPr>
+        <w:t xml:space="preserve">Chat Panel — conversation list</w:t>
+      </w:r>
+    </w:p>
+    <w:p>
+      <w:pPr>
+        <w:spacing w:after="80" w:before="150"/>
+      </w:pPr>
+      <w:r>
+        <w:drawing>
+          <wp:inline distT="0" distB="0" distL="0" distR="0">
+            <wp:extent cx="5334000" cy="3333750"/>
+            <wp:effectExtent t="0" r="0" b="0" l="0"/>
+            <wp:docPr id="1" name="23_chat_conversation" descr="Chat — message thread" title="Chat — message thread"/>
+            <wp:cNvGraphicFramePr>
+              <a:graphicFrameLocks xmlns:a="http://schemas.openxmlformats.org/drawingml/2006/main" noChangeAspect="1"/>
+            </wp:cNvGraphicFramePr>
+            <a:graphic xmlns:a="http://schemas.openxmlformats.org/drawingml/2006/main">
+              <a:graphicData uri="http://schemas.openxmlformats.org/drawingml/2006/picture">
+                <pic:pic xmlns:pic="http://schemas.openxmlformats.org/drawingml/2006/picture">
+                  <pic:nvPicPr>
+                    <pic:cNvPr id="0" name="" descr=""/>
+                    <pic:cNvPicPr>
+                      <a:picLocks noChangeAspect="1" noChangeArrowheads="1"/>
+                    </pic:cNvPicPr>
+                  </pic:nvPicPr>
+                  <pic:blipFill>
+                    <a:blip r:embed="rId29" cstate="none"/>
+                    <a:srcRect/>
+                    <a:stretch>
+                      <a:fillRect/>
+                    </a:stretch>
+                  </pic:blipFill>
+                  <pic:spPr bwMode="auto">
+                    <a:xfrm>
+                      <a:off x="0" y="0"/>
+                      <a:ext cx="5334000" cy="3333750"/>
+                    </a:xfrm>
+                    <a:prstGeom prst="rect">
+                      <a:avLst/>
+                    </a:prstGeom>
+                  </pic:spPr>
+                </pic:pic>
+              </a:graphicData>
+            </a:graphic>
+          </wp:inline>
+        </w:drawing>
+      </w:r>
+    </w:p>
+    <w:p>
+      <w:pPr>
+        <w:spacing w:after="150"/>
+        <w:jc w:val="center"/>
+      </w:pPr>
+      <w:r>
+        <w:rPr>
+          <w:rFonts w:ascii="Arial" w:cs="Arial" w:eastAsia="Arial" w:hAnsi="Arial"/>
+          <w:i/>
+          <w:iCs/>
+          <w:color w:val="6B7280"/>
+          <w:sz w:val="18"/>
+          <w:szCs w:val="18"/>
+        </w:rPr>
+        <w:t xml:space="preserve">Chat — message thread</w:t>
+      </w:r>
+    </w:p>
+    <w:p>
+      <w:r>
+        <w:br w:type="page"/>
+      </w:r>
+    </w:p>
+    <w:p>
+      <w:pPr>
+        <w:pStyle w:val="Heading2"/>
+        <w:spacing w:after="160" w:before="280"/>
+      </w:pPr>
+      <w:r>
+        <w:rPr>
+          <w:rFonts w:ascii="Arial" w:cs="Arial" w:eastAsia="Arial" w:hAnsi="Arial"/>
+          <w:b/>
+          <w:bCs/>
+          <w:color w:val="374151"/>
+          <w:sz w:val="26"/>
+          <w:szCs w:val="26"/>
+        </w:rPr>
+        <w:t xml:space="preserve">B1.11 Notifications</w:t>
+      </w:r>
+    </w:p>
+    <w:p>
+      <w:pPr>
+        <w:spacing w:after="120"/>
+      </w:pPr>
+      <w:r>
+        <w:rPr>
+          <w:rFonts w:ascii="Arial" w:cs="Arial" w:eastAsia="Arial" w:hAnsi="Arial"/>
+          <w:color w:val="1F2937"/>
+          <w:sz w:val="21"/>
+          <w:szCs w:val="21"/>
+        </w:rPr>
+        <w:t xml:space="preserve">Bell icon in the header shows a red badge with unread count. Dropdown lists recent notifications. Click to mark as read and navigate to the related task.</w:t>
+      </w:r>
+    </w:p>
+    <w:p>
+      <w:pPr>
+        <w:spacing w:after="120"/>
+      </w:pPr>
+      <w:r>
+        <w:rPr>
+          <w:rFonts w:ascii="Arial" w:cs="Arial" w:eastAsia="Arial" w:hAnsi="Arial"/>
+          <w:color w:val="1F2937"/>
+          <w:sz w:val="21"/>
+          <w:szCs w:val="21"/>
+        </w:rPr>
+        <w:t xml:space="preserve">Triggers: task assigned to you, someone comments on your task, task status changes.</w:t>
+      </w:r>
+    </w:p>
+    <w:p>
+      <w:pPr>
+        <w:spacing w:after="80" w:before="150"/>
+      </w:pPr>
+      <w:r>
+        <w:drawing>
+          <wp:inline distT="0" distB="0" distL="0" distR="0">
+            <wp:extent cx="5334000" cy="3333750"/>
+            <wp:effectExtent t="0" r="0" b="0" l="0"/>
+            <wp:docPr id="1" name="24_notifications_dropdown" descr="Notifications dropdown — with unread badge" title="Notifications dropdown — with unread badge"/>
+            <wp:cNvGraphicFramePr>
+              <a:graphicFrameLocks xmlns:a="http://schemas.openxmlformats.org/drawingml/2006/main" noChangeAspect="1"/>
+            </wp:cNvGraphicFramePr>
+            <a:graphic xmlns:a="http://schemas.openxmlformats.org/drawingml/2006/main">
+              <a:graphicData uri="http://schemas.openxmlformats.org/drawingml/2006/picture">
+                <pic:pic xmlns:pic="http://schemas.openxmlformats.org/drawingml/2006/picture">
+                  <pic:nvPicPr>
+                    <pic:cNvPr id="0" name="" descr=""/>
+                    <pic:cNvPicPr>
+                      <a:picLocks noChangeAspect="1" noChangeArrowheads="1"/>
+                    </pic:cNvPicPr>
+                  </pic:nvPicPr>
+                  <pic:blipFill>
+                    <a:blip r:embed="rId30" cstate="none"/>
+                    <a:srcRect/>
+                    <a:stretch>
+                      <a:fillRect/>
+                    </a:stretch>
+                  </pic:blipFill>
+                  <pic:spPr bwMode="auto">
+                    <a:xfrm>
+                      <a:off x="0" y="0"/>
+                      <a:ext cx="5334000" cy="3333750"/>
+                    </a:xfrm>
+                    <a:prstGeom prst="rect">
+                      <a:avLst/>
+                    </a:prstGeom>
+                  </pic:spPr>
+                </pic:pic>
+              </a:graphicData>
+            </a:graphic>
+          </wp:inline>
+        </w:drawing>
+      </w:r>
+    </w:p>
+    <w:p>
+      <w:pPr>
+        <w:spacing w:after="150"/>
+        <w:jc w:val="center"/>
+      </w:pPr>
+      <w:r>
+        <w:rPr>
+          <w:rFonts w:ascii="Arial" w:cs="Arial" w:eastAsia="Arial" w:hAnsi="Arial"/>
+          <w:i/>
+          <w:iCs/>
+          <w:color w:val="6B7280"/>
+          <w:sz w:val="18"/>
+          <w:szCs w:val="18"/>
+        </w:rPr>
+        <w:t xml:space="preserve">Notifications dropdown — with unread badge</w:t>
+      </w:r>
+    </w:p>
+    <w:p>
+      <w:pPr>
+        <w:spacing w:after="80"/>
+      </w:pPr>
+    </w:p>
+    <w:p>
+      <w:pPr>
+        <w:pStyle w:val="Heading2"/>
+        <w:spacing w:after="160" w:before="280"/>
+      </w:pPr>
+      <w:r>
+        <w:rPr>
+          <w:rFonts w:ascii="Arial" w:cs="Arial" w:eastAsia="Arial" w:hAnsi="Arial"/>
+          <w:b/>
+          <w:bCs/>
+          <w:color w:val="374151"/>
+          <w:sz w:val="26"/>
+          <w:szCs w:val="26"/>
+        </w:rPr>
+        <w:t xml:space="preserve">B1.12 Command Palette &amp; Shortcuts</w:t>
+      </w:r>
+    </w:p>
+    <w:p>
+      <w:pPr>
+        <w:spacing w:after="120"/>
+      </w:pPr>
+      <w:r>
+        <w:rPr>
+          <w:rFonts w:ascii="Arial" w:cs="Arial" w:eastAsia="Arial" w:hAnsi="Arial"/>
+          <w:color w:val="1F2937"/>
+          <w:sz w:val="21"/>
+          <w:szCs w:val="21"/>
+        </w:rPr>
+        <w:t xml:space="preserve">Press Ctrl+K from anywhere to open a search/command palette. Search tasks by name, or use quick actions (new task, toggle theme, settings, trash).</w:t>
+      </w:r>
+    </w:p>
+    <w:p>
+      <w:pPr>
+        <w:spacing w:after="80" w:before="150"/>
+      </w:pPr>
+      <w:r>
+        <w:drawing>
+          <wp:inline distT="0" distB="0" distL="0" distR="0">
+            <wp:extent cx="5334000" cy="3333750"/>
+            <wp:effectExtent t="0" r="0" b="0" l="0"/>
+            <wp:docPr id="1" name="25_command_palette" descr="Command Palette — Ctrl+K search and quick actions" title="Command Palette — Ctrl+K search and quick actions"/>
+            <wp:cNvGraphicFramePr>
+              <a:graphicFrameLocks xmlns:a="http://schemas.openxmlformats.org/drawingml/2006/main" noChangeAspect="1"/>
+            </wp:cNvGraphicFramePr>
+            <a:graphic xmlns:a="http://schemas.openxmlformats.org/drawingml/2006/main">
+              <a:graphicData uri="http://schemas.openxmlformats.org/drawingml/2006/picture">
+                <pic:pic xmlns:pic="http://schemas.openxmlformats.org/drawingml/2006/picture">
+                  <pic:nvPicPr>
+                    <pic:cNvPr id="0" name="" descr=""/>
+                    <pic:cNvPicPr>
+                      <a:picLocks noChangeAspect="1" noChangeArrowheads="1"/>
+                    </pic:cNvPicPr>
+                  </pic:nvPicPr>
+                  <pic:blipFill>
+                    <a:blip r:embed="rId31" cstate="none"/>
+                    <a:srcRect/>
+                    <a:stretch>
+                      <a:fillRect/>
+                    </a:stretch>
+                  </pic:blipFill>
+                  <pic:spPr bwMode="auto">
+                    <a:xfrm>
+                      <a:off x="0" y="0"/>
+                      <a:ext cx="5334000" cy="3333750"/>
+                    </a:xfrm>
+                    <a:prstGeom prst="rect">
+                      <a:avLst/>
+                    </a:prstGeom>
+                  </pic:spPr>
+                </pic:pic>
+              </a:graphicData>
+            </a:graphic>
+          </wp:inline>
+        </w:drawing>
+      </w:r>
+    </w:p>
+    <w:p>
+      <w:pPr>
+        <w:spacing w:after="150"/>
+        <w:jc w:val="center"/>
+      </w:pPr>
+      <w:r>
+        <w:rPr>
+          <w:rFonts w:ascii="Arial" w:cs="Arial" w:eastAsia="Arial" w:hAnsi="Arial"/>
+          <w:i/>
+          <w:iCs/>
+          <w:color w:val="6B7280"/>
+          <w:sz w:val="18"/>
+          <w:szCs w:val="18"/>
+        </w:rPr>
+        <w:t xml:space="preserve">Command Palette — Ctrl+K search and quick actions</w:t>
+      </w:r>
+    </w:p>
+    <w:p>
+      <w:pPr>
+        <w:spacing w:after="80"/>
+      </w:pPr>
+    </w:p>
+    <w:p>
+      <w:pPr>
+        <w:spacing w:after="120"/>
+      </w:pPr>
+      <w:r>
+        <w:rPr>
+          <w:rFonts w:ascii="Arial" w:cs="Arial" w:eastAsia="Arial" w:hAnsi="Arial"/>
+          <w:color w:val="1F2937"/>
+          <w:sz w:val="21"/>
+          <w:szCs w:val="21"/>
+        </w:rPr>
+        <w:t xml:space="preserve">Press ? to see all keyboard shortcuts:</w:t>
+      </w:r>
+    </w:p>
+    <w:p>
+      <w:pPr>
+        <w:spacing w:after="80" w:before="150"/>
+      </w:pPr>
+      <w:r>
+        <w:drawing>
+          <wp:inline distT="0" distB="0" distL="0" distR="0">
+            <wp:extent cx="5334000" cy="3333750"/>
+            <wp:effectExtent t="0" r="0" b="0" l="0"/>
+            <wp:docPr id="1" name="26_keyboard_shortcuts" descr="Keyboard Shortcuts help modal" title="Keyboard Shortcuts help modal"/>
+            <wp:cNvGraphicFramePr>
+              <a:graphicFrameLocks xmlns:a="http://schemas.openxmlformats.org/drawingml/2006/main" noChangeAspect="1"/>
+            </wp:cNvGraphicFramePr>
+            <a:graphic xmlns:a="http://schemas.openxmlformats.org/drawingml/2006/main">
+              <a:graphicData uri="http://schemas.openxmlformats.org/drawingml/2006/picture">
+                <pic:pic xmlns:pic="http://schemas.openxmlformats.org/drawingml/2006/picture">
+                  <pic:nvPicPr>
+                    <pic:cNvPr id="0" name="" descr=""/>
+                    <pic:cNvPicPr>
+                      <a:picLocks noChangeAspect="1" noChangeArrowheads="1"/>
+                    </pic:cNvPicPr>
+                  </pic:nvPicPr>
+                  <pic:blipFill>
+                    <a:blip r:embed="rId32" cstate="none"/>
+                    <a:srcRect/>
+                    <a:stretch>
+                      <a:fillRect/>
+                    </a:stretch>
+                  </pic:blipFill>
+                  <pic:spPr bwMode="auto">
+                    <a:xfrm>
+                      <a:off x="0" y="0"/>
+                      <a:ext cx="5334000" cy="3333750"/>
+                    </a:xfrm>
+                    <a:prstGeom prst="rect">
+                      <a:avLst/>
+                    </a:prstGeom>
+                  </pic:spPr>
+                </pic:pic>
+              </a:graphicData>
+            </a:graphic>
+          </wp:inline>
+        </w:drawing>
+      </w:r>
+    </w:p>
+    <w:p>
+      <w:pPr>
+        <w:spacing w:after="150"/>
+        <w:jc w:val="center"/>
+      </w:pPr>
+      <w:r>
+        <w:rPr>
+          <w:rFonts w:ascii="Arial" w:cs="Arial" w:eastAsia="Arial" w:hAnsi="Arial"/>
+          <w:i/>
+          <w:iCs/>
+          <w:color w:val="6B7280"/>
+          <w:sz w:val="18"/>
+          <w:szCs w:val="18"/>
+        </w:rPr>
+        <w:t xml:space="preserve">Keyboard Shortcuts help modal</w:t>
+      </w:r>
+    </w:p>
+    <w:p>
+      <w:r>
+        <w:br w:type="page"/>
+      </w:r>
+    </w:p>
+    <w:p>
+      <w:pPr>
+        <w:pStyle w:val="Heading2"/>
+        <w:spacing w:after="160" w:before="280"/>
+      </w:pPr>
+      <w:r>
+        <w:rPr>
+          <w:rFonts w:ascii="Arial" w:cs="Arial" w:eastAsia="Arial" w:hAnsi="Arial"/>
+          <w:b/>
+          <w:bCs/>
+          <w:color w:val="374151"/>
+          <w:sz w:val="26"/>
+          <w:szCs w:val="26"/>
+        </w:rPr>
+        <w:t xml:space="preserve">B1.13 Admin Panel</w:t>
+      </w:r>
+    </w:p>
+    <w:p>
+      <w:pPr>
+        <w:spacing w:after="120"/>
+      </w:pPr>
+      <w:r>
+        <w:rPr>
+          <w:rFonts w:ascii="Arial" w:cs="Arial" w:eastAsia="Arial" w:hAnsi="Arial"/>
+          <w:color w:val="1F2937"/>
+          <w:sz w:val="21"/>
+          <w:szCs w:val="21"/>
+        </w:rPr>
+        <w:t xml:space="preserve">Only visible to admins. Three tabs: Members, Sub-Teams, Settings.</w:t>
+      </w:r>
+    </w:p>
+    <w:p>
+      <w:pPr>
+        <w:spacing w:after="80"/>
+      </w:pPr>
+    </w:p>
+    <w:p>
+      <w:pPr>
+        <w:spacing w:after="120" w:before="200"/>
+      </w:pPr>
+      <w:r>
+        <w:rPr>
+          <w:rFonts w:ascii="Arial" w:cs="Arial" w:eastAsia="Arial" w:hAnsi="Arial"/>
+          <w:b/>
+          <w:bCs/>
+          <w:color w:val="4F46E5"/>
+          <w:sz w:val="22"/>
+          <w:szCs w:val="22"/>
+        </w:rPr>
+        <w:t xml:space="preserve">Members Tab</w:t>
+      </w:r>
+    </w:p>
+    <w:p>
+      <w:pPr>
+        <w:spacing w:after="120"/>
+      </w:pPr>
+      <w:r>
+        <w:rPr>
+          <w:rFonts w:ascii="Arial" w:cs="Arial" w:eastAsia="Arial" w:hAnsi="Arial"/>
+          <w:color w:val="1F2937"/>
+          <w:sz w:val="21"/>
+          <w:szCs w:val="21"/>
+        </w:rPr>
+        <w:t xml:space="preserve">Lists all team members. Admins can change roles, set custom permissions (12 toggles), or remove members.</w:t>
+      </w:r>
+    </w:p>
+    <w:p>
+      <w:pPr>
+        <w:spacing w:after="80" w:before="150"/>
+      </w:pPr>
+      <w:r>
+        <w:drawing>
+          <wp:inline distT="0" distB="0" distL="0" distR="0">
+            <wp:extent cx="5334000" cy="3333750"/>
+            <wp:effectExtent t="0" r="0" b="0" l="0"/>
+            <wp:docPr id="1" name="27_admin_members" descr="Admin — Members tab" title="Admin — Members tab"/>
+            <wp:cNvGraphicFramePr>
+              <a:graphicFrameLocks xmlns:a="http://schemas.openxmlformats.org/drawingml/2006/main" noChangeAspect="1"/>
+            </wp:cNvGraphicFramePr>
+            <a:graphic xmlns:a="http://schemas.openxmlformats.org/drawingml/2006/main">
+              <a:graphicData uri="http://schemas.openxmlformats.org/drawingml/2006/picture">
+                <pic:pic xmlns:pic="http://schemas.openxmlformats.org/drawingml/2006/picture">
+                  <pic:nvPicPr>
+                    <pic:cNvPr id="0" name="" descr=""/>
+                    <pic:cNvPicPr>
+                      <a:picLocks noChangeAspect="1" noChangeArrowheads="1"/>
+                    </pic:cNvPicPr>
+                  </pic:nvPicPr>
+                  <pic:blipFill>
+                    <a:blip r:embed="rId33" cstate="none"/>
+                    <a:srcRect/>
+                    <a:stretch>
+                      <a:fillRect/>
+                    </a:stretch>
+                  </pic:blipFill>
+                  <pic:spPr bwMode="auto">
+                    <a:xfrm>
+                      <a:off x="0" y="0"/>
+                      <a:ext cx="5334000" cy="3333750"/>
+                    </a:xfrm>
+                    <a:prstGeom prst="rect">
+                      <a:avLst/>
+                    </a:prstGeom>
+                  </pic:spPr>
+                </pic:pic>
+              </a:graphicData>
+            </a:graphic>
+          </wp:inline>
+        </w:drawing>
+      </w:r>
+    </w:p>
+    <w:p>
+      <w:pPr>
+        <w:spacing w:after="150"/>
+        <w:jc w:val="center"/>
+      </w:pPr>
+      <w:r>
+        <w:rPr>
+          <w:rFonts w:ascii="Arial" w:cs="Arial" w:eastAsia="Arial" w:hAnsi="Arial"/>
+          <w:i/>
+          <w:iCs/>
+          <w:color w:val="6B7280"/>
+          <w:sz w:val="18"/>
+          <w:szCs w:val="18"/>
+        </w:rPr>
+        <w:t xml:space="preserve">Admin — Members tab</w:t>
+      </w:r>
+    </w:p>
+    <w:p>
+      <w:pPr>
+        <w:spacing w:after="80" w:before="150"/>
+      </w:pPr>
+      <w:r>
+        <w:drawing>
+          <wp:inline distT="0" distB="0" distL="0" distR="0">
+            <wp:extent cx="5334000" cy="3333750"/>
+            <wp:effectExtent t="0" r="0" b="0" l="0"/>
+            <wp:docPr id="1" name="28_admin_permissions_expanded" descr="Admin — Permission toggles expanded for a member" title="Admin — Permission toggles expanded for a member"/>
+            <wp:cNvGraphicFramePr>
+              <a:graphicFrameLocks xmlns:a="http://schemas.openxmlformats.org/drawingml/2006/main" noChangeAspect="1"/>
+            </wp:cNvGraphicFramePr>
+            <a:graphic xmlns:a="http://schemas.openxmlformats.org/drawingml/2006/main">
+              <a:graphicData uri="http://schemas.openxmlformats.org/drawingml/2006/picture">
+                <pic:pic xmlns:pic="http://schemas.openxmlformats.org/drawingml/2006/picture">
+                  <pic:nvPicPr>
+                    <pic:cNvPr id="0" name="" descr=""/>
+                    <pic:cNvPicPr>
+                      <a:picLocks noChangeAspect="1" noChangeArrowheads="1"/>
+                    </pic:cNvPicPr>
+                  </pic:nvPicPr>
+                  <pic:blipFill>
+                    <a:blip r:embed="rId34" cstate="none"/>
+                    <a:srcRect/>
+                    <a:stretch>
+                      <a:fillRect/>
+                    </a:stretch>
+                  </pic:blipFill>
+                  <pic:spPr bwMode="auto">
+                    <a:xfrm>
+                      <a:off x="0" y="0"/>
+                      <a:ext cx="5334000" cy="3333750"/>
+                    </a:xfrm>
+                    <a:prstGeom prst="rect">
+                      <a:avLst/>
+                    </a:prstGeom>
+                  </pic:spPr>
+                </pic:pic>
+              </a:graphicData>
+            </a:graphic>
+          </wp:inline>
+        </w:drawing>
+      </w:r>
+    </w:p>
+    <w:p>
+      <w:pPr>
+        <w:spacing w:after="150"/>
+        <w:jc w:val="center"/>
+      </w:pPr>
+      <w:r>
+        <w:rPr>
+          <w:rFonts w:ascii="Arial" w:cs="Arial" w:eastAsia="Arial" w:hAnsi="Arial"/>
+          <w:i/>
+          <w:iCs/>
+          <w:color w:val="6B7280"/>
+          <w:sz w:val="18"/>
+          <w:szCs w:val="18"/>
+        </w:rPr>
+        <w:t xml:space="preserve">Admin — Permission toggles expanded for a member</w:t>
+      </w:r>
+    </w:p>
+    <w:p>
+      <w:pPr>
+        <w:spacing w:after="80"/>
+      </w:pPr>
+    </w:p>
+    <w:p>
+      <w:pPr>
+        <w:spacing w:after="120" w:before="200"/>
+      </w:pPr>
+      <w:r>
+        <w:rPr>
+          <w:rFonts w:ascii="Arial" w:cs="Arial" w:eastAsia="Arial" w:hAnsi="Arial"/>
+          <w:b/>
+          <w:bCs/>
+          <w:color w:val="4F46E5"/>
+          <w:sz w:val="22"/>
+          <w:szCs w:val="22"/>
+        </w:rPr>
+        <w:t xml:space="preserve">Sub-Teams Tab</w:t>
+      </w:r>
+    </w:p>
+    <w:p>
+      <w:pPr>
+        <w:spacing w:after="120"/>
+      </w:pPr>
+      <w:r>
+        <w:rPr>
+          <w:rFonts w:ascii="Arial" w:cs="Arial" w:eastAsia="Arial" w:hAnsi="Arial"/>
+          <w:color w:val="1F2937"/>
+          <w:sz w:val="21"/>
+          <w:szCs w:val="21"/>
+        </w:rPr>
+        <w:t xml:space="preserve">Create smaller groups within the team (e.g., "Design Team"). Add/remove members via dropdown.</w:t>
+      </w:r>
+    </w:p>
+    <w:p>
+      <w:pPr>
+        <w:spacing w:after="80" w:before="150"/>
+      </w:pPr>
+      <w:r>
+        <w:drawing>
+          <wp:inline distT="0" distB="0" distL="0" distR="0">
+            <wp:extent cx="5334000" cy="3333750"/>
+            <wp:effectExtent t="0" r="0" b="0" l="0"/>
+            <wp:docPr id="1" name="29_admin_subteams" descr="Admin — Sub-Teams tab" title="Admin — Sub-Teams tab"/>
+            <wp:cNvGraphicFramePr>
+              <a:graphicFrameLocks xmlns:a="http://schemas.openxmlformats.org/drawingml/2006/main" noChangeAspect="1"/>
+            </wp:cNvGraphicFramePr>
+            <a:graphic xmlns:a="http://schemas.openxmlformats.org/drawingml/2006/main">
+              <a:graphicData uri="http://schemas.openxmlformats.org/drawingml/2006/picture">
+                <pic:pic xmlns:pic="http://schemas.openxmlformats.org/drawingml/2006/picture">
+                  <pic:nvPicPr>
+                    <pic:cNvPr id="0" name="" descr=""/>
+                    <pic:cNvPicPr>
+                      <a:picLocks noChangeAspect="1" noChangeArrowheads="1"/>
+                    </pic:cNvPicPr>
+                  </pic:nvPicPr>
+                  <pic:blipFill>
+                    <a:blip r:embed="rId35" cstate="none"/>
+                    <a:srcRect/>
+                    <a:stretch>
+                      <a:fillRect/>
+                    </a:stretch>
+                  </pic:blipFill>
+                  <pic:spPr bwMode="auto">
+                    <a:xfrm>
+                      <a:off x="0" y="0"/>
+                      <a:ext cx="5334000" cy="3333750"/>
+                    </a:xfrm>
+                    <a:prstGeom prst="rect">
+                      <a:avLst/>
+                    </a:prstGeom>
+                  </pic:spPr>
+                </pic:pic>
+              </a:graphicData>
+            </a:graphic>
+          </wp:inline>
+        </w:drawing>
+      </w:r>
+    </w:p>
+    <w:p>
+      <w:pPr>
+        <w:spacing w:after="150"/>
+        <w:jc w:val="center"/>
+      </w:pPr>
+      <w:r>
+        <w:rPr>
+          <w:rFonts w:ascii="Arial" w:cs="Arial" w:eastAsia="Arial" w:hAnsi="Arial"/>
+          <w:i/>
+          <w:iCs/>
+          <w:color w:val="6B7280"/>
+          <w:sz w:val="18"/>
+          <w:szCs w:val="18"/>
+        </w:rPr>
+        <w:t xml:space="preserve">Admin — Sub-Teams tab</w:t>
+      </w:r>
+    </w:p>
+    <w:p>
+      <w:pPr>
+        <w:spacing w:after="80"/>
+      </w:pPr>
+    </w:p>
+    <w:p>
+      <w:pPr>
+        <w:spacing w:after="120" w:before="200"/>
+      </w:pPr>
+      <w:r>
+        <w:rPr>
+          <w:rFonts w:ascii="Arial" w:cs="Arial" w:eastAsia="Arial" w:hAnsi="Arial"/>
+          <w:b/>
+          <w:bCs/>
+          <w:color w:val="4F46E5"/>
+          <w:sz w:val="22"/>
+          <w:szCs w:val="22"/>
+        </w:rPr>
+        <w:t xml:space="preserve">Settings Tab</w:t>
+      </w:r>
+    </w:p>
+    <w:p>
+      <w:pPr>
+        <w:spacing w:after="120"/>
+      </w:pPr>
+      <w:r>
+        <w:rPr>
+          <w:rFonts w:ascii="Arial" w:cs="Arial" w:eastAsia="Arial" w:hAnsi="Arial"/>
+          <w:color w:val="1F2937"/>
+          <w:sz w:val="21"/>
+          <w:szCs w:val="21"/>
+        </w:rPr>
+        <w:t xml:space="preserve">Change team name and description.</w:t>
+      </w:r>
+    </w:p>
+    <w:p>
+      <w:pPr>
+        <w:spacing w:after="80" w:before="150"/>
+      </w:pPr>
+      <w:r>
+        <w:drawing>
+          <wp:inline distT="0" distB="0" distL="0" distR="0">
+            <wp:extent cx="5334000" cy="3333750"/>
+            <wp:effectExtent t="0" r="0" b="0" l="0"/>
+            <wp:docPr id="1" name="30_admin_settings" descr="Admin — Settings tab" title="Admin — Settings tab"/>
+            <wp:cNvGraphicFramePr>
+              <a:graphicFrameLocks xmlns:a="http://schemas.openxmlformats.org/drawingml/2006/main" noChangeAspect="1"/>
+            </wp:cNvGraphicFramePr>
+            <a:graphic xmlns:a="http://schemas.openxmlformats.org/drawingml/2006/main">
+              <a:graphicData uri="http://schemas.openxmlformats.org/drawingml/2006/picture">
+                <pic:pic xmlns:pic="http://schemas.openxmlformats.org/drawingml/2006/picture">
+                  <pic:nvPicPr>
+                    <pic:cNvPr id="0" name="" descr=""/>
+                    <pic:cNvPicPr>
+                      <a:picLocks noChangeAspect="1" noChangeArrowheads="1"/>
+                    </pic:cNvPicPr>
+                  </pic:nvPicPr>
+                  <pic:blipFill>
+                    <a:blip r:embed="rId36" cstate="none"/>
+                    <a:srcRect/>
+                    <a:stretch>
+                      <a:fillRect/>
+                    </a:stretch>
+                  </pic:blipFill>
+                  <pic:spPr bwMode="auto">
+                    <a:xfrm>
+                      <a:off x="0" y="0"/>
+                      <a:ext cx="5334000" cy="3333750"/>
+                    </a:xfrm>
+                    <a:prstGeom prst="rect">
+                      <a:avLst/>
+                    </a:prstGeom>
+                  </pic:spPr>
+                </pic:pic>
+              </a:graphicData>
+            </a:graphic>
+          </wp:inline>
+        </w:drawing>
+      </w:r>
+    </w:p>
+    <w:p>
+      <w:pPr>
+        <w:spacing w:after="150"/>
+        <w:jc w:val="center"/>
+      </w:pPr>
+      <w:r>
+        <w:rPr>
+          <w:rFonts w:ascii="Arial" w:cs="Arial" w:eastAsia="Arial" w:hAnsi="Arial"/>
+          <w:i/>
+          <w:iCs/>
+          <w:color w:val="6B7280"/>
+          <w:sz w:val="18"/>
+          <w:szCs w:val="18"/>
+        </w:rPr>
+        <w:t xml:space="preserve">Admin — Settings tab</w:t>
+      </w:r>
+    </w:p>
+    <w:p>
+      <w:r>
+        <w:br w:type="page"/>
+      </w:r>
+    </w:p>
+    <w:p>
+      <w:pPr>
+        <w:pStyle w:val="Heading2"/>
+        <w:spacing w:after="160" w:before="280"/>
+      </w:pPr>
+      <w:r>
+        <w:rPr>
+          <w:rFonts w:ascii="Arial" w:cs="Arial" w:eastAsia="Arial" w:hAnsi="Arial"/>
+          <w:b/>
+          <w:bCs/>
+          <w:color w:val="374151"/>
+          <w:sz w:val="26"/>
+          <w:szCs w:val="26"/>
+        </w:rPr>
+        <w:t xml:space="preserve">B1.14 Profile &amp; Settings</w:t>
+      </w:r>
+    </w:p>
+    <w:p>
+      <w:pPr>
+        <w:spacing w:after="120"/>
+      </w:pPr>
+      <w:r>
+        <w:rPr>
+          <w:rFonts w:ascii="Arial" w:cs="Arial" w:eastAsia="Arial" w:hAnsi="Arial"/>
+          <w:color w:val="1F2937"/>
+          <w:sz w:val="21"/>
+          <w:szCs w:val="21"/>
+        </w:rPr>
+        <w:t xml:space="preserve">Users can edit their name, change the theme (Light/Dark/System), and configure notification preferences with quiet hours.</w:t>
+      </w:r>
+    </w:p>
+    <w:p>
+      <w:pPr>
+        <w:spacing w:after="80" w:before="150"/>
+      </w:pPr>
+      <w:r>
+        <w:drawing>
+          <wp:inline distT="0" distB="0" distL="0" distR="0">
+            <wp:extent cx="5334000" cy="3333750"/>
+            <wp:effectExtent t="0" r="0" b="0" l="0"/>
+            <wp:docPr id="1" name="31_profile_page" descr="Profile Page — name, theme, and settings" title="Profile Page — name, theme, and settings"/>
+            <wp:cNvGraphicFramePr>
+              <a:graphicFrameLocks xmlns:a="http://schemas.openxmlformats.org/drawingml/2006/main" noChangeAspect="1"/>
+            </wp:cNvGraphicFramePr>
+            <a:graphic xmlns:a="http://schemas.openxmlformats.org/drawingml/2006/main">
+              <a:graphicData uri="http://schemas.openxmlformats.org/drawingml/2006/picture">
+                <pic:pic xmlns:pic="http://schemas.openxmlformats.org/drawingml/2006/picture">
+                  <pic:nvPicPr>
+                    <pic:cNvPr id="0" name="" descr=""/>
+                    <pic:cNvPicPr>
+                      <a:picLocks noChangeAspect="1" noChangeArrowheads="1"/>
+                    </pic:cNvPicPr>
+                  </pic:nvPicPr>
+                  <pic:blipFill>
+                    <a:blip r:embed="rId39" cstate="none"/>
+                    <a:srcRect/>
+                    <a:stretch>
+                      <a:fillRect/>
+                    </a:stretch>
+                  </pic:blipFill>
+                  <pic:spPr bwMode="auto">
+                    <a:xfrm>
+                      <a:off x="0" y="0"/>
+                      <a:ext cx="5334000" cy="3333750"/>
+                    </a:xfrm>
+                    <a:prstGeom prst="rect">
+                      <a:avLst/>
+                    </a:prstGeom>
+                  </pic:spPr>
+                </pic:pic>
+              </a:graphicData>
+            </a:graphic>
+          </wp:inline>
+        </w:drawing>
+      </w:r>
+    </w:p>
+    <w:p>
+      <w:pPr>
+        <w:spacing w:after="150"/>
+        <w:jc w:val="center"/>
+      </w:pPr>
+      <w:r>
+        <w:rPr>
+          <w:rFonts w:ascii="Arial" w:cs="Arial" w:eastAsia="Arial" w:hAnsi="Arial"/>
+          <w:i/>
+          <w:iCs/>
+          <w:color w:val="6B7280"/>
+          <w:sz w:val="18"/>
+          <w:szCs w:val="18"/>
+        </w:rPr>
+        <w:t xml:space="preserve">Profile Page — name, theme, and settings</w:t>
+      </w:r>
+    </w:p>
+    <w:p>
+      <w:pPr>
+        <w:spacing w:after="80" w:before="150"/>
+      </w:pPr>
+      <w:r>
+        <w:drawing>
+          <wp:inline distT="0" distB="0" distL="0" distR="0">
+            <wp:extent cx="5334000" cy="3333750"/>
+            <wp:effectExtent t="0" r="0" b="0" l="0"/>
+            <wp:docPr id="1" name="32_profile_notifications" descr="Notification Preferences — toggle types and quiet hours" title="Notification Preferences — toggle types and quiet hours"/>
+            <wp:cNvGraphicFramePr>
+              <a:graphicFrameLocks xmlns:a="http://schemas.openxmlformats.org/drawingml/2006/main" noChangeAspect="1"/>
+            </wp:cNvGraphicFramePr>
+            <a:graphic xmlns:a="http://schemas.openxmlformats.org/drawingml/2006/main">
+              <a:graphicData uri="http://schemas.openxmlformats.org/drawingml/2006/picture">
+                <pic:pic xmlns:pic="http://schemas.openxmlformats.org/drawingml/2006/picture">
+                  <pic:nvPicPr>
+                    <pic:cNvPr id="0" name="" descr=""/>
+                    <pic:cNvPicPr>
+                      <a:picLocks noChangeAspect="1" noChangeArrowheads="1"/>
+                    </pic:cNvPicPr>
+                  </pic:nvPicPr>
+                  <pic:blipFill>
+                    <a:blip r:embed="rId39" cstate="none"/>
+                    <a:srcRect/>
+                    <a:stretch>
+                      <a:fillRect/>
+                    </a:stretch>
+                  </pic:blipFill>
+                  <pic:spPr bwMode="auto">
+                    <a:xfrm>
+                      <a:off x="0" y="0"/>
+                      <a:ext cx="5334000" cy="3333750"/>
+                    </a:xfrm>
+                    <a:prstGeom prst="rect">
+                      <a:avLst/>
+                    </a:prstGeom>
+                  </pic:spPr>
+                </pic:pic>
+              </a:graphicData>
+            </a:graphic>
+          </wp:inline>
+        </w:drawing>
+      </w:r>
+    </w:p>
+    <w:p>
+      <w:pPr>
+        <w:spacing w:after="150"/>
+        <w:jc w:val="center"/>
+      </w:pPr>
+      <w:r>
+        <w:rPr>
+          <w:rFonts w:ascii="Arial" w:cs="Arial" w:eastAsia="Arial" w:hAnsi="Arial"/>
+          <w:i/>
+          <w:iCs/>
+          <w:color w:val="6B7280"/>
+          <w:sz w:val="18"/>
+          <w:szCs w:val="18"/>
+        </w:rPr>
+        <w:t xml:space="preserve">Notification Preferences — toggle types and quiet hours</w:t>
+      </w:r>
+    </w:p>
+    <w:p>
+      <w:pPr>
+        <w:spacing w:after="80"/>
+      </w:pPr>
+    </w:p>
+    <w:p>
+      <w:pPr>
+        <w:pStyle w:val="Heading2"/>
+        <w:spacing w:after="160" w:before="280"/>
+      </w:pPr>
+      <w:r>
+        <w:rPr>
+          <w:rFonts w:ascii="Arial" w:cs="Arial" w:eastAsia="Arial" w:hAnsi="Arial"/>
+          <w:b/>
+          <w:bCs/>
+          <w:color w:val="374151"/>
+          <w:sz w:val="26"/>
+          <w:szCs w:val="26"/>
+        </w:rPr>
+        <w:t xml:space="preserve">B1.15 Trash</w:t>
+      </w:r>
+    </w:p>
+    <w:p>
+      <w:pPr>
+        <w:spacing w:after="120"/>
+      </w:pPr>
+      <w:r>
+        <w:rPr>
+          <w:rFonts w:ascii="Arial" w:cs="Arial" w:eastAsia="Arial" w:hAnsi="Arial"/>
+          <w:color w:val="1F2937"/>
+          <w:sz w:val="21"/>
+          <w:szCs w:val="21"/>
+        </w:rPr>
+        <w:t xml:space="preserve">Deleted tasks go here first. Users can restore them or permanently delete. Tasks auto-purge after 30 days.</w:t>
+      </w:r>
+    </w:p>
+    <w:p>
+      <w:pPr>
+        <w:spacing w:after="80" w:before="150"/>
+      </w:pPr>
+      <w:r>
+        <w:drawing>
+          <wp:inline distT="0" distB="0" distL="0" distR="0">
+            <wp:extent cx="5334000" cy="3333750"/>
+            <wp:effectExtent t="0" r="0" b="0" l="0"/>
+            <wp:docPr id="1" name="33_trash_page" descr="Trash Page — soft-deleted tasks with restore/delete" title="Trash Page — soft-deleted tasks with restore/delete"/>
+            <wp:cNvGraphicFramePr>
+              <a:graphicFrameLocks xmlns:a="http://schemas.openxmlformats.org/drawingml/2006/main" noChangeAspect="1"/>
+            </wp:cNvGraphicFramePr>
+            <a:graphic xmlns:a="http://schemas.openxmlformats.org/drawingml/2006/main">
+              <a:graphicData uri="http://schemas.openxmlformats.org/drawingml/2006/picture">
+                <pic:pic xmlns:pic="http://schemas.openxmlformats.org/drawingml/2006/picture">
+                  <pic:nvPicPr>
+                    <pic:cNvPr id="0" name="" descr=""/>
+                    <pic:cNvPicPr>
+                      <a:picLocks noChangeAspect="1" noChangeArrowheads="1"/>
+                    </pic:cNvPicPr>
+                  </pic:nvPicPr>
+                  <pic:blipFill>
+                    <a:blip r:embed="rId40" cstate="none"/>
+                    <a:srcRect/>
+                    <a:stretch>
+                      <a:fillRect/>
+                    </a:stretch>
+                  </pic:blipFill>
+                  <pic:spPr bwMode="auto">
+                    <a:xfrm>
+                      <a:off x="0" y="0"/>
+                      <a:ext cx="5334000" cy="3333750"/>
+                    </a:xfrm>
+                    <a:prstGeom prst="rect">
+                      <a:avLst/>
+                    </a:prstGeom>
+                  </pic:spPr>
+                </pic:pic>
+              </a:graphicData>
+            </a:graphic>
+          </wp:inline>
+        </w:drawing>
+      </w:r>
+    </w:p>
+    <w:p>
+      <w:pPr>
+        <w:spacing w:after="150"/>
+        <w:jc w:val="center"/>
+      </w:pPr>
+      <w:r>
+        <w:rPr>
+          <w:rFonts w:ascii="Arial" w:cs="Arial" w:eastAsia="Arial" w:hAnsi="Arial"/>
+          <w:i/>
+          <w:iCs/>
+          <w:color w:val="6B7280"/>
+          <w:sz w:val="18"/>
+          <w:szCs w:val="18"/>
+        </w:rPr>
+        <w:t xml:space="preserve">Trash Page — soft-deleted tasks with restore/delete</w:t>
+      </w:r>
+    </w:p>
+    <w:p>
+      <w:r>
+        <w:br w:type="page"/>
+      </w:r>
+    </w:p>
+    <w:p>
+      <w:pPr>
+        <w:pStyle w:val="Heading1"/>
+        <w:spacing w:after="200" w:before="360"/>
+      </w:pPr>
+      <w:r>
+        <w:rPr>
+          <w:rFonts w:ascii="Arial" w:cs="Arial" w:eastAsia="Arial" w:hAnsi="Arial"/>
+          <w:b/>
+          <w:bCs/>
+          <w:color w:val="1F2937"/>
+          <w:sz w:val="32"/>
+          <w:szCs w:val="32"/>
+        </w:rPr>
+        <w:t xml:space="preserve">B2. Dark Mode — All Screens</w:t>
+      </w:r>
+    </w:p>
+    <w:p>
+      <w:pPr>
+        <w:spacing w:after="120"/>
+      </w:pPr>
+      <w:r>
+        <w:rPr>
+          <w:rFonts w:ascii="Arial" w:cs="Arial" w:eastAsia="Arial" w:hAnsi="Arial"/>
+          <w:color w:val="1F2937"/>
+          <w:sz w:val="21"/>
+          <w:szCs w:val="21"/>
+        </w:rPr>
+        <w:t xml:space="preserve">Every screen supports dark mode. Users toggle via the sun/moon icon in the header or from Profile settings. Three options: Light, Dark, System (follows OS).</w:t>
+      </w:r>
+    </w:p>
+    <w:p>
+      <w:pPr>
+        <w:spacing w:after="80"/>
+      </w:pPr>
+    </w:p>
+    <w:p>
+      <w:pPr>
+        <w:spacing w:after="80" w:before="150"/>
+      </w:pPr>
+      <w:r>
+        <w:drawing>
+          <wp:inline distT="0" distB="0" distL="0" distR="0">
+            <wp:extent cx="5334000" cy="3333750"/>
+            <wp:effectExtent t="0" r="0" b="0" l="0"/>
+            <wp:docPr id="1" name="35_dark_dashboard_list" descr="Dark Mode — Dashboard List View" title="Dark Mode — Dashboard List View"/>
+            <wp:cNvGraphicFramePr>
+              <a:graphicFrameLocks xmlns:a="http://schemas.openxmlformats.org/drawingml/2006/main" noChangeAspect="1"/>
+            </wp:cNvGraphicFramePr>
+            <a:graphic xmlns:a="http://schemas.openxmlformats.org/drawingml/2006/main">
+              <a:graphicData uri="http://schemas.openxmlformats.org/drawingml/2006/picture">
+                <pic:pic xmlns:pic="http://schemas.openxmlformats.org/drawingml/2006/picture">
+                  <pic:nvPicPr>
+                    <pic:cNvPr id="0" name="" descr=""/>
+                    <pic:cNvPicPr>
+                      <a:picLocks noChangeAspect="1" noChangeArrowheads="1"/>
+                    </pic:cNvPicPr>
+                  </pic:nvPicPr>
+                  <pic:blipFill>
+                    <a:blip r:embed="rId41" cstate="none"/>
+                    <a:srcRect/>
+                    <a:stretch>
+                      <a:fillRect/>
+                    </a:stretch>
+                  </pic:blipFill>
+                  <pic:spPr bwMode="auto">
+                    <a:xfrm>
+                      <a:off x="0" y="0"/>
+                      <a:ext cx="5334000" cy="3333750"/>
+                    </a:xfrm>
+                    <a:prstGeom prst="rect">
+                      <a:avLst/>
+                    </a:prstGeom>
+                  </pic:spPr>
+                </pic:pic>
+              </a:graphicData>
+            </a:graphic>
+          </wp:inline>
+        </w:drawing>
+      </w:r>
+    </w:p>
+    <w:p>
+      <w:pPr>
+        <w:spacing w:after="150"/>
+        <w:jc w:val="center"/>
+      </w:pPr>
+      <w:r>
+        <w:rPr>
+          <w:rFonts w:ascii="Arial" w:cs="Arial" w:eastAsia="Arial" w:hAnsi="Arial"/>
+          <w:i/>
+          <w:iCs/>
+          <w:color w:val="6B7280"/>
+          <w:sz w:val="18"/>
+          <w:szCs w:val="18"/>
+        </w:rPr>
+        <w:t xml:space="preserve">Dark Mode — Dashboard List View</w:t>
+      </w:r>
+    </w:p>
+    <w:p>
+      <w:pPr>
+        <w:spacing w:after="80" w:before="150"/>
+      </w:pPr>
+      <w:r>
+        <w:drawing>
+          <wp:inline distT="0" distB="0" distL="0" distR="0">
+            <wp:extent cx="5334000" cy="3333750"/>
+            <wp:effectExtent t="0" r="0" b="0" l="0"/>
+            <wp:docPr id="1" name="36_dark_board_view" descr="Dark Mode — Kanban Board" title="Dark Mode — Kanban Board"/>
+            <wp:cNvGraphicFramePr>
+              <a:graphicFrameLocks xmlns:a="http://schemas.openxmlformats.org/drawingml/2006/main" noChangeAspect="1"/>
+            </wp:cNvGraphicFramePr>
+            <a:graphic xmlns:a="http://schemas.openxmlformats.org/drawingml/2006/main">
+              <a:graphicData uri="http://schemas.openxmlformats.org/drawingml/2006/picture">
+                <pic:pic xmlns:pic="http://schemas.openxmlformats.org/drawingml/2006/picture">
+                  <pic:nvPicPr>
+                    <pic:cNvPr id="0" name="" descr=""/>
+                    <pic:cNvPicPr>
+                      <a:picLocks noChangeAspect="1" noChangeArrowheads="1"/>
+                    </pic:cNvPicPr>
+                  </pic:nvPicPr>
+                  <pic:blipFill>
+                    <a:blip r:embed="rId42" cstate="none"/>
+                    <a:srcRect/>
+                    <a:stretch>
+                      <a:fillRect/>
+                    </a:stretch>
+                  </pic:blipFill>
+                  <pic:spPr bwMode="auto">
+                    <a:xfrm>
+                      <a:off x="0" y="0"/>
+                      <a:ext cx="5334000" cy="3333750"/>
+                    </a:xfrm>
+                    <a:prstGeom prst="rect">
+                      <a:avLst/>
+                    </a:prstGeom>
+                  </pic:spPr>
+                </pic:pic>
+              </a:graphicData>
+            </a:graphic>
+          </wp:inline>
+        </w:drawing>
+      </w:r>
+    </w:p>
+    <w:p>
+      <w:pPr>
+        <w:spacing w:after="150"/>
+        <w:jc w:val="center"/>
+      </w:pPr>
+      <w:r>
+        <w:rPr>
+          <w:rFonts w:ascii="Arial" w:cs="Arial" w:eastAsia="Arial" w:hAnsi="Arial"/>
+          <w:i/>
+          <w:iCs/>
+          <w:color w:val="6B7280"/>
+          <w:sz w:val="18"/>
+          <w:szCs w:val="18"/>
+        </w:rPr>
+        <w:t xml:space="preserve">Dark Mode — Kanban Board</w:t>
+      </w:r>
+    </w:p>
+    <w:p>
+      <w:pPr>
+        <w:spacing w:after="80" w:before="150"/>
+      </w:pPr>
+      <w:r>
+        <w:drawing>
+          <wp:inline distT="0" distB="0" distL="0" distR="0">
+            <wp:extent cx="5334000" cy="3333750"/>
+            <wp:effectExtent t="0" r="0" b="0" l="0"/>
+            <wp:docPr id="1" name="37_dark_task_detail" descr="Dark Mode — Task Detail Panel" title="Dark Mode — Task Detail Panel"/>
+            <wp:cNvGraphicFramePr>
+              <a:graphicFrameLocks xmlns:a="http://schemas.openxmlformats.org/drawingml/2006/main" noChangeAspect="1"/>
+            </wp:cNvGraphicFramePr>
+            <a:graphic xmlns:a="http://schemas.openxmlformats.org/drawingml/2006/main">
+              <a:graphicData uri="http://schemas.openxmlformats.org/drawingml/2006/picture">
+                <pic:pic xmlns:pic="http://schemas.openxmlformats.org/drawingml/2006/picture">
+                  <pic:nvPicPr>
+                    <pic:cNvPr id="0" name="" descr=""/>
+                    <pic:cNvPicPr>
+                      <a:picLocks noChangeAspect="1" noChangeArrowheads="1"/>
+                    </pic:cNvPicPr>
+                  </pic:nvPicPr>
+                  <pic:blipFill>
+                    <a:blip r:embed="rId43" cstate="none"/>
+                    <a:srcRect/>
+                    <a:stretch>
+                      <a:fillRect/>
+                    </a:stretch>
+                  </pic:blipFill>
+                  <pic:spPr bwMode="auto">
+                    <a:xfrm>
+                      <a:off x="0" y="0"/>
+                      <a:ext cx="5334000" cy="3333750"/>
+                    </a:xfrm>
+                    <a:prstGeom prst="rect">
+                      <a:avLst/>
+                    </a:prstGeom>
+                  </pic:spPr>
+                </pic:pic>
+              </a:graphicData>
+            </a:graphic>
+          </wp:inline>
+        </w:drawing>
+      </w:r>
+    </w:p>
+    <w:p>
+      <w:pPr>
+        <w:spacing w:after="150"/>
+        <w:jc w:val="center"/>
+      </w:pPr>
+      <w:r>
+        <w:rPr>
+          <w:rFonts w:ascii="Arial" w:cs="Arial" w:eastAsia="Arial" w:hAnsi="Arial"/>
+          <w:i/>
+          <w:iCs/>
+          <w:color w:val="6B7280"/>
+          <w:sz w:val="18"/>
+          <w:szCs w:val="18"/>
+        </w:rPr>
+        <w:t xml:space="preserve">Dark Mode — Task Detail Panel</w:t>
+      </w:r>
+    </w:p>
+    <w:p>
+      <w:pPr>
+        <w:spacing w:after="80" w:before="150"/>
+      </w:pPr>
+      <w:r>
+        <w:drawing>
+          <wp:inline distT="0" distB="0" distL="0" distR="0">
+            <wp:extent cx="5334000" cy="3333750"/>
+            <wp:effectExtent t="0" r="0" b="0" l="0"/>
+            <wp:docPr id="1" name="38_dark_chat_panel" descr="Dark Mode — Chat Panel" title="Dark Mode — Chat Panel"/>
+            <wp:cNvGraphicFramePr>
+              <a:graphicFrameLocks xmlns:a="http://schemas.openxmlformats.org/drawingml/2006/main" noChangeAspect="1"/>
+            </wp:cNvGraphicFramePr>
+            <a:graphic xmlns:a="http://schemas.openxmlformats.org/drawingml/2006/main">
+              <a:graphicData uri="http://schemas.openxmlformats.org/drawingml/2006/picture">
+                <pic:pic xmlns:pic="http://schemas.openxmlformats.org/drawingml/2006/picture">
+                  <pic:nvPicPr>
+                    <pic:cNvPr id="0" name="" descr=""/>
+                    <pic:cNvPicPr>
+                      <a:picLocks noChangeAspect="1" noChangeArrowheads="1"/>
+                    </pic:cNvPicPr>
+                  </pic:nvPicPr>
+                  <pic:blipFill>
+                    <a:blip r:embed="rId44" cstate="none"/>
+                    <a:srcRect/>
+                    <a:stretch>
+                      <a:fillRect/>
+                    </a:stretch>
+                  </pic:blipFill>
+                  <pic:spPr bwMode="auto">
+                    <a:xfrm>
+                      <a:off x="0" y="0"/>
+                      <a:ext cx="5334000" cy="3333750"/>
+                    </a:xfrm>
+                    <a:prstGeom prst="rect">
+                      <a:avLst/>
+                    </a:prstGeom>
+                  </pic:spPr>
+                </pic:pic>
+              </a:graphicData>
+            </a:graphic>
+          </wp:inline>
+        </w:drawing>
+      </w:r>
+    </w:p>
+    <w:p>
+      <w:pPr>
+        <w:spacing w:after="150"/>
+        <w:jc w:val="center"/>
+      </w:pPr>
+      <w:r>
+        <w:rPr>
+          <w:rFonts w:ascii="Arial" w:cs="Arial" w:eastAsia="Arial" w:hAnsi="Arial"/>
+          <w:i/>
+          <w:iCs/>
+          <w:color w:val="6B7280"/>
+          <w:sz w:val="18"/>
+          <w:szCs w:val="18"/>
+        </w:rPr>
+        <w:t xml:space="preserve">Dark Mode — Chat Panel</w:t>
+      </w:r>
+    </w:p>
+    <w:p>
+      <w:pPr>
+        <w:spacing w:after="80" w:before="150"/>
+      </w:pPr>
+      <w:r>
+        <w:drawing>
+          <wp:inline distT="0" distB="0" distL="0" distR="0">
+            <wp:extent cx="5334000" cy="3333750"/>
+            <wp:effectExtent t="0" r="0" b="0" l="0"/>
+            <wp:docPr id="1" name="39_dark_admin_panel" descr="Dark Mode — Admin Panel" title="Dark Mode — Admin Panel"/>
+            <wp:cNvGraphicFramePr>
+              <a:graphicFrameLocks xmlns:a="http://schemas.openxmlformats.org/drawingml/2006/main" noChangeAspect="1"/>
+            </wp:cNvGraphicFramePr>
+            <a:graphic xmlns:a="http://schemas.openxmlformats.org/drawingml/2006/main">
+              <a:graphicData uri="http://schemas.openxmlformats.org/drawingml/2006/picture">
+                <pic:pic xmlns:pic="http://schemas.openxmlformats.org/drawingml/2006/picture">
+                  <pic:nvPicPr>
+                    <pic:cNvPr id="0" name="" descr=""/>
+                    <pic:cNvPicPr>
+                      <a:picLocks noChangeAspect="1" noChangeArrowheads="1"/>
+                    </pic:cNvPicPr>
+                  </pic:nvPicPr>
+                  <pic:blipFill>
+                    <a:blip r:embed="rId45" cstate="none"/>
+                    <a:srcRect/>
+                    <a:stretch>
+                      <a:fillRect/>
+                    </a:stretch>
+                  </pic:blipFill>
+                  <pic:spPr bwMode="auto">
+                    <a:xfrm>
+                      <a:off x="0" y="0"/>
+                      <a:ext cx="5334000" cy="3333750"/>
+                    </a:xfrm>
+                    <a:prstGeom prst="rect">
+                      <a:avLst/>
+                    </a:prstGeom>
+                  </pic:spPr>
+                </pic:pic>
+              </a:graphicData>
+            </a:graphic>
+          </wp:inline>
+        </w:drawing>
+      </w:r>
+    </w:p>
+    <w:p>
+      <w:pPr>
+        <w:spacing w:after="150"/>
+        <w:jc w:val="center"/>
+      </w:pPr>
+      <w:r>
+        <w:rPr>
+          <w:rFonts w:ascii="Arial" w:cs="Arial" w:eastAsia="Arial" w:hAnsi="Arial"/>
+          <w:i/>
+          <w:iCs/>
+          <w:color w:val="6B7280"/>
+          <w:sz w:val="18"/>
+          <w:szCs w:val="18"/>
+        </w:rPr>
+        <w:t xml:space="preserve">Dark Mode — Admin Panel</w:t>
+      </w:r>
+    </w:p>
+    <w:p>
+      <w:pPr>
+        <w:spacing w:after="80" w:before="150"/>
+      </w:pPr>
+      <w:r>
+        <w:drawing>
+          <wp:inline distT="0" distB="0" distL="0" distR="0">
+            <wp:extent cx="5334000" cy="3333750"/>
+            <wp:effectExtent t="0" r="0" b="0" l="0"/>
+            <wp:docPr id="1" name="40_dark_profile" descr="Dark Mode — Profile Page" title="Dark Mode — Profile Page"/>
+            <wp:cNvGraphicFramePr>
+              <a:graphicFrameLocks xmlns:a="http://schemas.openxmlformats.org/drawingml/2006/main" noChangeAspect="1"/>
+            </wp:cNvGraphicFramePr>
+            <a:graphic xmlns:a="http://schemas.openxmlformats.org/drawingml/2006/main">
+              <a:graphicData uri="http://schemas.openxmlformats.org/drawingml/2006/picture">
+                <pic:pic xmlns:pic="http://schemas.openxmlformats.org/drawingml/2006/picture">
+                  <pic:nvPicPr>
+                    <pic:cNvPr id="0" name="" descr=""/>
+                    <pic:cNvPicPr>
+                      <a:picLocks noChangeAspect="1" noChangeArrowheads="1"/>
+                    </pic:cNvPicPr>
+                  </pic:nvPicPr>
+                  <pic:blipFill>
+                    <a:blip r:embed="rId46" cstate="none"/>
+                    <a:srcRect/>
+                    <a:stretch>
+                      <a:fillRect/>
+                    </a:stretch>
+                  </pic:blipFill>
+                  <pic:spPr bwMode="auto">
+                    <a:xfrm>
+                      <a:off x="0" y="0"/>
+                      <a:ext cx="5334000" cy="3333750"/>
+                    </a:xfrm>
+                    <a:prstGeom prst="rect">
+                      <a:avLst/>
+                    </a:prstGeom>
+                  </pic:spPr>
+                </pic:pic>
+              </a:graphicData>
+            </a:graphic>
+          </wp:inline>
+        </w:drawing>
+      </w:r>
+    </w:p>
+    <w:p>
+      <w:pPr>
+        <w:spacing w:after="150"/>
+        <w:jc w:val="center"/>
+      </w:pPr>
+      <w:r>
+        <w:rPr>
+          <w:rFonts w:ascii="Arial" w:cs="Arial" w:eastAsia="Arial" w:hAnsi="Arial"/>
+          <w:i/>
+          <w:iCs/>
+          <w:color w:val="6B7280"/>
+          <w:sz w:val="18"/>
+          <w:szCs w:val="18"/>
+        </w:rPr>
+        <w:t xml:space="preserve">Dark Mode — Profile Page</w:t>
+      </w:r>
+    </w:p>
+    <w:p>
+      <w:r>
+        <w:br w:type="page"/>
+      </w:r>
+    </w:p>
+    <w:p>
+      <w:pPr>
+        <w:pStyle w:val="Heading1"/>
+        <w:spacing w:after="200" w:before="360"/>
+      </w:pPr>
+      <w:r>
+        <w:rPr>
+          <w:rFonts w:ascii="Arial" w:cs="Arial" w:eastAsia="Arial" w:hAnsi="Arial"/>
+          <w:b/>
+          <w:bCs/>
+          <w:color w:val="1F2937"/>
+          <w:sz w:val="32"/>
+          <w:szCs w:val="32"/>
+        </w:rPr>
+        <w:t xml:space="preserve">B3. Mobile Responsive</w:t>
+      </w:r>
+    </w:p>
+    <w:p>
+      <w:pPr>
+        <w:spacing w:after="120"/>
+      </w:pPr>
+      <w:r>
+        <w:rPr>
+          <w:rFonts w:ascii="Arial" w:cs="Arial" w:eastAsia="Arial" w:hAnsi="Arial"/>
+          <w:color w:val="1F2937"/>
+          <w:sz w:val="21"/>
+          <w:szCs w:val="21"/>
+        </w:rPr>
+        <w:t xml:space="preserve">The app adapts to mobile screens (&lt;1024px). The sidebar becomes an overlay toggled by a hamburger icon. A fixed bottom navigation bar provides quick access to Tasks, Team, Search, Chat, and Alerts.</w:t>
+      </w:r>
+    </w:p>
+    <w:p>
+      <w:pPr>
+        <w:spacing w:after="80"/>
+      </w:pPr>
+    </w:p>
+    <w:p>
+      <w:pPr>
+        <w:spacing w:after="80" w:before="150"/>
+      </w:pPr>
+      <w:r>
+        <w:drawing>
+          <wp:inline distT="0" distB="0" distL="0" distR="0">
+            <wp:extent cx="2857500" cy="6191250"/>
+            <wp:effectExtent t="0" r="0" b="0" l="0"/>
+            <wp:docPr id="1" name="41_mobile_login" descr="Mobile — Login Page" title="Mobile — Login Page"/>
+            <wp:cNvGraphicFramePr>
+              <a:graphicFrameLocks xmlns:a="http://schemas.openxmlformats.org/drawingml/2006/main" noChangeAspect="1"/>
+            </wp:cNvGraphicFramePr>
+            <a:graphic xmlns:a="http://schemas.openxmlformats.org/drawingml/2006/main">
+              <a:graphicData uri="http://schemas.openxmlformats.org/drawingml/2006/picture">
+                <pic:pic xmlns:pic="http://schemas.openxmlformats.org/drawingml/2006/picture">
+                  <pic:nvPicPr>
+                    <pic:cNvPr id="0" name="" descr=""/>
+                    <pic:cNvPicPr>
+                      <a:picLocks noChangeAspect="1" noChangeArrowheads="1"/>
+                    </pic:cNvPicPr>
+                  </pic:nvPicPr>
+                  <pic:blipFill>
+                    <a:blip r:embed="rId47" cstate="none"/>
+                    <a:srcRect/>
+                    <a:stretch>
+                      <a:fillRect/>
+                    </a:stretch>
+                  </pic:blipFill>
+                  <pic:spPr bwMode="auto">
+                    <a:xfrm>
+                      <a:off x="0" y="0"/>
+                      <a:ext cx="2857500" cy="6191250"/>
+                    </a:xfrm>
+                    <a:prstGeom prst="rect">
+                      <a:avLst/>
+                    </a:prstGeom>
+                  </pic:spPr>
+                </pic:pic>
+              </a:graphicData>
+            </a:graphic>
+          </wp:inline>
+        </w:drawing>
+      </w:r>
+    </w:p>
+    <w:p>
+      <w:pPr>
+        <w:spacing w:after="150"/>
+        <w:jc w:val="center"/>
+      </w:pPr>
+      <w:r>
+        <w:rPr>
+          <w:rFonts w:ascii="Arial" w:cs="Arial" w:eastAsia="Arial" w:hAnsi="Arial"/>
+          <w:i/>
+          <w:iCs/>
+          <w:color w:val="6B7280"/>
+          <w:sz w:val="18"/>
+          <w:szCs w:val="18"/>
+        </w:rPr>
+        <w:t xml:space="preserve">Mobile — Login Page</w:t>
+      </w:r>
+    </w:p>
+    <w:p>
+      <w:pPr>
+        <w:spacing w:after="80" w:before="150"/>
+      </w:pPr>
+      <w:r>
+        <w:drawing>
+          <wp:inline distT="0" distB="0" distL="0" distR="0">
+            <wp:extent cx="2857500" cy="6191250"/>
+            <wp:effectExtent t="0" r="0" b="0" l="0"/>
+            <wp:docPr id="1" name="42_mobile_dashboard" descr="Mobile — Dashboard with Bottom Navigation" title="Mobile — Dashboard with Bottom Navigation"/>
+            <wp:cNvGraphicFramePr>
+              <a:graphicFrameLocks xmlns:a="http://schemas.openxmlformats.org/drawingml/2006/main" noChangeAspect="1"/>
+            </wp:cNvGraphicFramePr>
+            <a:graphic xmlns:a="http://schemas.openxmlformats.org/drawingml/2006/main">
+              <a:graphicData uri="http://schemas.openxmlformats.org/drawingml/2006/picture">
+                <pic:pic xmlns:pic="http://schemas.openxmlformats.org/drawingml/2006/picture">
+                  <pic:nvPicPr>
+                    <pic:cNvPr id="0" name="" descr=""/>
+                    <pic:cNvPicPr>
+                      <a:picLocks noChangeAspect="1" noChangeArrowheads="1"/>
+                    </pic:cNvPicPr>
+                  </pic:nvPicPr>
+                  <pic:blipFill>
+                    <a:blip r:embed="rId48" cstate="none"/>
+                    <a:srcRect/>
+                    <a:stretch>
+                      <a:fillRect/>
+                    </a:stretch>
+                  </pic:blipFill>
+                  <pic:spPr bwMode="auto">
+                    <a:xfrm>
+                      <a:off x="0" y="0"/>
+                      <a:ext cx="2857500" cy="6191250"/>
+                    </a:xfrm>
+                    <a:prstGeom prst="rect">
+                      <a:avLst/>
+                    </a:prstGeom>
+                  </pic:spPr>
+                </pic:pic>
+              </a:graphicData>
+            </a:graphic>
+          </wp:inline>
+        </w:drawing>
+      </w:r>
+    </w:p>
+    <w:p>
+      <w:pPr>
+        <w:spacing w:after="150"/>
+        <w:jc w:val="center"/>
+      </w:pPr>
+      <w:r>
+        <w:rPr>
+          <w:rFonts w:ascii="Arial" w:cs="Arial" w:eastAsia="Arial" w:hAnsi="Arial"/>
+          <w:i/>
+          <w:iCs/>
+          <w:color w:val="6B7280"/>
+          <w:sz w:val="18"/>
+          <w:szCs w:val="18"/>
+        </w:rPr>
+        <w:t xml:space="preserve">Mobile — Dashboard with Bottom Navigation</w:t>
+      </w:r>
+    </w:p>
+    <w:p>
+      <w:pPr>
+        <w:spacing w:after="80" w:before="150"/>
+      </w:pPr>
+      <w:r>
+        <w:drawing>
+          <wp:inline distT="0" distB="0" distL="0" distR="0">
+            <wp:extent cx="2857500" cy="6191250"/>
+            <wp:effectExtent t="0" r="0" b="0" l="0"/>
+            <wp:docPr id="1" name="45_mobile_bottom_nav" descr="Mobile — Bottom Navigation Bar" title="Mobile — Bottom Navigation Bar"/>
+            <wp:cNvGraphicFramePr>
+              <a:graphicFrameLocks xmlns:a="http://schemas.openxmlformats.org/drawingml/2006/main" noChangeAspect="1"/>
+            </wp:cNvGraphicFramePr>
+            <a:graphic xmlns:a="http://schemas.openxmlformats.org/drawingml/2006/main">
+              <a:graphicData uri="http://schemas.openxmlformats.org/drawingml/2006/picture">
+                <pic:pic xmlns:pic="http://schemas.openxmlformats.org/drawingml/2006/picture">
+                  <pic:nvPicPr>
+                    <pic:cNvPr id="0" name="" descr=""/>
+                    <pic:cNvPicPr>
+                      <a:picLocks noChangeAspect="1" noChangeArrowheads="1"/>
+                    </pic:cNvPicPr>
+                  </pic:nvPicPr>
+                  <pic:blipFill>
+                    <a:blip r:embed="rId48" cstate="none"/>
+                    <a:srcRect/>
+                    <a:stretch>
+                      <a:fillRect/>
+                    </a:stretch>
+                  </pic:blipFill>
+                  <pic:spPr bwMode="auto">
+                    <a:xfrm>
+                      <a:off x="0" y="0"/>
+                      <a:ext cx="2857500" cy="6191250"/>
+                    </a:xfrm>
+                    <a:prstGeom prst="rect">
+                      <a:avLst/>
+                    </a:prstGeom>
+                  </pic:spPr>
+                </pic:pic>
+              </a:graphicData>
+            </a:graphic>
+          </wp:inline>
+        </w:drawing>
+      </w:r>
+    </w:p>
+    <w:p>
+      <w:pPr>
+        <w:spacing w:after="150"/>
+        <w:jc w:val="center"/>
+      </w:pPr>
+      <w:r>
+        <w:rPr>
+          <w:rFonts w:ascii="Arial" w:cs="Arial" w:eastAsia="Arial" w:hAnsi="Arial"/>
+          <w:i/>
+          <w:iCs/>
+          <w:color w:val="6B7280"/>
+          <w:sz w:val="18"/>
+          <w:szCs w:val="18"/>
+        </w:rPr>
+        <w:t xml:space="preserve">Mobile — Bottom Navigation Bar</w:t>
+      </w:r>
+    </w:p>
+    <w:p>
+      <w:r>
+        <w:br w:type="page"/>
+      </w:r>
+    </w:p>
+    <w:p>
+      <w:pPr>
+        <w:pStyle w:val="Heading1"/>
+        <w:spacing w:after="200" w:before="360"/>
+      </w:pPr>
+      <w:r>
+        <w:rPr>
+          <w:rFonts w:ascii="Arial" w:cs="Arial" w:eastAsia="Arial" w:hAnsi="Arial"/>
+          <w:b/>
+          <w:bCs/>
+          <w:color w:val="1F2937"/>
+          <w:sz w:val="32"/>
+          <w:szCs w:val="32"/>
+        </w:rPr>
+        <w:t xml:space="preserve">B4. Role-Based Access (What Users See)</w:t>
+      </w:r>
+    </w:p>
+    <w:p>
+      <w:pPr>
+        <w:spacing w:after="120"/>
+      </w:pPr>
+      <w:r>
+        <w:rPr>
+          <w:rFonts w:ascii="Arial" w:cs="Arial" w:eastAsia="Arial" w:hAnsi="Arial"/>
+          <w:color w:val="1F2937"/>
+          <w:sz w:val="21"/>
+          <w:szCs w:val="21"/>
+        </w:rPr>
+        <w:t xml:space="preserve">The app enforces permissions in the UI. Different roles see different things. Here’s a comparison:</w:t>
+      </w:r>
+    </w:p>
+    <w:p>
+      <w:pPr>
+        <w:spacing w:after="80"/>
+      </w:pPr>
+    </w:p>
+    <w:p>
+      <w:pPr>
+        <w:pStyle w:val="Heading2"/>
+        <w:spacing w:after="160" w:before="280"/>
+      </w:pPr>
+      <w:r>
+        <w:rPr>
+          <w:rFonts w:ascii="Arial" w:cs="Arial" w:eastAsia="Arial" w:hAnsi="Arial"/>
+          <w:b/>
+          <w:bCs/>
+          <w:color w:val="374151"/>
+          <w:sz w:val="26"/>
+          <w:szCs w:val="26"/>
+        </w:rPr>
+        <w:t xml:space="preserve">B4.1 Admin View</w:t>
+      </w:r>
+    </w:p>
+    <w:p>
+      <w:pPr>
+        <w:spacing w:after="120"/>
+      </w:pPr>
+      <w:r>
+        <w:rPr>
+          <w:rFonts w:ascii="Arial" w:cs="Arial" w:eastAsia="Arial" w:hAnsi="Arial"/>
+          <w:color w:val="1F2937"/>
+          <w:sz w:val="21"/>
+          <w:szCs w:val="21"/>
+        </w:rPr>
+        <w:t xml:space="preserve">Admins see everything: all tasks, admin panel link in sidebar, delete/edit buttons on all tasks, full bulk actions toolbar.</w:t>
+      </w:r>
+    </w:p>
+    <w:p>
+      <w:pPr>
+        <w:spacing w:after="80" w:before="150"/>
+      </w:pPr>
+      <w:r>
+        <w:drawing>
+          <wp:inline distT="0" distB="0" distL="0" distR="0">
+            <wp:extent cx="5334000" cy="3333750"/>
+            <wp:effectExtent t="0" r="0" b="0" l="0"/>
+            <wp:docPr id="1" name="06_dashboard_list_view" descr="Admin Dashboard — full sidebar with Admin Panel link" title="Admin Dashboard — full sidebar with Admin Panel link"/>
+            <wp:cNvGraphicFramePr>
+              <a:graphicFrameLocks xmlns:a="http://schemas.openxmlformats.org/drawingml/2006/main" noChangeAspect="1"/>
+            </wp:cNvGraphicFramePr>
+            <a:graphic xmlns:a="http://schemas.openxmlformats.org/drawingml/2006/main">
+              <a:graphicData uri="http://schemas.openxmlformats.org/drawingml/2006/picture">
+                <pic:pic xmlns:pic="http://schemas.openxmlformats.org/drawingml/2006/picture">
+                  <pic:nvPicPr>
+                    <pic:cNvPr id="0" name="" descr=""/>
+                    <pic:cNvPicPr>
+                      <a:picLocks noChangeAspect="1" noChangeArrowheads="1"/>
+                    </pic:cNvPicPr>
+                  </pic:nvPicPr>
+                  <pic:blipFill>
+                    <a:blip r:embed="rId14" cstate="none"/>
+                    <a:srcRect/>
+                    <a:stretch>
+                      <a:fillRect/>
+                    </a:stretch>
+                  </pic:blipFill>
+                  <pic:spPr bwMode="auto">
+                    <a:xfrm>
+                      <a:off x="0" y="0"/>
+                      <a:ext cx="5334000" cy="3333750"/>
+                    </a:xfrm>
+                    <a:prstGeom prst="rect">
+                      <a:avLst/>
+                    </a:prstGeom>
+                  </pic:spPr>
+                </pic:pic>
+              </a:graphicData>
+            </a:graphic>
+          </wp:inline>
+        </w:drawing>
+      </w:r>
+    </w:p>
+    <w:p>
+      <w:pPr>
+        <w:spacing w:after="150"/>
+        <w:jc w:val="center"/>
+      </w:pPr>
+      <w:r>
+        <w:rPr>
+          <w:rFonts w:ascii="Arial" w:cs="Arial" w:eastAsia="Arial" w:hAnsi="Arial"/>
+          <w:i/>
+          <w:iCs/>
+          <w:color w:val="6B7280"/>
+          <w:sz w:val="18"/>
+          <w:szCs w:val="18"/>
+        </w:rPr>
+        <w:t xml:space="preserve">Admin Dashboard — full sidebar with Admin Panel link</w:t>
+      </w:r>
+    </w:p>
+    <w:p>
+      <w:pPr>
+        <w:spacing w:after="80"/>
+      </w:pPr>
+    </w:p>
+    <w:p>
+      <w:pPr>
+        <w:pStyle w:val="Heading2"/>
+        <w:spacing w:after="160" w:before="280"/>
+      </w:pPr>
+      <w:r>
+        <w:rPr>
+          <w:rFonts w:ascii="Arial" w:cs="Arial" w:eastAsia="Arial" w:hAnsi="Arial"/>
+          <w:b/>
+          <w:bCs/>
+          <w:color w:val="374151"/>
+          <w:sz w:val="26"/>
+          <w:szCs w:val="26"/>
+        </w:rPr>
+        <w:t xml:space="preserve">B4.2 Member View</w:t>
+      </w:r>
+    </w:p>
+    <w:p>
+      <w:pPr>
+        <w:spacing w:after="120"/>
+      </w:pPr>
+      <w:r>
+        <w:rPr>
+          <w:rFonts w:ascii="Arial" w:cs="Arial" w:eastAsia="Arial" w:hAnsi="Arial"/>
+          <w:color w:val="1F2937"/>
+          <w:sz w:val="21"/>
+          <w:szCs w:val="21"/>
+        </w:rPr>
+        <w:t xml:space="preserve">Members don’t see the Admin Panel link. They can create and edit their own tasks. They cannot delete tasks or manage team settings.</w:t>
+      </w:r>
+    </w:p>
+    <w:p>
+      <w:pPr>
+        <w:spacing w:after="80" w:before="150"/>
+      </w:pPr>
+      <w:r>
+        <w:drawing>
+          <wp:inline distT="0" distB="0" distL="0" distR="0">
+            <wp:extent cx="5334000" cy="3333750"/>
+            <wp:effectExtent t="0" r="0" b="0" l="0"/>
+            <wp:docPr id="1" name="46_member_dashboard" descr="Member (Alice) Dashboard — no Admin Panel link in sidebar" title="Member (Alice) Dashboard — no Admin Panel link in sidebar"/>
+            <wp:cNvGraphicFramePr>
+              <a:graphicFrameLocks xmlns:a="http://schemas.openxmlformats.org/drawingml/2006/main" noChangeAspect="1"/>
+            </wp:cNvGraphicFramePr>
+            <a:graphic xmlns:a="http://schemas.openxmlformats.org/drawingml/2006/main">
+              <a:graphicData uri="http://schemas.openxmlformats.org/drawingml/2006/picture">
+                <pic:pic xmlns:pic="http://schemas.openxmlformats.org/drawingml/2006/picture">
+                  <pic:nvPicPr>
+                    <pic:cNvPr id="0" name="" descr=""/>
+                    <pic:cNvPicPr>
+                      <a:picLocks noChangeAspect="1" noChangeArrowheads="1"/>
+                    </pic:cNvPicPr>
+                  </pic:nvPicPr>
+                  <pic:blipFill>
+                    <a:blip r:embed="rId37" cstate="none"/>
+                    <a:srcRect/>
+                    <a:stretch>
+                      <a:fillRect/>
+                    </a:stretch>
+                  </pic:blipFill>
+                  <pic:spPr bwMode="auto">
+                    <a:xfrm>
+                      <a:off x="0" y="0"/>
+                      <a:ext cx="5334000" cy="3333750"/>
+                    </a:xfrm>
+                    <a:prstGeom prst="rect">
+                      <a:avLst/>
+                    </a:prstGeom>
+                  </pic:spPr>
+                </pic:pic>
+              </a:graphicData>
+            </a:graphic>
+          </wp:inline>
+        </w:drawing>
+      </w:r>
+    </w:p>
+    <w:p>
+      <w:pPr>
+        <w:spacing w:after="150"/>
+        <w:jc w:val="center"/>
+      </w:pPr>
+      <w:r>
+        <w:rPr>
+          <w:rFonts w:ascii="Arial" w:cs="Arial" w:eastAsia="Arial" w:hAnsi="Arial"/>
+          <w:i/>
+          <w:iCs/>
+          <w:color w:val="6B7280"/>
+          <w:sz w:val="18"/>
+          <w:szCs w:val="18"/>
+        </w:rPr>
+        <w:t xml:space="preserve">Member (Alice) Dashboard — no Admin Panel link in sidebar</w:t>
+      </w:r>
+    </w:p>
+    <w:p>
+      <w:pPr>
+        <w:spacing w:after="80" w:before="150"/>
+      </w:pPr>
+      <w:r>
+        <w:drawing>
+          <wp:inline distT="0" distB="0" distL="0" distR="0">
+            <wp:extent cx="5334000" cy="3333750"/>
+            <wp:effectExtent t="0" r="0" b="0" l="0"/>
+            <wp:docPr id="1" name="47_member_task_detail" descr="Member Task Detail — edit/delete buttons may be restricted" title="Member Task Detail — edit/delete buttons may be restricted"/>
+            <wp:cNvGraphicFramePr>
+              <a:graphicFrameLocks xmlns:a="http://schemas.openxmlformats.org/drawingml/2006/main" noChangeAspect="1"/>
+            </wp:cNvGraphicFramePr>
+            <a:graphic xmlns:a="http://schemas.openxmlformats.org/drawingml/2006/main">
+              <a:graphicData uri="http://schemas.openxmlformats.org/drawingml/2006/picture">
+                <pic:pic xmlns:pic="http://schemas.openxmlformats.org/drawingml/2006/picture">
+                  <pic:nvPicPr>
+                    <pic:cNvPr id="0" name="" descr=""/>
+                    <pic:cNvPicPr>
+                      <a:picLocks noChangeAspect="1" noChangeArrowheads="1"/>
+                    </pic:cNvPicPr>
+                  </pic:nvPicPr>
+                  <pic:blipFill>
+                    <a:blip r:embed="rId38" cstate="none"/>
+                    <a:srcRect/>
+                    <a:stretch>
+                      <a:fillRect/>
+                    </a:stretch>
+                  </pic:blipFill>
+                  <pic:spPr bwMode="auto">
+                    <a:xfrm>
+                      <a:off x="0" y="0"/>
+                      <a:ext cx="5334000" cy="3333750"/>
+                    </a:xfrm>
+                    <a:prstGeom prst="rect">
+                      <a:avLst/>
+                    </a:prstGeom>
+                  </pic:spPr>
+                </pic:pic>
+              </a:graphicData>
+            </a:graphic>
+          </wp:inline>
+        </w:drawing>
+      </w:r>
+    </w:p>
+    <w:p>
+      <w:pPr>
+        <w:spacing w:after="150"/>
+        <w:jc w:val="center"/>
+      </w:pPr>
+      <w:r>
+        <w:rPr>
+          <w:rFonts w:ascii="Arial" w:cs="Arial" w:eastAsia="Arial" w:hAnsi="Arial"/>
+          <w:i/>
+          <w:iCs/>
+          <w:color w:val="6B7280"/>
+          <w:sz w:val="18"/>
+          <w:szCs w:val="18"/>
+        </w:rPr>
+        <w:t xml:space="preserve">Member Task Detail — edit/delete buttons may be restricted</w:t>
+      </w:r>
+    </w:p>
+    <w:p>
+      <w:r>
+        <w:br w:type="page"/>
+      </w:r>
+    </w:p>
+    <w:p>
+      <w:pPr>
+        <w:pStyle w:val="Heading1"/>
+        <w:spacing w:after="200" w:before="360"/>
+      </w:pPr>
+      <w:r>
+        <w:rPr>
+          <w:rFonts w:ascii="Arial" w:cs="Arial" w:eastAsia="Arial" w:hAnsi="Arial"/>
+          <w:b/>
+          <w:bCs/>
+          <w:color w:val="1F2937"/>
+          <w:sz w:val="32"/>
+          <w:szCs w:val="32"/>
+        </w:rPr>
+        <w:t xml:space="preserve">B5. Review Checklist</w:t>
+      </w:r>
+    </w:p>
+    <w:p>
+      <w:pPr>
+        <w:spacing w:after="120"/>
+      </w:pPr>
+      <w:r>
+        <w:rPr>
+          <w:rFonts w:ascii="Arial" w:cs="Arial" w:eastAsia="Arial" w:hAnsi="Arial"/>
+          <w:color w:val="1F2937"/>
+          <w:sz w:val="21"/>
+          <w:szCs w:val="21"/>
+        </w:rPr>
+        <w:t xml:space="preserve">Use this checklist to systematically test the app. Open the app in your browser, try each workflow, and note any issues as comments on this document.</w:t>
+      </w:r>
+    </w:p>
+    <w:p>
+      <w:pPr>
+        <w:spacing w:after="80"/>
+      </w:pPr>
+    </w:p>
+    <w:p>
+      <w:pPr>
+        <w:spacing w:after="120"/>
+      </w:pPr>
+      <w:r>
+        <w:rPr>
+          <w:rFonts w:ascii="Arial" w:cs="Arial" w:eastAsia="Arial" w:hAnsi="Arial"/>
+          <w:color w:val="1F2937"/>
+          <w:sz w:val="21"/>
+          <w:szCs w:val="21"/>
+        </w:rPr>
+        <w:t xml:space="preserve">App URL: https://task-manager-eight-vert-91.vercel.app</w:t>
+      </w:r>
+    </w:p>
+    <w:p>
+      <w:pPr>
+        <w:spacing w:after="120"/>
+      </w:pPr>
+      <w:r>
+        <w:rPr>
+          <w:rFonts w:ascii="Arial" w:cs="Arial" w:eastAsia="Arial" w:hAnsi="Arial"/>
+          <w:color w:val="1F2937"/>
+          <w:sz w:val="21"/>
+          <w:szCs w:val="21"/>
+        </w:rPr>
+        <w:t xml:space="preserve">Login: uat.tester@test.com / UatTest123!</w:t>
+      </w:r>
+    </w:p>
+    <w:p>
+      <w:pPr>
+        <w:spacing w:after="80"/>
+      </w:pPr>
+    </w:p>
+    <w:p>
+      <w:pPr>
+        <w:pStyle w:val="Heading2"/>
+        <w:spacing w:after="160" w:before="280"/>
+      </w:pPr>
+      <w:r>
+        <w:rPr>
+          <w:rFonts w:ascii="Arial" w:cs="Arial" w:eastAsia="Arial" w:hAnsi="Arial"/>
+          <w:b/>
+          <w:bCs/>
+          <w:color w:val="374151"/>
+          <w:sz w:val="26"/>
+          <w:szCs w:val="26"/>
+        </w:rPr>
+        <w:t xml:space="preserve">B5.1 Account &amp; Authentication</w:t>
+      </w:r>
+    </w:p>
+    <w:tbl>
+      <w:tblPr>
+        <w:tblW w:type="dxa" w:w="9840"/>
+        <w:tblBorders>
+          <w:top w:val="single" w:color="auto" w:sz="4"/>
+          <w:left w:val="single" w:color="auto" w:sz="4"/>
+          <w:bottom w:val="single" w:color="auto" w:sz="4"/>
+          <w:right w:val="single" w:color="auto" w:sz="4"/>
+          <w:insideH w:val="single" w:color="auto" w:sz="4"/>
+          <w:insideV w:val="single" w:color="auto" w:sz="4"/>
+        </w:tblBorders>
+      </w:tblPr>
+      <w:tblGrid>
+        <w:gridCol w:w="600"/>
+        <w:gridCol w:w="7000"/>
+        <w:gridCol w:w="2240"/>
+      </w:tblGrid>
+      <w:tr>
+        <w:tc>
+          <w:tcPr>
+            <w:tcW w:type="dxa" w:w="600"/>
+            <w:tcBorders>
+              <w:top w:val="single" w:color="D1D5DB" w:sz="1"/>
+              <w:left w:val="single" w:color="D1D5DB" w:sz="1"/>
+              <w:bottom w:val="single" w:color="D1D5DB" w:sz="1"/>
+              <w:right w:val="single" w:color="D1D5DB" w:sz="1"/>
+            </w:tcBorders>
+            <w:shd w:fill="4F46E5" w:val="clear"/>
+            <w:tcMar>
+              <w:top w:type="dxa" w:w="60"/>
+              <w:left w:type="dxa" w:w="100"/>
+              <w:bottom w:type="dxa" w:w="60"/>
+              <w:right w:type="dxa" w:w="100"/>
+            </w:tcMar>
+          </w:tcPr>
+          <w:p>
+            <w:r>
+              <w:rPr>
+                <w:rFonts w:ascii="Arial" w:cs="Arial" w:eastAsia="Arial" w:hAnsi="Arial"/>
+                <w:b/>
+                <w:bCs/>
+                <w:color w:val="FFFFFF"/>
+                <w:sz w:val="18"/>
+                <w:szCs w:val="18"/>
+              </w:rPr>
+              <w:t xml:space="preserve">#</w:t>
+            </w:r>
+          </w:p>
+        </w:tc>
+        <w:tc>
+          <w:tcPr>
+            <w:tcW w:type="dxa" w:w="7000"/>
+            <w:tcBorders>
+              <w:top w:val="single" w:color="D1D5DB" w:sz="1"/>
+              <w:left w:val="single" w:color="D1D5DB" w:sz="1"/>
+              <w:bottom w:val="single" w:color="D1D5DB" w:sz="1"/>
+              <w:right w:val="single" w:color="D1D5DB" w:sz="1"/>
+            </w:tcBorders>
+            <w:shd w:fill="4F46E5" w:val="clear"/>
+            <w:tcMar>
+              <w:top w:type="dxa" w:w="60"/>
+              <w:left w:type="dxa" w:w="100"/>
+              <w:bottom w:type="dxa" w:w="60"/>
+              <w:right w:type="dxa" w:w="100"/>
+            </w:tcMar>
+          </w:tcPr>
+          <w:p>
+            <w:r>
+              <w:rPr>
+                <w:rFonts w:ascii="Arial" w:cs="Arial" w:eastAsia="Arial" w:hAnsi="Arial"/>
+                <w:b/>
+                <w:bCs/>
+                <w:color w:val="FFFFFF"/>
+                <w:sz w:val="18"/>
+                <w:szCs w:val="18"/>
+              </w:rPr>
+              <w:t xml:space="preserve">Test</w:t>
+            </w:r>
+          </w:p>
+        </w:tc>
+        <w:tc>
+          <w:tcPr>
+            <w:tcW w:type="dxa" w:w="2240"/>
+            <w:tcBorders>
+              <w:top w:val="single" w:color="D1D5DB" w:sz="1"/>
+              <w:left w:val="single" w:color="D1D5DB" w:sz="1"/>
+              <w:bottom w:val="single" w:color="D1D5DB" w:sz="1"/>
+              <w:right w:val="single" w:color="D1D5DB" w:sz="1"/>
+            </w:tcBorders>
+            <w:shd w:fill="4F46E5" w:val="clear"/>
+            <w:tcMar>
+              <w:top w:type="dxa" w:w="60"/>
+              <w:left w:type="dxa" w:w="100"/>
+              <w:bottom w:type="dxa" w:w="60"/>
+              <w:right w:type="dxa" w:w="100"/>
+            </w:tcMar>
+          </w:tcPr>
+          <w:p>
+            <w:r>
+              <w:rPr>
+                <w:rFonts w:ascii="Arial" w:cs="Arial" w:eastAsia="Arial" w:hAnsi="Arial"/>
+                <w:b/>
+                <w:bCs/>
+                <w:color w:val="FFFFFF"/>
+                <w:sz w:val="18"/>
+                <w:szCs w:val="18"/>
+              </w:rPr>
+              <w:t xml:space="preserve">Result</w:t>
+            </w:r>
+          </w:p>
+        </w:tc>
+      </w:tr>
+      <w:tr>
+        <w:tc>
+          <w:tcPr>
+            <w:tcW w:type="dxa" w:w="600"/>
+            <w:tcBorders>
+              <w:top w:val="single" w:color="D1D5DB" w:sz="1"/>
+              <w:left w:val="single" w:color="D1D5DB" w:sz="1"/>
+              <w:bottom w:val="single" w:color="D1D5DB" w:sz="1"/>
+              <w:right w:val="single" w:color="D1D5DB" w:sz="1"/>
+            </w:tcBorders>
+            <w:tcMar>
+              <w:top w:type="dxa" w:w="60"/>
+              <w:left w:type="dxa" w:w="100"/>
+              <w:bottom w:type="dxa" w:w="60"/>
+              <w:right w:type="dxa" w:w="100"/>
+            </w:tcMar>
+          </w:tcPr>
+          <w:p>
+            <w:r>
+              <w:rPr>
+                <w:rFonts w:ascii="Arial" w:cs="Arial" w:eastAsia="Arial" w:hAnsi="Arial"/>
+                <w:color w:val="1F2937"/>
+                <w:sz w:val="18"/>
+                <w:szCs w:val="18"/>
+              </w:rPr>
+              <w:t xml:space="preserve">1</w:t>
+            </w:r>
+          </w:p>
+        </w:tc>
+        <w:tc>
+          <w:tcPr>
+            <w:tcW w:type="dxa" w:w="7000"/>
+            <w:tcBorders>
+              <w:top w:val="single" w:color="D1D5DB" w:sz="1"/>
+              <w:left w:val="single" w:color="D1D5DB" w:sz="1"/>
+              <w:bottom w:val="single" w:color="D1D5DB" w:sz="1"/>
+              <w:right w:val="single" w:color="D1D5DB" w:sz="1"/>
+            </w:tcBorders>
+            <w:tcMar>
+              <w:top w:type="dxa" w:w="60"/>
+              <w:left w:type="dxa" w:w="100"/>
+              <w:bottom w:type="dxa" w:w="60"/>
+              <w:right w:type="dxa" w:w="100"/>
+            </w:tcMar>
+          </w:tcPr>
+          <w:p>
+            <w:r>
+              <w:rPr>
+                <w:rFonts w:ascii="Arial" w:cs="Arial" w:eastAsia="Arial" w:hAnsi="Arial"/>
+                <w:color w:val="1F2937"/>
+                <w:sz w:val="18"/>
+                <w:szCs w:val="18"/>
+              </w:rPr>
+              <w:t xml:space="preserve">Open the app — does the login page load cleanly?</w:t>
+            </w:r>
+          </w:p>
+        </w:tc>
+        <w:tc>
+          <w:tcPr>
+            <w:tcW w:type="dxa" w:w="2240"/>
+            <w:tcBorders>
+              <w:top w:val="single" w:color="D1D5DB" w:sz="1"/>
+              <w:left w:val="single" w:color="D1D5DB" w:sz="1"/>
+              <w:bottom w:val="single" w:color="D1D5DB" w:sz="1"/>
+              <w:right w:val="single" w:color="D1D5DB" w:sz="1"/>
+            </w:tcBorders>
+            <w:tcMar>
+              <w:top w:type="dxa" w:w="60"/>
+              <w:left w:type="dxa" w:w="100"/>
+              <w:bottom w:type="dxa" w:w="60"/>
+              <w:right w:type="dxa" w:w="100"/>
+            </w:tcMar>
+          </w:tcPr>
+          <w:p>
+            <w:r>
+              <w:rPr>
+                <w:rFonts w:ascii="Arial" w:cs="Arial" w:eastAsia="Arial" w:hAnsi="Arial"/>
+                <w:color w:val="1F2937"/>
+                <w:sz w:val="18"/>
+                <w:szCs w:val="18"/>
+              </w:rPr>
+              <w:t xml:space="preserve"/>
+            </w:r>
+          </w:p>
+        </w:tc>
+      </w:tr>
+      <w:tr>
+        <w:tc>
+          <w:tcPr>
+            <w:tcW w:type="dxa" w:w="600"/>
+            <w:tcBorders>
+              <w:top w:val="single" w:color="D1D5DB" w:sz="1"/>
+              <w:left w:val="single" w:color="D1D5DB" w:sz="1"/>
+              <w:bottom w:val="single" w:color="D1D5DB" w:sz="1"/>
+              <w:right w:val="single" w:color="D1D5DB" w:sz="1"/>
+            </w:tcBorders>
+            <w:shd w:fill="F5F3FF" w:val="clear"/>
+            <w:tcMar>
+              <w:top w:type="dxa" w:w="60"/>
+              <w:left w:type="dxa" w:w="100"/>
+              <w:bottom w:type="dxa" w:w="60"/>
+              <w:right w:type="dxa" w:w="100"/>
+            </w:tcMar>
+          </w:tcPr>
+          <w:p>
+            <w:r>
+              <w:rPr>
+                <w:rFonts w:ascii="Arial" w:cs="Arial" w:eastAsia="Arial" w:hAnsi="Arial"/>
+                <w:color w:val="1F2937"/>
+                <w:sz w:val="18"/>
+                <w:szCs w:val="18"/>
+              </w:rPr>
+              <w:t xml:space="preserve">2</w:t>
+            </w:r>
+          </w:p>
+        </w:tc>
+        <w:tc>
+          <w:tcPr>
+            <w:tcW w:type="dxa" w:w="7000"/>
+            <w:tcBorders>
+              <w:top w:val="single" w:color="D1D5DB" w:sz="1"/>
+              <w:left w:val="single" w:color="D1D5DB" w:sz="1"/>
+              <w:bottom w:val="single" w:color="D1D5DB" w:sz="1"/>
+              <w:right w:val="single" w:color="D1D5DB" w:sz="1"/>
+            </w:tcBorders>
+            <w:shd w:fill="F5F3FF" w:val="clear"/>
+            <w:tcMar>
+              <w:top w:type="dxa" w:w="60"/>
+              <w:left w:type="dxa" w:w="100"/>
+              <w:bottom w:type="dxa" w:w="60"/>
+              <w:right w:type="dxa" w:w="100"/>
+            </w:tcMar>
+          </w:tcPr>
+          <w:p>
+            <w:r>
+              <w:rPr>
+                <w:rFonts w:ascii="Arial" w:cs="Arial" w:eastAsia="Arial" w:hAnsi="Arial"/>
+                <w:color w:val="1F2937"/>
+                <w:sz w:val="18"/>
+                <w:szCs w:val="18"/>
+              </w:rPr>
+              <w:t xml:space="preserve">Try logging in with wrong password — does it show a clear error?</w:t>
+            </w:r>
+          </w:p>
+        </w:tc>
+        <w:tc>
+          <w:tcPr>
+            <w:tcW w:type="dxa" w:w="2240"/>
+            <w:tcBorders>
+              <w:top w:val="single" w:color="D1D5DB" w:sz="1"/>
+              <w:left w:val="single" w:color="D1D5DB" w:sz="1"/>
+              <w:bottom w:val="single" w:color="D1D5DB" w:sz="1"/>
+              <w:right w:val="single" w:color="D1D5DB" w:sz="1"/>
+            </w:tcBorders>
+            <w:shd w:fill="F5F3FF" w:val="clear"/>
+            <w:tcMar>
+              <w:top w:type="dxa" w:w="60"/>
+              <w:left w:type="dxa" w:w="100"/>
+              <w:bottom w:type="dxa" w:w="60"/>
+              <w:right w:type="dxa" w:w="100"/>
+            </w:tcMar>
+          </w:tcPr>
+          <w:p>
+            <w:r>
+              <w:rPr>
+                <w:rFonts w:ascii="Arial" w:cs="Arial" w:eastAsia="Arial" w:hAnsi="Arial"/>
+                <w:color w:val="1F2937"/>
+                <w:sz w:val="18"/>
+                <w:szCs w:val="18"/>
+              </w:rPr>
+              <w:t xml:space="preserve"/>
+            </w:r>
+          </w:p>
+        </w:tc>
+      </w:tr>
+      <w:tr>
+        <w:tc>
+          <w:tcPr>
+            <w:tcW w:type="dxa" w:w="600"/>
+            <w:tcBorders>
+              <w:top w:val="single" w:color="D1D5DB" w:sz="1"/>
+              <w:left w:val="single" w:color="D1D5DB" w:sz="1"/>
+              <w:bottom w:val="single" w:color="D1D5DB" w:sz="1"/>
+              <w:right w:val="single" w:color="D1D5DB" w:sz="1"/>
+            </w:tcBorders>
+            <w:tcMar>
+              <w:top w:type="dxa" w:w="60"/>
+              <w:left w:type="dxa" w:w="100"/>
+              <w:bottom w:type="dxa" w:w="60"/>
+              <w:right w:type="dxa" w:w="100"/>
+            </w:tcMar>
+          </w:tcPr>
+          <w:p>
+            <w:r>
+              <w:rPr>
+                <w:rFonts w:ascii="Arial" w:cs="Arial" w:eastAsia="Arial" w:hAnsi="Arial"/>
+                <w:color w:val="1F2937"/>
+                <w:sz w:val="18"/>
+                <w:szCs w:val="18"/>
+              </w:rPr>
+              <w:t xml:space="preserve">3</w:t>
+            </w:r>
+          </w:p>
+        </w:tc>
+        <w:tc>
+          <w:tcPr>
+            <w:tcW w:type="dxa" w:w="7000"/>
+            <w:tcBorders>
+              <w:top w:val="single" w:color="D1D5DB" w:sz="1"/>
+              <w:left w:val="single" w:color="D1D5DB" w:sz="1"/>
+              <w:bottom w:val="single" w:color="D1D5DB" w:sz="1"/>
+              <w:right w:val="single" w:color="D1D5DB" w:sz="1"/>
+            </w:tcBorders>
+            <w:tcMar>
+              <w:top w:type="dxa" w:w="60"/>
+              <w:left w:type="dxa" w:w="100"/>
+              <w:bottom w:type="dxa" w:w="60"/>
+              <w:right w:type="dxa" w:w="100"/>
+            </w:tcMar>
+          </w:tcPr>
+          <w:p>
+            <w:r>
+              <w:rPr>
+                <w:rFonts w:ascii="Arial" w:cs="Arial" w:eastAsia="Arial" w:hAnsi="Arial"/>
+                <w:color w:val="1F2937"/>
+                <w:sz w:val="18"/>
+                <w:szCs w:val="18"/>
+              </w:rPr>
+              <w:t xml:space="preserve">Log in with the test account — does it redirect to the dashboard?</w:t>
+            </w:r>
+          </w:p>
+        </w:tc>
+        <w:tc>
+          <w:tcPr>
+            <w:tcW w:type="dxa" w:w="2240"/>
+            <w:tcBorders>
+              <w:top w:val="single" w:color="D1D5DB" w:sz="1"/>
+              <w:left w:val="single" w:color="D1D5DB" w:sz="1"/>
+              <w:bottom w:val="single" w:color="D1D5DB" w:sz="1"/>
+              <w:right w:val="single" w:color="D1D5DB" w:sz="1"/>
+            </w:tcBorders>
+            <w:tcMar>
+              <w:top w:type="dxa" w:w="60"/>
+              <w:left w:type="dxa" w:w="100"/>
+              <w:bottom w:type="dxa" w:w="60"/>
+              <w:right w:type="dxa" w:w="100"/>
+            </w:tcMar>
+          </w:tcPr>
+          <w:p>
+            <w:r>
+              <w:rPr>
+                <w:rFonts w:ascii="Arial" w:cs="Arial" w:eastAsia="Arial" w:hAnsi="Arial"/>
+                <w:color w:val="1F2937"/>
+                <w:sz w:val="18"/>
+                <w:szCs w:val="18"/>
+              </w:rPr>
+              <w:t xml:space="preserve"/>
+            </w:r>
+          </w:p>
+        </w:tc>
+      </w:tr>
+      <w:tr>
+        <w:tc>
+          <w:tcPr>
+            <w:tcW w:type="dxa" w:w="600"/>
+            <w:tcBorders>
+              <w:top w:val="single" w:color="D1D5DB" w:sz="1"/>
+              <w:left w:val="single" w:color="D1D5DB" w:sz="1"/>
+              <w:bottom w:val="single" w:color="D1D5DB" w:sz="1"/>
+              <w:right w:val="single" w:color="D1D5DB" w:sz="1"/>
+            </w:tcBorders>
+            <w:shd w:fill="F5F3FF" w:val="clear"/>
+            <w:tcMar>
+              <w:top w:type="dxa" w:w="60"/>
+              <w:left w:type="dxa" w:w="100"/>
+              <w:bottom w:type="dxa" w:w="60"/>
+              <w:right w:type="dxa" w:w="100"/>
+            </w:tcMar>
+          </w:tcPr>
+          <w:p>
+            <w:r>
+              <w:rPr>
+                <w:rFonts w:ascii="Arial" w:cs="Arial" w:eastAsia="Arial" w:hAnsi="Arial"/>
+                <w:color w:val="1F2937"/>
+                <w:sz w:val="18"/>
+                <w:szCs w:val="18"/>
+              </w:rPr>
+              <w:t xml:space="preserve">4</w:t>
+            </w:r>
+          </w:p>
+        </w:tc>
+        <w:tc>
+          <w:tcPr>
+            <w:tcW w:type="dxa" w:w="7000"/>
+            <w:tcBorders>
+              <w:top w:val="single" w:color="D1D5DB" w:sz="1"/>
+              <w:left w:val="single" w:color="D1D5DB" w:sz="1"/>
+              <w:bottom w:val="single" w:color="D1D5DB" w:sz="1"/>
+              <w:right w:val="single" w:color="D1D5DB" w:sz="1"/>
+            </w:tcBorders>
+            <w:shd w:fill="F5F3FF" w:val="clear"/>
+            <w:tcMar>
+              <w:top w:type="dxa" w:w="60"/>
+              <w:left w:type="dxa" w:w="100"/>
+              <w:bottom w:type="dxa" w:w="60"/>
+              <w:right w:type="dxa" w:w="100"/>
+            </w:tcMar>
+          </w:tcPr>
+          <w:p>
+            <w:r>
+              <w:rPr>
+                <w:rFonts w:ascii="Arial" w:cs="Arial" w:eastAsia="Arial" w:hAnsi="Arial"/>
+                <w:color w:val="1F2937"/>
+                <w:sz w:val="18"/>
+                <w:szCs w:val="18"/>
+              </w:rPr>
+              <w:t xml:space="preserve">Click Sign Out — does it log you out and show the login page?</w:t>
+            </w:r>
+          </w:p>
+        </w:tc>
+        <w:tc>
+          <w:tcPr>
+            <w:tcW w:type="dxa" w:w="2240"/>
+            <w:tcBorders>
+              <w:top w:val="single" w:color="D1D5DB" w:sz="1"/>
+              <w:left w:val="single" w:color="D1D5DB" w:sz="1"/>
+              <w:bottom w:val="single" w:color="D1D5DB" w:sz="1"/>
+              <w:right w:val="single" w:color="D1D5DB" w:sz="1"/>
+            </w:tcBorders>
+            <w:shd w:fill="F5F3FF" w:val="clear"/>
+            <w:tcMar>
+              <w:top w:type="dxa" w:w="60"/>
+              <w:left w:type="dxa" w:w="100"/>
+              <w:bottom w:type="dxa" w:w="60"/>
+              <w:right w:type="dxa" w:w="100"/>
+            </w:tcMar>
+          </w:tcPr>
+          <w:p>
+            <w:r>
+              <w:rPr>
+                <w:rFonts w:ascii="Arial" w:cs="Arial" w:eastAsia="Arial" w:hAnsi="Arial"/>
+                <w:color w:val="1F2937"/>
+                <w:sz w:val="18"/>
+                <w:szCs w:val="18"/>
+              </w:rPr>
+              <w:t xml:space="preserve"/>
+            </w:r>
+          </w:p>
+        </w:tc>
+      </w:tr>
+    </w:tbl>
+    <w:p>
+      <w:pPr>
+        <w:spacing w:after="80"/>
+      </w:pPr>
+    </w:p>
+    <w:p>
+      <w:pPr>
+        <w:pStyle w:val="Heading2"/>
+        <w:spacing w:after="160" w:before="280"/>
+      </w:pPr>
+      <w:r>
+        <w:rPr>
+          <w:rFonts w:ascii="Arial" w:cs="Arial" w:eastAsia="Arial" w:hAnsi="Arial"/>
+          <w:b/>
+          <w:bCs/>
+          <w:color w:val="374151"/>
+          <w:sz w:val="26"/>
+          <w:szCs w:val="26"/>
+        </w:rPr>
+        <w:t xml:space="preserve">B5.2 Navigation &amp; Layout</w:t>
+      </w:r>
+    </w:p>
+    <w:tbl>
+      <w:tblPr>
+        <w:tblW w:type="dxa" w:w="9840"/>
+        <w:tblBorders>
+          <w:top w:val="single" w:color="auto" w:sz="4"/>
+          <w:left w:val="single" w:color="auto" w:sz="4"/>
+          <w:bottom w:val="single" w:color="auto" w:sz="4"/>
+          <w:right w:val="single" w:color="auto" w:sz="4"/>
+          <w:insideH w:val="single" w:color="auto" w:sz="4"/>
+          <w:insideV w:val="single" w:color="auto" w:sz="4"/>
+        </w:tblBorders>
+      </w:tblPr>
+      <w:tblGrid>
+        <w:gridCol w:w="600"/>
+        <w:gridCol w:w="7000"/>
+        <w:gridCol w:w="2240"/>
+      </w:tblGrid>
+      <w:tr>
+        <w:tc>
+          <w:tcPr>
+            <w:tcW w:type="dxa" w:w="600"/>
+            <w:tcBorders>
+              <w:top w:val="single" w:color="D1D5DB" w:sz="1"/>
+              <w:left w:val="single" w:color="D1D5DB" w:sz="1"/>
+              <w:bottom w:val="single" w:color="D1D5DB" w:sz="1"/>
+              <w:right w:val="single" w:color="D1D5DB" w:sz="1"/>
+            </w:tcBorders>
+            <w:shd w:fill="4F46E5" w:val="clear"/>
+            <w:tcMar>
+              <w:top w:type="dxa" w:w="60"/>
+              <w:left w:type="dxa" w:w="100"/>
+              <w:bottom w:type="dxa" w:w="60"/>
+              <w:right w:type="dxa" w:w="100"/>
+            </w:tcMar>
+          </w:tcPr>
+          <w:p>
+            <w:r>
+              <w:rPr>
+                <w:rFonts w:ascii="Arial" w:cs="Arial" w:eastAsia="Arial" w:hAnsi="Arial"/>
+                <w:b/>
+                <w:bCs/>
+                <w:color w:val="FFFFFF"/>
+                <w:sz w:val="18"/>
+                <w:szCs w:val="18"/>
+              </w:rPr>
+              <w:t xml:space="preserve">#</w:t>
+            </w:r>
+          </w:p>
+        </w:tc>
+        <w:tc>
+          <w:tcPr>
+            <w:tcW w:type="dxa" w:w="7000"/>
+            <w:tcBorders>
+              <w:top w:val="single" w:color="D1D5DB" w:sz="1"/>
+              <w:left w:val="single" w:color="D1D5DB" w:sz="1"/>
+              <w:bottom w:val="single" w:color="D1D5DB" w:sz="1"/>
+              <w:right w:val="single" w:color="D1D5DB" w:sz="1"/>
+            </w:tcBorders>
+            <w:shd w:fill="4F46E5" w:val="clear"/>
+            <w:tcMar>
+              <w:top w:type="dxa" w:w="60"/>
+              <w:left w:type="dxa" w:w="100"/>
+              <w:bottom w:type="dxa" w:w="60"/>
+              <w:right w:type="dxa" w:w="100"/>
+            </w:tcMar>
+          </w:tcPr>
+          <w:p>
+            <w:r>
+              <w:rPr>
+                <w:rFonts w:ascii="Arial" w:cs="Arial" w:eastAsia="Arial" w:hAnsi="Arial"/>
+                <w:b/>
+                <w:bCs/>
+                <w:color w:val="FFFFFF"/>
+                <w:sz w:val="18"/>
+                <w:szCs w:val="18"/>
+              </w:rPr>
+              <w:t xml:space="preserve">Test</w:t>
+            </w:r>
+          </w:p>
+        </w:tc>
+        <w:tc>
+          <w:tcPr>
+            <w:tcW w:type="dxa" w:w="2240"/>
+            <w:tcBorders>
+              <w:top w:val="single" w:color="D1D5DB" w:sz="1"/>
+              <w:left w:val="single" w:color="D1D5DB" w:sz="1"/>
+              <w:bottom w:val="single" w:color="D1D5DB" w:sz="1"/>
+              <w:right w:val="single" w:color="D1D5DB" w:sz="1"/>
+            </w:tcBorders>
+            <w:shd w:fill="4F46E5" w:val="clear"/>
+            <w:tcMar>
+              <w:top w:type="dxa" w:w="60"/>
+              <w:left w:type="dxa" w:w="100"/>
+              <w:bottom w:type="dxa" w:w="60"/>
+              <w:right w:type="dxa" w:w="100"/>
+            </w:tcMar>
+          </w:tcPr>
+          <w:p>
+            <w:r>
+              <w:rPr>
+                <w:rFonts w:ascii="Arial" w:cs="Arial" w:eastAsia="Arial" w:hAnsi="Arial"/>
+                <w:b/>
+                <w:bCs/>
+                <w:color w:val="FFFFFF"/>
+                <w:sz w:val="18"/>
+                <w:szCs w:val="18"/>
+              </w:rPr>
+              <w:t xml:space="preserve">Result</w:t>
+            </w:r>
+          </w:p>
+        </w:tc>
+      </w:tr>
+      <w:tr>
+        <w:tc>
+          <w:tcPr>
+            <w:tcW w:type="dxa" w:w="600"/>
+            <w:tcBorders>
+              <w:top w:val="single" w:color="D1D5DB" w:sz="1"/>
+              <w:left w:val="single" w:color="D1D5DB" w:sz="1"/>
+              <w:bottom w:val="single" w:color="D1D5DB" w:sz="1"/>
+              <w:right w:val="single" w:color="D1D5DB" w:sz="1"/>
+            </w:tcBorders>
+            <w:tcMar>
+              <w:top w:type="dxa" w:w="60"/>
+              <w:left w:type="dxa" w:w="100"/>
+              <w:bottom w:type="dxa" w:w="60"/>
+              <w:right w:type="dxa" w:w="100"/>
+            </w:tcMar>
+          </w:tcPr>
+          <w:p>
+            <w:r>
+              <w:rPr>
+                <w:rFonts w:ascii="Arial" w:cs="Arial" w:eastAsia="Arial" w:hAnsi="Arial"/>
+                <w:color w:val="1F2937"/>
+                <w:sz w:val="18"/>
+                <w:szCs w:val="18"/>
+              </w:rPr>
+              <w:t xml:space="preserve">5</w:t>
+            </w:r>
+          </w:p>
+        </w:tc>
+        <w:tc>
+          <w:tcPr>
+            <w:tcW w:type="dxa" w:w="7000"/>
+            <w:tcBorders>
+              <w:top w:val="single" w:color="D1D5DB" w:sz="1"/>
+              <w:left w:val="single" w:color="D1D5DB" w:sz="1"/>
+              <w:bottom w:val="single" w:color="D1D5DB" w:sz="1"/>
+              <w:right w:val="single" w:color="D1D5DB" w:sz="1"/>
+            </w:tcBorders>
+            <w:tcMar>
+              <w:top w:type="dxa" w:w="60"/>
+              <w:left w:type="dxa" w:w="100"/>
+              <w:bottom w:type="dxa" w:w="60"/>
+              <w:right w:type="dxa" w:w="100"/>
+            </w:tcMar>
+          </w:tcPr>
+          <w:p>
+            <w:r>
+              <w:rPr>
+                <w:rFonts w:ascii="Arial" w:cs="Arial" w:eastAsia="Arial" w:hAnsi="Arial"/>
+                <w:color w:val="1F2937"/>
+                <w:sz w:val="18"/>
+                <w:szCs w:val="18"/>
+              </w:rPr>
+              <w:t xml:space="preserve">Is the sidebar easy to understand? Can you find projects, team dashboard, admin?</w:t>
+            </w:r>
+          </w:p>
+        </w:tc>
+        <w:tc>
+          <w:tcPr>
+            <w:tcW w:type="dxa" w:w="2240"/>
+            <w:tcBorders>
+              <w:top w:val="single" w:color="D1D5DB" w:sz="1"/>
+              <w:left w:val="single" w:color="D1D5DB" w:sz="1"/>
+              <w:bottom w:val="single" w:color="D1D5DB" w:sz="1"/>
+              <w:right w:val="single" w:color="D1D5DB" w:sz="1"/>
+            </w:tcBorders>
+            <w:tcMar>
+              <w:top w:type="dxa" w:w="60"/>
+              <w:left w:type="dxa" w:w="100"/>
+              <w:bottom w:type="dxa" w:w="60"/>
+              <w:right w:type="dxa" w:w="100"/>
+            </w:tcMar>
+          </w:tcPr>
+          <w:p>
+            <w:r>
+              <w:rPr>
+                <w:rFonts w:ascii="Arial" w:cs="Arial" w:eastAsia="Arial" w:hAnsi="Arial"/>
+                <w:color w:val="1F2937"/>
+                <w:sz w:val="18"/>
+                <w:szCs w:val="18"/>
+              </w:rPr>
+              <w:t xml:space="preserve"/>
+            </w:r>
+          </w:p>
+        </w:tc>
+      </w:tr>
+      <w:tr>
+        <w:tc>
+          <w:tcPr>
+            <w:tcW w:type="dxa" w:w="600"/>
+            <w:tcBorders>
+              <w:top w:val="single" w:color="D1D5DB" w:sz="1"/>
+              <w:left w:val="single" w:color="D1D5DB" w:sz="1"/>
+              <w:bottom w:val="single" w:color="D1D5DB" w:sz="1"/>
+              <w:right w:val="single" w:color="D1D5DB" w:sz="1"/>
+            </w:tcBorders>
+            <w:shd w:fill="F5F3FF" w:val="clear"/>
+            <w:tcMar>
+              <w:top w:type="dxa" w:w="60"/>
+              <w:left w:type="dxa" w:w="100"/>
+              <w:bottom w:type="dxa" w:w="60"/>
+              <w:right w:type="dxa" w:w="100"/>
+            </w:tcMar>
+          </w:tcPr>
+          <w:p>
+            <w:r>
+              <w:rPr>
+                <w:rFonts w:ascii="Arial" w:cs="Arial" w:eastAsia="Arial" w:hAnsi="Arial"/>
+                <w:color w:val="1F2937"/>
+                <w:sz w:val="18"/>
+                <w:szCs w:val="18"/>
+              </w:rPr>
+              <w:t xml:space="preserve">6</w:t>
+            </w:r>
+          </w:p>
+        </w:tc>
+        <w:tc>
+          <w:tcPr>
+            <w:tcW w:type="dxa" w:w="7000"/>
+            <w:tcBorders>
+              <w:top w:val="single" w:color="D1D5DB" w:sz="1"/>
+              <w:left w:val="single" w:color="D1D5DB" w:sz="1"/>
+              <w:bottom w:val="single" w:color="D1D5DB" w:sz="1"/>
+              <w:right w:val="single" w:color="D1D5DB" w:sz="1"/>
+            </w:tcBorders>
+            <w:shd w:fill="F5F3FF" w:val="clear"/>
+            <w:tcMar>
+              <w:top w:type="dxa" w:w="60"/>
+              <w:left w:type="dxa" w:w="100"/>
+              <w:bottom w:type="dxa" w:w="60"/>
+              <w:right w:type="dxa" w:w="100"/>
+            </w:tcMar>
+          </w:tcPr>
+          <w:p>
+            <w:r>
+              <w:rPr>
+                <w:rFonts w:ascii="Arial" w:cs="Arial" w:eastAsia="Arial" w:hAnsi="Arial"/>
+                <w:color w:val="1F2937"/>
+                <w:sz w:val="18"/>
+                <w:szCs w:val="18"/>
+              </w:rPr>
+              <w:t xml:space="preserve">Click through all sidebar links — do they all work?</w:t>
+            </w:r>
+          </w:p>
+        </w:tc>
+        <w:tc>
+          <w:tcPr>
+            <w:tcW w:type="dxa" w:w="2240"/>
+            <w:tcBorders>
+              <w:top w:val="single" w:color="D1D5DB" w:sz="1"/>
+              <w:left w:val="single" w:color="D1D5DB" w:sz="1"/>
+              <w:bottom w:val="single" w:color="D1D5DB" w:sz="1"/>
+              <w:right w:val="single" w:color="D1D5DB" w:sz="1"/>
+            </w:tcBorders>
+            <w:shd w:fill="F5F3FF" w:val="clear"/>
+            <w:tcMar>
+              <w:top w:type="dxa" w:w="60"/>
+              <w:left w:type="dxa" w:w="100"/>
+              <w:bottom w:type="dxa" w:w="60"/>
+              <w:right w:type="dxa" w:w="100"/>
+            </w:tcMar>
+          </w:tcPr>
+          <w:p>
+            <w:r>
+              <w:rPr>
+                <w:rFonts w:ascii="Arial" w:cs="Arial" w:eastAsia="Arial" w:hAnsi="Arial"/>
+                <w:color w:val="1F2937"/>
+                <w:sz w:val="18"/>
+                <w:szCs w:val="18"/>
+              </w:rPr>
+              <w:t xml:space="preserve"/>
+            </w:r>
+          </w:p>
+        </w:tc>
+      </w:tr>
+      <w:tr>
+        <w:tc>
+          <w:tcPr>
+            <w:tcW w:type="dxa" w:w="600"/>
+            <w:tcBorders>
+              <w:top w:val="single" w:color="D1D5DB" w:sz="1"/>
+              <w:left w:val="single" w:color="D1D5DB" w:sz="1"/>
+              <w:bottom w:val="single" w:color="D1D5DB" w:sz="1"/>
+              <w:right w:val="single" w:color="D1D5DB" w:sz="1"/>
+            </w:tcBorders>
+            <w:tcMar>
+              <w:top w:type="dxa" w:w="60"/>
+              <w:left w:type="dxa" w:w="100"/>
+              <w:bottom w:type="dxa" w:w="60"/>
+              <w:right w:type="dxa" w:w="100"/>
+            </w:tcMar>
+          </w:tcPr>
+          <w:p>
+            <w:r>
+              <w:rPr>
+                <w:rFonts w:ascii="Arial" w:cs="Arial" w:eastAsia="Arial" w:hAnsi="Arial"/>
+                <w:color w:val="1F2937"/>
+                <w:sz w:val="18"/>
+                <w:szCs w:val="18"/>
+              </w:rPr>
+              <w:t xml:space="preserve">7</w:t>
+            </w:r>
+          </w:p>
+        </w:tc>
+        <w:tc>
+          <w:tcPr>
+            <w:tcW w:type="dxa" w:w="7000"/>
+            <w:tcBorders>
+              <w:top w:val="single" w:color="D1D5DB" w:sz="1"/>
+              <w:left w:val="single" w:color="D1D5DB" w:sz="1"/>
+              <w:bottom w:val="single" w:color="D1D5DB" w:sz="1"/>
+              <w:right w:val="single" w:color="D1D5DB" w:sz="1"/>
+            </w:tcBorders>
+            <w:tcMar>
+              <w:top w:type="dxa" w:w="60"/>
+              <w:left w:type="dxa" w:w="100"/>
+              <w:bottom w:type="dxa" w:w="60"/>
+              <w:right w:type="dxa" w:w="100"/>
+            </w:tcMar>
+          </w:tcPr>
+          <w:p>
+            <w:r>
+              <w:rPr>
+                <w:rFonts w:ascii="Arial" w:cs="Arial" w:eastAsia="Arial" w:hAnsi="Arial"/>
+                <w:color w:val="1F2937"/>
+                <w:sz w:val="18"/>
+                <w:szCs w:val="18"/>
+              </w:rPr>
+              <w:t xml:space="preserve">Switch between List, Board, Calendar, Gantt views — are they all useful?</w:t>
+            </w:r>
+          </w:p>
+        </w:tc>
+        <w:tc>
+          <w:tcPr>
+            <w:tcW w:type="dxa" w:w="2240"/>
+            <w:tcBorders>
+              <w:top w:val="single" w:color="D1D5DB" w:sz="1"/>
+              <w:left w:val="single" w:color="D1D5DB" w:sz="1"/>
+              <w:bottom w:val="single" w:color="D1D5DB" w:sz="1"/>
+              <w:right w:val="single" w:color="D1D5DB" w:sz="1"/>
+            </w:tcBorders>
+            <w:tcMar>
+              <w:top w:type="dxa" w:w="60"/>
+              <w:left w:type="dxa" w:w="100"/>
+              <w:bottom w:type="dxa" w:w="60"/>
+              <w:right w:type="dxa" w:w="100"/>
+            </w:tcMar>
+          </w:tcPr>
+          <w:p>
+            <w:r>
+              <w:rPr>
+                <w:rFonts w:ascii="Arial" w:cs="Arial" w:eastAsia="Arial" w:hAnsi="Arial"/>
+                <w:color w:val="1F2937"/>
+                <w:sz w:val="18"/>
+                <w:szCs w:val="18"/>
+              </w:rPr>
+              <w:t xml:space="preserve"/>
+            </w:r>
+          </w:p>
+        </w:tc>
+      </w:tr>
+      <w:tr>
+        <w:tc>
+          <w:tcPr>
+            <w:tcW w:type="dxa" w:w="600"/>
+            <w:tcBorders>
+              <w:top w:val="single" w:color="D1D5DB" w:sz="1"/>
+              <w:left w:val="single" w:color="D1D5DB" w:sz="1"/>
+              <w:bottom w:val="single" w:color="D1D5DB" w:sz="1"/>
+              <w:right w:val="single" w:color="D1D5DB" w:sz="1"/>
+            </w:tcBorders>
+            <w:shd w:fill="F5F3FF" w:val="clear"/>
+            <w:tcMar>
+              <w:top w:type="dxa" w:w="60"/>
+              <w:left w:type="dxa" w:w="100"/>
+              <w:bottom w:type="dxa" w:w="60"/>
+              <w:right w:type="dxa" w:w="100"/>
+            </w:tcMar>
+          </w:tcPr>
+          <w:p>
+            <w:r>
+              <w:rPr>
+                <w:rFonts w:ascii="Arial" w:cs="Arial" w:eastAsia="Arial" w:hAnsi="Arial"/>
+                <w:color w:val="1F2937"/>
+                <w:sz w:val="18"/>
+                <w:szCs w:val="18"/>
+              </w:rPr>
+              <w:t xml:space="preserve">8</w:t>
+            </w:r>
+          </w:p>
+        </w:tc>
+        <w:tc>
+          <w:tcPr>
+            <w:tcW w:type="dxa" w:w="7000"/>
+            <w:tcBorders>
+              <w:top w:val="single" w:color="D1D5DB" w:sz="1"/>
+              <w:left w:val="single" w:color="D1D5DB" w:sz="1"/>
+              <w:bottom w:val="single" w:color="D1D5DB" w:sz="1"/>
+              <w:right w:val="single" w:color="D1D5DB" w:sz="1"/>
+            </w:tcBorders>
+            <w:shd w:fill="F5F3FF" w:val="clear"/>
+            <w:tcMar>
+              <w:top w:type="dxa" w:w="60"/>
+              <w:left w:type="dxa" w:w="100"/>
+              <w:bottom w:type="dxa" w:w="60"/>
+              <w:right w:type="dxa" w:w="100"/>
+            </w:tcMar>
+          </w:tcPr>
+          <w:p>
+            <w:r>
+              <w:rPr>
+                <w:rFonts w:ascii="Arial" w:cs="Arial" w:eastAsia="Arial" w:hAnsi="Arial"/>
+                <w:color w:val="1F2937"/>
+                <w:sz w:val="18"/>
+                <w:szCs w:val="18"/>
+              </w:rPr>
+              <w:t xml:space="preserve">Press Ctrl+K — does the search palette open? Can you find tasks?</w:t>
+            </w:r>
+          </w:p>
+        </w:tc>
+        <w:tc>
+          <w:tcPr>
+            <w:tcW w:type="dxa" w:w="2240"/>
+            <w:tcBorders>
+              <w:top w:val="single" w:color="D1D5DB" w:sz="1"/>
+              <w:left w:val="single" w:color="D1D5DB" w:sz="1"/>
+              <w:bottom w:val="single" w:color="D1D5DB" w:sz="1"/>
+              <w:right w:val="single" w:color="D1D5DB" w:sz="1"/>
+            </w:tcBorders>
+            <w:shd w:fill="F5F3FF" w:val="clear"/>
+            <w:tcMar>
+              <w:top w:type="dxa" w:w="60"/>
+              <w:left w:type="dxa" w:w="100"/>
+              <w:bottom w:type="dxa" w:w="60"/>
+              <w:right w:type="dxa" w:w="100"/>
+            </w:tcMar>
+          </w:tcPr>
+          <w:p>
+            <w:r>
+              <w:rPr>
+                <w:rFonts w:ascii="Arial" w:cs="Arial" w:eastAsia="Arial" w:hAnsi="Arial"/>
+                <w:color w:val="1F2937"/>
+                <w:sz w:val="18"/>
+                <w:szCs w:val="18"/>
+              </w:rPr>
+              <w:t xml:space="preserve"/>
+            </w:r>
+          </w:p>
+        </w:tc>
+      </w:tr>
+      <w:tr>
+        <w:tc>
+          <w:tcPr>
+            <w:tcW w:type="dxa" w:w="600"/>
+            <w:tcBorders>
+              <w:top w:val="single" w:color="D1D5DB" w:sz="1"/>
+              <w:left w:val="single" w:color="D1D5DB" w:sz="1"/>
+              <w:bottom w:val="single" w:color="D1D5DB" w:sz="1"/>
+              <w:right w:val="single" w:color="D1D5DB" w:sz="1"/>
+            </w:tcBorders>
+            <w:tcMar>
+              <w:top w:type="dxa" w:w="60"/>
+              <w:left w:type="dxa" w:w="100"/>
+              <w:bottom w:type="dxa" w:w="60"/>
+              <w:right w:type="dxa" w:w="100"/>
+            </w:tcMar>
+          </w:tcPr>
+          <w:p>
+            <w:r>
+              <w:rPr>
+                <w:rFonts w:ascii="Arial" w:cs="Arial" w:eastAsia="Arial" w:hAnsi="Arial"/>
+                <w:color w:val="1F2937"/>
+                <w:sz w:val="18"/>
+                <w:szCs w:val="18"/>
+              </w:rPr>
+              <w:t xml:space="preserve">9</w:t>
+            </w:r>
+          </w:p>
+        </w:tc>
+        <w:tc>
+          <w:tcPr>
+            <w:tcW w:type="dxa" w:w="7000"/>
+            <w:tcBorders>
+              <w:top w:val="single" w:color="D1D5DB" w:sz="1"/>
+              <w:left w:val="single" w:color="D1D5DB" w:sz="1"/>
+              <w:bottom w:val="single" w:color="D1D5DB" w:sz="1"/>
+              <w:right w:val="single" w:color="D1D5DB" w:sz="1"/>
+            </w:tcBorders>
+            <w:tcMar>
+              <w:top w:type="dxa" w:w="60"/>
+              <w:left w:type="dxa" w:w="100"/>
+              <w:bottom w:type="dxa" w:w="60"/>
+              <w:right w:type="dxa" w:w="100"/>
+            </w:tcMar>
+          </w:tcPr>
+          <w:p>
+            <w:r>
+              <w:rPr>
+                <w:rFonts w:ascii="Arial" w:cs="Arial" w:eastAsia="Arial" w:hAnsi="Arial"/>
+                <w:color w:val="1F2937"/>
+                <w:sz w:val="18"/>
+                <w:szCs w:val="18"/>
+              </w:rPr>
+              <w:t xml:space="preserve">Press ? — do the keyboard shortcuts make sense?</w:t>
+            </w:r>
+          </w:p>
+        </w:tc>
+        <w:tc>
+          <w:tcPr>
+            <w:tcW w:type="dxa" w:w="2240"/>
+            <w:tcBorders>
+              <w:top w:val="single" w:color="D1D5DB" w:sz="1"/>
+              <w:left w:val="single" w:color="D1D5DB" w:sz="1"/>
+              <w:bottom w:val="single" w:color="D1D5DB" w:sz="1"/>
+              <w:right w:val="single" w:color="D1D5DB" w:sz="1"/>
+            </w:tcBorders>
+            <w:tcMar>
+              <w:top w:type="dxa" w:w="60"/>
+              <w:left w:type="dxa" w:w="100"/>
+              <w:bottom w:type="dxa" w:w="60"/>
+              <w:right w:type="dxa" w:w="100"/>
+            </w:tcMar>
+          </w:tcPr>
+          <w:p>
+            <w:r>
+              <w:rPr>
+                <w:rFonts w:ascii="Arial" w:cs="Arial" w:eastAsia="Arial" w:hAnsi="Arial"/>
+                <w:color w:val="1F2937"/>
+                <w:sz w:val="18"/>
+                <w:szCs w:val="18"/>
+              </w:rPr>
+              <w:t xml:space="preserve"/>
+            </w:r>
+          </w:p>
+        </w:tc>
+      </w:tr>
+    </w:tbl>
+    <w:p>
+      <w:pPr>
+        <w:spacing w:after="80"/>
+      </w:pPr>
+    </w:p>
+    <w:p>
+      <w:pPr>
+        <w:pStyle w:val="Heading2"/>
+        <w:spacing w:after="160" w:before="280"/>
+      </w:pPr>
+      <w:r>
+        <w:rPr>
+          <w:rFonts w:ascii="Arial" w:cs="Arial" w:eastAsia="Arial" w:hAnsi="Arial"/>
+          <w:b/>
+          <w:bCs/>
+          <w:color w:val="374151"/>
+          <w:sz w:val="26"/>
+          <w:szCs w:val="26"/>
+        </w:rPr>
+        <w:t xml:space="preserve">B5.3 Task Management</w:t>
+      </w:r>
+    </w:p>
+    <w:tbl>
+      <w:tblPr>
+        <w:tblW w:type="dxa" w:w="9840"/>
+        <w:tblBorders>
+          <w:top w:val="single" w:color="auto" w:sz="4"/>
+          <w:left w:val="single" w:color="auto" w:sz="4"/>
+          <w:bottom w:val="single" w:color="auto" w:sz="4"/>
+          <w:right w:val="single" w:color="auto" w:sz="4"/>
+          <w:insideH w:val="single" w:color="auto" w:sz="4"/>
+          <w:insideV w:val="single" w:color="auto" w:sz="4"/>
+        </w:tblBorders>
+      </w:tblPr>
+      <w:tblGrid>
+        <w:gridCol w:w="600"/>
+        <w:gridCol w:w="7000"/>
+        <w:gridCol w:w="2240"/>
+      </w:tblGrid>
+      <w:tr>
+        <w:tc>
+          <w:tcPr>
+            <w:tcW w:type="dxa" w:w="600"/>
+            <w:tcBorders>
+              <w:top w:val="single" w:color="D1D5DB" w:sz="1"/>
+              <w:left w:val="single" w:color="D1D5DB" w:sz="1"/>
+              <w:bottom w:val="single" w:color="D1D5DB" w:sz="1"/>
+              <w:right w:val="single" w:color="D1D5DB" w:sz="1"/>
+            </w:tcBorders>
+            <w:shd w:fill="4F46E5" w:val="clear"/>
+            <w:tcMar>
+              <w:top w:type="dxa" w:w="60"/>
+              <w:left w:type="dxa" w:w="100"/>
+              <w:bottom w:type="dxa" w:w="60"/>
+              <w:right w:type="dxa" w:w="100"/>
+            </w:tcMar>
+          </w:tcPr>
+          <w:p>
+            <w:r>
+              <w:rPr>
+                <w:rFonts w:ascii="Arial" w:cs="Arial" w:eastAsia="Arial" w:hAnsi="Arial"/>
+                <w:b/>
+                <w:bCs/>
+                <w:color w:val="FFFFFF"/>
+                <w:sz w:val="18"/>
+                <w:szCs w:val="18"/>
+              </w:rPr>
+              <w:t xml:space="preserve">#</w:t>
+            </w:r>
+          </w:p>
+        </w:tc>
+        <w:tc>
+          <w:tcPr>
+            <w:tcW w:type="dxa" w:w="7000"/>
+            <w:tcBorders>
+              <w:top w:val="single" w:color="D1D5DB" w:sz="1"/>
+              <w:left w:val="single" w:color="D1D5DB" w:sz="1"/>
+              <w:bottom w:val="single" w:color="D1D5DB" w:sz="1"/>
+              <w:right w:val="single" w:color="D1D5DB" w:sz="1"/>
+            </w:tcBorders>
+            <w:shd w:fill="4F46E5" w:val="clear"/>
+            <w:tcMar>
+              <w:top w:type="dxa" w:w="60"/>
+              <w:left w:type="dxa" w:w="100"/>
+              <w:bottom w:type="dxa" w:w="60"/>
+              <w:right w:type="dxa" w:w="100"/>
+            </w:tcMar>
+          </w:tcPr>
+          <w:p>
+            <w:r>
+              <w:rPr>
+                <w:rFonts w:ascii="Arial" w:cs="Arial" w:eastAsia="Arial" w:hAnsi="Arial"/>
+                <w:b/>
+                <w:bCs/>
+                <w:color w:val="FFFFFF"/>
+                <w:sz w:val="18"/>
+                <w:szCs w:val="18"/>
+              </w:rPr>
+              <w:t xml:space="preserve">Test</w:t>
+            </w:r>
+          </w:p>
+        </w:tc>
+        <w:tc>
+          <w:tcPr>
+            <w:tcW w:type="dxa" w:w="2240"/>
+            <w:tcBorders>
+              <w:top w:val="single" w:color="D1D5DB" w:sz="1"/>
+              <w:left w:val="single" w:color="D1D5DB" w:sz="1"/>
+              <w:bottom w:val="single" w:color="D1D5DB" w:sz="1"/>
+              <w:right w:val="single" w:color="D1D5DB" w:sz="1"/>
+            </w:tcBorders>
+            <w:shd w:fill="4F46E5" w:val="clear"/>
+            <w:tcMar>
+              <w:top w:type="dxa" w:w="60"/>
+              <w:left w:type="dxa" w:w="100"/>
+              <w:bottom w:type="dxa" w:w="60"/>
+              <w:right w:type="dxa" w:w="100"/>
+            </w:tcMar>
+          </w:tcPr>
+          <w:p>
+            <w:r>
+              <w:rPr>
+                <w:rFonts w:ascii="Arial" w:cs="Arial" w:eastAsia="Arial" w:hAnsi="Arial"/>
+                <w:b/>
+                <w:bCs/>
+                <w:color w:val="FFFFFF"/>
+                <w:sz w:val="18"/>
+                <w:szCs w:val="18"/>
+              </w:rPr>
+              <w:t xml:space="preserve">Result</w:t>
+            </w:r>
+          </w:p>
+        </w:tc>
+      </w:tr>
+      <w:tr>
+        <w:tc>
+          <w:tcPr>
+            <w:tcW w:type="dxa" w:w="600"/>
+            <w:tcBorders>
+              <w:top w:val="single" w:color="D1D5DB" w:sz="1"/>
+              <w:left w:val="single" w:color="D1D5DB" w:sz="1"/>
+              <w:bottom w:val="single" w:color="D1D5DB" w:sz="1"/>
+              <w:right w:val="single" w:color="D1D5DB" w:sz="1"/>
+            </w:tcBorders>
+            <w:tcMar>
+              <w:top w:type="dxa" w:w="60"/>
+              <w:left w:type="dxa" w:w="100"/>
+              <w:bottom w:type="dxa" w:w="60"/>
+              <w:right w:type="dxa" w:w="100"/>
+            </w:tcMar>
+          </w:tcPr>
+          <w:p>
+            <w:r>
+              <w:rPr>
+                <w:rFonts w:ascii="Arial" w:cs="Arial" w:eastAsia="Arial" w:hAnsi="Arial"/>
+                <w:color w:val="1F2937"/>
+                <w:sz w:val="18"/>
+                <w:szCs w:val="18"/>
+              </w:rPr>
+              <w:t xml:space="preserve">10</w:t>
+            </w:r>
+          </w:p>
+        </w:tc>
+        <w:tc>
+          <w:tcPr>
+            <w:tcW w:type="dxa" w:w="7000"/>
+            <w:tcBorders>
+              <w:top w:val="single" w:color="D1D5DB" w:sz="1"/>
+              <w:left w:val="single" w:color="D1D5DB" w:sz="1"/>
+              <w:bottom w:val="single" w:color="D1D5DB" w:sz="1"/>
+              <w:right w:val="single" w:color="D1D5DB" w:sz="1"/>
+            </w:tcBorders>
+            <w:tcMar>
+              <w:top w:type="dxa" w:w="60"/>
+              <w:left w:type="dxa" w:w="100"/>
+              <w:bottom w:type="dxa" w:w="60"/>
+              <w:right w:type="dxa" w:w="100"/>
+            </w:tcMar>
+          </w:tcPr>
+          <w:p>
+            <w:r>
+              <w:rPr>
+                <w:rFonts w:ascii="Arial" w:cs="Arial" w:eastAsia="Arial" w:hAnsi="Arial"/>
+                <w:color w:val="1F2937"/>
+                <w:sz w:val="18"/>
+                <w:szCs w:val="18"/>
+              </w:rPr>
+              <w:t xml:space="preserve">Create a task using Quick Add — is it intuitive?</w:t>
+            </w:r>
+          </w:p>
+        </w:tc>
+        <w:tc>
+          <w:tcPr>
+            <w:tcW w:type="dxa" w:w="2240"/>
+            <w:tcBorders>
+              <w:top w:val="single" w:color="D1D5DB" w:sz="1"/>
+              <w:left w:val="single" w:color="D1D5DB" w:sz="1"/>
+              <w:bottom w:val="single" w:color="D1D5DB" w:sz="1"/>
+              <w:right w:val="single" w:color="D1D5DB" w:sz="1"/>
+            </w:tcBorders>
+            <w:tcMar>
+              <w:top w:type="dxa" w:w="60"/>
+              <w:left w:type="dxa" w:w="100"/>
+              <w:bottom w:type="dxa" w:w="60"/>
+              <w:right w:type="dxa" w:w="100"/>
+            </w:tcMar>
+          </w:tcPr>
+          <w:p>
+            <w:r>
+              <w:rPr>
+                <w:rFonts w:ascii="Arial" w:cs="Arial" w:eastAsia="Arial" w:hAnsi="Arial"/>
+                <w:color w:val="1F2937"/>
+                <w:sz w:val="18"/>
+                <w:szCs w:val="18"/>
+              </w:rPr>
+              <w:t xml:space="preserve"/>
+            </w:r>
+          </w:p>
+        </w:tc>
+      </w:tr>
+      <w:tr>
+        <w:tc>
+          <w:tcPr>
+            <w:tcW w:type="dxa" w:w="600"/>
+            <w:tcBorders>
+              <w:top w:val="single" w:color="D1D5DB" w:sz="1"/>
+              <w:left w:val="single" w:color="D1D5DB" w:sz="1"/>
+              <w:bottom w:val="single" w:color="D1D5DB" w:sz="1"/>
+              <w:right w:val="single" w:color="D1D5DB" w:sz="1"/>
+            </w:tcBorders>
+            <w:shd w:fill="F5F3FF" w:val="clear"/>
+            <w:tcMar>
+              <w:top w:type="dxa" w:w="60"/>
+              <w:left w:type="dxa" w:w="100"/>
+              <w:bottom w:type="dxa" w:w="60"/>
+              <w:right w:type="dxa" w:w="100"/>
+            </w:tcMar>
+          </w:tcPr>
+          <w:p>
+            <w:r>
+              <w:rPr>
+                <w:rFonts w:ascii="Arial" w:cs="Arial" w:eastAsia="Arial" w:hAnsi="Arial"/>
+                <w:color w:val="1F2937"/>
+                <w:sz w:val="18"/>
+                <w:szCs w:val="18"/>
+              </w:rPr>
+              <w:t xml:space="preserve">11</w:t>
+            </w:r>
+          </w:p>
+        </w:tc>
+        <w:tc>
+          <w:tcPr>
+            <w:tcW w:type="dxa" w:w="7000"/>
+            <w:tcBorders>
+              <w:top w:val="single" w:color="D1D5DB" w:sz="1"/>
+              <w:left w:val="single" w:color="D1D5DB" w:sz="1"/>
+              <w:bottom w:val="single" w:color="D1D5DB" w:sz="1"/>
+              <w:right w:val="single" w:color="D1D5DB" w:sz="1"/>
+            </w:tcBorders>
+            <w:shd w:fill="F5F3FF" w:val="clear"/>
+            <w:tcMar>
+              <w:top w:type="dxa" w:w="60"/>
+              <w:left w:type="dxa" w:w="100"/>
+              <w:bottom w:type="dxa" w:w="60"/>
+              <w:right w:type="dxa" w:w="100"/>
+            </w:tcMar>
+          </w:tcPr>
+          <w:p>
+            <w:r>
+              <w:rPr>
+                <w:rFonts w:ascii="Arial" w:cs="Arial" w:eastAsia="Arial" w:hAnsi="Arial"/>
+                <w:color w:val="1F2937"/>
+                <w:sz w:val="18"/>
+                <w:szCs w:val="18"/>
+              </w:rPr>
+              <w:t xml:space="preserve">Click a task to open the detail panel — can you edit all fields?</w:t>
+            </w:r>
+          </w:p>
+        </w:tc>
+        <w:tc>
+          <w:tcPr>
+            <w:tcW w:type="dxa" w:w="2240"/>
+            <w:tcBorders>
+              <w:top w:val="single" w:color="D1D5DB" w:sz="1"/>
+              <w:left w:val="single" w:color="D1D5DB" w:sz="1"/>
+              <w:bottom w:val="single" w:color="D1D5DB" w:sz="1"/>
+              <w:right w:val="single" w:color="D1D5DB" w:sz="1"/>
+            </w:tcBorders>
+            <w:shd w:fill="F5F3FF" w:val="clear"/>
+            <w:tcMar>
+              <w:top w:type="dxa" w:w="60"/>
+              <w:left w:type="dxa" w:w="100"/>
+              <w:bottom w:type="dxa" w:w="60"/>
+              <w:right w:type="dxa" w:w="100"/>
+            </w:tcMar>
+          </w:tcPr>
+          <w:p>
+            <w:r>
+              <w:rPr>
+                <w:rFonts w:ascii="Arial" w:cs="Arial" w:eastAsia="Arial" w:hAnsi="Arial"/>
+                <w:color w:val="1F2937"/>
+                <w:sz w:val="18"/>
+                <w:szCs w:val="18"/>
+              </w:rPr>
+              <w:t xml:space="preserve"/>
+            </w:r>
+          </w:p>
+        </w:tc>
+      </w:tr>
+      <w:tr>
+        <w:tc>
+          <w:tcPr>
+            <w:tcW w:type="dxa" w:w="600"/>
+            <w:tcBorders>
+              <w:top w:val="single" w:color="D1D5DB" w:sz="1"/>
+              <w:left w:val="single" w:color="D1D5DB" w:sz="1"/>
+              <w:bottom w:val="single" w:color="D1D5DB" w:sz="1"/>
+              <w:right w:val="single" w:color="D1D5DB" w:sz="1"/>
+            </w:tcBorders>
+            <w:tcMar>
+              <w:top w:type="dxa" w:w="60"/>
+              <w:left w:type="dxa" w:w="100"/>
+              <w:bottom w:type="dxa" w:w="60"/>
+              <w:right w:type="dxa" w:w="100"/>
+            </w:tcMar>
+          </w:tcPr>
+          <w:p>
+            <w:r>
+              <w:rPr>
+                <w:rFonts w:ascii="Arial" w:cs="Arial" w:eastAsia="Arial" w:hAnsi="Arial"/>
+                <w:color w:val="1F2937"/>
+                <w:sz w:val="18"/>
+                <w:szCs w:val="18"/>
+              </w:rPr>
+              <w:t xml:space="preserve">12</w:t>
+            </w:r>
+          </w:p>
+        </w:tc>
+        <w:tc>
+          <w:tcPr>
+            <w:tcW w:type="dxa" w:w="7000"/>
+            <w:tcBorders>
+              <w:top w:val="single" w:color="D1D5DB" w:sz="1"/>
+              <w:left w:val="single" w:color="D1D5DB" w:sz="1"/>
+              <w:bottom w:val="single" w:color="D1D5DB" w:sz="1"/>
+              <w:right w:val="single" w:color="D1D5DB" w:sz="1"/>
+            </w:tcBorders>
+            <w:tcMar>
+              <w:top w:type="dxa" w:w="60"/>
+              <w:left w:type="dxa" w:w="100"/>
+              <w:bottom w:type="dxa" w:w="60"/>
+              <w:right w:type="dxa" w:w="100"/>
+            </w:tcMar>
+          </w:tcPr>
+          <w:p>
+            <w:r>
+              <w:rPr>
+                <w:rFonts w:ascii="Arial" w:cs="Arial" w:eastAsia="Arial" w:hAnsi="Arial"/>
+                <w:color w:val="1F2937"/>
+                <w:sz w:val="18"/>
+                <w:szCs w:val="18"/>
+              </w:rPr>
+              <w:t xml:space="preserve">Change status by clicking the circle checkbox in the list — does it work?</w:t>
+            </w:r>
+          </w:p>
+        </w:tc>
+        <w:tc>
+          <w:tcPr>
+            <w:tcW w:type="dxa" w:w="2240"/>
+            <w:tcBorders>
+              <w:top w:val="single" w:color="D1D5DB" w:sz="1"/>
+              <w:left w:val="single" w:color="D1D5DB" w:sz="1"/>
+              <w:bottom w:val="single" w:color="D1D5DB" w:sz="1"/>
+              <w:right w:val="single" w:color="D1D5DB" w:sz="1"/>
+            </w:tcBorders>
+            <w:tcMar>
+              <w:top w:type="dxa" w:w="60"/>
+              <w:left w:type="dxa" w:w="100"/>
+              <w:bottom w:type="dxa" w:w="60"/>
+              <w:right w:type="dxa" w:w="100"/>
+            </w:tcMar>
+          </w:tcPr>
+          <w:p>
+            <w:r>
+              <w:rPr>
+                <w:rFonts w:ascii="Arial" w:cs="Arial" w:eastAsia="Arial" w:hAnsi="Arial"/>
+                <w:color w:val="1F2937"/>
+                <w:sz w:val="18"/>
+                <w:szCs w:val="18"/>
+              </w:rPr>
+              <w:t xml:space="preserve"/>
+            </w:r>
+          </w:p>
+        </w:tc>
+      </w:tr>
+      <w:tr>
+        <w:tc>
+          <w:tcPr>
+            <w:tcW w:type="dxa" w:w="600"/>
+            <w:tcBorders>
+              <w:top w:val="single" w:color="D1D5DB" w:sz="1"/>
+              <w:left w:val="single" w:color="D1D5DB" w:sz="1"/>
+              <w:bottom w:val="single" w:color="D1D5DB" w:sz="1"/>
+              <w:right w:val="single" w:color="D1D5DB" w:sz="1"/>
+            </w:tcBorders>
+            <w:shd w:fill="F5F3FF" w:val="clear"/>
+            <w:tcMar>
+              <w:top w:type="dxa" w:w="60"/>
+              <w:left w:type="dxa" w:w="100"/>
+              <w:bottom w:type="dxa" w:w="60"/>
+              <w:right w:type="dxa" w:w="100"/>
+            </w:tcMar>
+          </w:tcPr>
+          <w:p>
+            <w:r>
+              <w:rPr>
+                <w:rFonts w:ascii="Arial" w:cs="Arial" w:eastAsia="Arial" w:hAnsi="Arial"/>
+                <w:color w:val="1F2937"/>
+                <w:sz w:val="18"/>
+                <w:szCs w:val="18"/>
+              </w:rPr>
+              <w:t xml:space="preserve">13</w:t>
+            </w:r>
+          </w:p>
+        </w:tc>
+        <w:tc>
+          <w:tcPr>
+            <w:tcW w:type="dxa" w:w="7000"/>
+            <w:tcBorders>
+              <w:top w:val="single" w:color="D1D5DB" w:sz="1"/>
+              <w:left w:val="single" w:color="D1D5DB" w:sz="1"/>
+              <w:bottom w:val="single" w:color="D1D5DB" w:sz="1"/>
+              <w:right w:val="single" w:color="D1D5DB" w:sz="1"/>
+            </w:tcBorders>
+            <w:shd w:fill="F5F3FF" w:val="clear"/>
+            <w:tcMar>
+              <w:top w:type="dxa" w:w="60"/>
+              <w:left w:type="dxa" w:w="100"/>
+              <w:bottom w:type="dxa" w:w="60"/>
+              <w:right w:type="dxa" w:w="100"/>
+            </w:tcMar>
+          </w:tcPr>
+          <w:p>
+            <w:r>
+              <w:rPr>
+                <w:rFonts w:ascii="Arial" w:cs="Arial" w:eastAsia="Arial" w:hAnsi="Arial"/>
+                <w:color w:val="1F2937"/>
+                <w:sz w:val="18"/>
+                <w:szCs w:val="18"/>
+              </w:rPr>
+              <w:t xml:space="preserve">Drag a card in Board view to change its status — is it smooth?</w:t>
+            </w:r>
+          </w:p>
+        </w:tc>
+        <w:tc>
+          <w:tcPr>
+            <w:tcW w:type="dxa" w:w="2240"/>
+            <w:tcBorders>
+              <w:top w:val="single" w:color="D1D5DB" w:sz="1"/>
+              <w:left w:val="single" w:color="D1D5DB" w:sz="1"/>
+              <w:bottom w:val="single" w:color="D1D5DB" w:sz="1"/>
+              <w:right w:val="single" w:color="D1D5DB" w:sz="1"/>
+            </w:tcBorders>
+            <w:shd w:fill="F5F3FF" w:val="clear"/>
+            <w:tcMar>
+              <w:top w:type="dxa" w:w="60"/>
+              <w:left w:type="dxa" w:w="100"/>
+              <w:bottom w:type="dxa" w:w="60"/>
+              <w:right w:type="dxa" w:w="100"/>
+            </w:tcMar>
+          </w:tcPr>
+          <w:p>
+            <w:r>
+              <w:rPr>
+                <w:rFonts w:ascii="Arial" w:cs="Arial" w:eastAsia="Arial" w:hAnsi="Arial"/>
+                <w:color w:val="1F2937"/>
+                <w:sz w:val="18"/>
+                <w:szCs w:val="18"/>
+              </w:rPr>
+              <w:t xml:space="preserve"/>
+            </w:r>
+          </w:p>
+        </w:tc>
+      </w:tr>
+      <w:tr>
+        <w:tc>
+          <w:tcPr>
+            <w:tcW w:type="dxa" w:w="600"/>
+            <w:tcBorders>
+              <w:top w:val="single" w:color="D1D5DB" w:sz="1"/>
+              <w:left w:val="single" w:color="D1D5DB" w:sz="1"/>
+              <w:bottom w:val="single" w:color="D1D5DB" w:sz="1"/>
+              <w:right w:val="single" w:color="D1D5DB" w:sz="1"/>
+            </w:tcBorders>
+            <w:tcMar>
+              <w:top w:type="dxa" w:w="60"/>
+              <w:left w:type="dxa" w:w="100"/>
+              <w:bottom w:type="dxa" w:w="60"/>
+              <w:right w:type="dxa" w:w="100"/>
+            </w:tcMar>
+          </w:tcPr>
+          <w:p>
+            <w:r>
+              <w:rPr>
+                <w:rFonts w:ascii="Arial" w:cs="Arial" w:eastAsia="Arial" w:hAnsi="Arial"/>
+                <w:color w:val="1F2937"/>
+                <w:sz w:val="18"/>
+                <w:szCs w:val="18"/>
+              </w:rPr>
+              <w:t xml:space="preserve">14</w:t>
+            </w:r>
+          </w:p>
+        </w:tc>
+        <w:tc>
+          <w:tcPr>
+            <w:tcW w:type="dxa" w:w="7000"/>
+            <w:tcBorders>
+              <w:top w:val="single" w:color="D1D5DB" w:sz="1"/>
+              <w:left w:val="single" w:color="D1D5DB" w:sz="1"/>
+              <w:bottom w:val="single" w:color="D1D5DB" w:sz="1"/>
+              <w:right w:val="single" w:color="D1D5DB" w:sz="1"/>
+            </w:tcBorders>
+            <w:tcMar>
+              <w:top w:type="dxa" w:w="60"/>
+              <w:left w:type="dxa" w:w="100"/>
+              <w:bottom w:type="dxa" w:w="60"/>
+              <w:right w:type="dxa" w:w="100"/>
+            </w:tcMar>
+          </w:tcPr>
+          <w:p>
+            <w:r>
+              <w:rPr>
+                <w:rFonts w:ascii="Arial" w:cs="Arial" w:eastAsia="Arial" w:hAnsi="Arial"/>
+                <w:color w:val="1F2937"/>
+                <w:sz w:val="18"/>
+                <w:szCs w:val="18"/>
+              </w:rPr>
+              <w:t xml:space="preserve">Add a sub-task — does it appear nested under the parent?</w:t>
+            </w:r>
+          </w:p>
+        </w:tc>
+        <w:tc>
+          <w:tcPr>
+            <w:tcW w:type="dxa" w:w="2240"/>
+            <w:tcBorders>
+              <w:top w:val="single" w:color="D1D5DB" w:sz="1"/>
+              <w:left w:val="single" w:color="D1D5DB" w:sz="1"/>
+              <w:bottom w:val="single" w:color="D1D5DB" w:sz="1"/>
+              <w:right w:val="single" w:color="D1D5DB" w:sz="1"/>
+            </w:tcBorders>
+            <w:tcMar>
+              <w:top w:type="dxa" w:w="60"/>
+              <w:left w:type="dxa" w:w="100"/>
+              <w:bottom w:type="dxa" w:w="60"/>
+              <w:right w:type="dxa" w:w="100"/>
+            </w:tcMar>
+          </w:tcPr>
+          <w:p>
+            <w:r>
+              <w:rPr>
+                <w:rFonts w:ascii="Arial" w:cs="Arial" w:eastAsia="Arial" w:hAnsi="Arial"/>
+                <w:color w:val="1F2937"/>
+                <w:sz w:val="18"/>
+                <w:szCs w:val="18"/>
+              </w:rPr>
+              <w:t xml:space="preserve"/>
+            </w:r>
+          </w:p>
+        </w:tc>
+      </w:tr>
+      <w:tr>
+        <w:tc>
+          <w:tcPr>
+            <w:tcW w:type="dxa" w:w="600"/>
+            <w:tcBorders>
+              <w:top w:val="single" w:color="D1D5DB" w:sz="1"/>
+              <w:left w:val="single" w:color="D1D5DB" w:sz="1"/>
+              <w:bottom w:val="single" w:color="D1D5DB" w:sz="1"/>
+              <w:right w:val="single" w:color="D1D5DB" w:sz="1"/>
+            </w:tcBorders>
+            <w:shd w:fill="F5F3FF" w:val="clear"/>
+            <w:tcMar>
+              <w:top w:type="dxa" w:w="60"/>
+              <w:left w:type="dxa" w:w="100"/>
+              <w:bottom w:type="dxa" w:w="60"/>
+              <w:right w:type="dxa" w:w="100"/>
+            </w:tcMar>
+          </w:tcPr>
+          <w:p>
+            <w:r>
+              <w:rPr>
+                <w:rFonts w:ascii="Arial" w:cs="Arial" w:eastAsia="Arial" w:hAnsi="Arial"/>
+                <w:color w:val="1F2937"/>
+                <w:sz w:val="18"/>
+                <w:szCs w:val="18"/>
+              </w:rPr>
+              <w:t xml:space="preserve">15</w:t>
+            </w:r>
+          </w:p>
+        </w:tc>
+        <w:tc>
+          <w:tcPr>
+            <w:tcW w:type="dxa" w:w="7000"/>
+            <w:tcBorders>
+              <w:top w:val="single" w:color="D1D5DB" w:sz="1"/>
+              <w:left w:val="single" w:color="D1D5DB" w:sz="1"/>
+              <w:bottom w:val="single" w:color="D1D5DB" w:sz="1"/>
+              <w:right w:val="single" w:color="D1D5DB" w:sz="1"/>
+            </w:tcBorders>
+            <w:shd w:fill="F5F3FF" w:val="clear"/>
+            <w:tcMar>
+              <w:top w:type="dxa" w:w="60"/>
+              <w:left w:type="dxa" w:w="100"/>
+              <w:bottom w:type="dxa" w:w="60"/>
+              <w:right w:type="dxa" w:w="100"/>
+            </w:tcMar>
+          </w:tcPr>
+          <w:p>
+            <w:r>
+              <w:rPr>
+                <w:rFonts w:ascii="Arial" w:cs="Arial" w:eastAsia="Arial" w:hAnsi="Arial"/>
+                <w:color w:val="1F2937"/>
+                <w:sz w:val="18"/>
+                <w:szCs w:val="18"/>
+              </w:rPr>
+              <w:t xml:space="preserve">Add a dependency — does the Gantt view show the arrow?</w:t>
+            </w:r>
+          </w:p>
+        </w:tc>
+        <w:tc>
+          <w:tcPr>
+            <w:tcW w:type="dxa" w:w="2240"/>
+            <w:tcBorders>
+              <w:top w:val="single" w:color="D1D5DB" w:sz="1"/>
+              <w:left w:val="single" w:color="D1D5DB" w:sz="1"/>
+              <w:bottom w:val="single" w:color="D1D5DB" w:sz="1"/>
+              <w:right w:val="single" w:color="D1D5DB" w:sz="1"/>
+            </w:tcBorders>
+            <w:shd w:fill="F5F3FF" w:val="clear"/>
+            <w:tcMar>
+              <w:top w:type="dxa" w:w="60"/>
+              <w:left w:type="dxa" w:w="100"/>
+              <w:bottom w:type="dxa" w:w="60"/>
+              <w:right w:type="dxa" w:w="100"/>
+            </w:tcMar>
+          </w:tcPr>
+          <w:p>
+            <w:r>
+              <w:rPr>
+                <w:rFonts w:ascii="Arial" w:cs="Arial" w:eastAsia="Arial" w:hAnsi="Arial"/>
+                <w:color w:val="1F2937"/>
+                <w:sz w:val="18"/>
+                <w:szCs w:val="18"/>
+              </w:rPr>
+              <w:t xml:space="preserve"/>
+            </w:r>
+          </w:p>
+        </w:tc>
+      </w:tr>
+      <w:tr>
+        <w:tc>
+          <w:tcPr>
+            <w:tcW w:type="dxa" w:w="600"/>
+            <w:tcBorders>
+              <w:top w:val="single" w:color="D1D5DB" w:sz="1"/>
+              <w:left w:val="single" w:color="D1D5DB" w:sz="1"/>
+              <w:bottom w:val="single" w:color="D1D5DB" w:sz="1"/>
+              <w:right w:val="single" w:color="D1D5DB" w:sz="1"/>
+            </w:tcBorders>
+            <w:tcMar>
+              <w:top w:type="dxa" w:w="60"/>
+              <w:left w:type="dxa" w:w="100"/>
+              <w:bottom w:type="dxa" w:w="60"/>
+              <w:right w:type="dxa" w:w="100"/>
+            </w:tcMar>
+          </w:tcPr>
+          <w:p>
+            <w:r>
+              <w:rPr>
+                <w:rFonts w:ascii="Arial" w:cs="Arial" w:eastAsia="Arial" w:hAnsi="Arial"/>
+                <w:color w:val="1F2937"/>
+                <w:sz w:val="18"/>
+                <w:szCs w:val="18"/>
+              </w:rPr>
+              <w:t xml:space="preserve">16</w:t>
+            </w:r>
+          </w:p>
+        </w:tc>
+        <w:tc>
+          <w:tcPr>
+            <w:tcW w:type="dxa" w:w="7000"/>
+            <w:tcBorders>
+              <w:top w:val="single" w:color="D1D5DB" w:sz="1"/>
+              <w:left w:val="single" w:color="D1D5DB" w:sz="1"/>
+              <w:bottom w:val="single" w:color="D1D5DB" w:sz="1"/>
+              <w:right w:val="single" w:color="D1D5DB" w:sz="1"/>
+            </w:tcBorders>
+            <w:tcMar>
+              <w:top w:type="dxa" w:w="60"/>
+              <w:left w:type="dxa" w:w="100"/>
+              <w:bottom w:type="dxa" w:w="60"/>
+              <w:right w:type="dxa" w:w="100"/>
+            </w:tcMar>
+          </w:tcPr>
+          <w:p>
+            <w:r>
+              <w:rPr>
+                <w:rFonts w:ascii="Arial" w:cs="Arial" w:eastAsia="Arial" w:hAnsi="Arial"/>
+                <w:color w:val="1F2937"/>
+                <w:sz w:val="18"/>
+                <w:szCs w:val="18"/>
+              </w:rPr>
+              <w:t xml:space="preserve">Add a comment on a task — does it appear instantly?</w:t>
+            </w:r>
+          </w:p>
+        </w:tc>
+        <w:tc>
+          <w:tcPr>
+            <w:tcW w:type="dxa" w:w="2240"/>
+            <w:tcBorders>
+              <w:top w:val="single" w:color="D1D5DB" w:sz="1"/>
+              <w:left w:val="single" w:color="D1D5DB" w:sz="1"/>
+              <w:bottom w:val="single" w:color="D1D5DB" w:sz="1"/>
+              <w:right w:val="single" w:color="D1D5DB" w:sz="1"/>
+            </w:tcBorders>
+            <w:tcMar>
+              <w:top w:type="dxa" w:w="60"/>
+              <w:left w:type="dxa" w:w="100"/>
+              <w:bottom w:type="dxa" w:w="60"/>
+              <w:right w:type="dxa" w:w="100"/>
+            </w:tcMar>
+          </w:tcPr>
+          <w:p>
+            <w:r>
+              <w:rPr>
+                <w:rFonts w:ascii="Arial" w:cs="Arial" w:eastAsia="Arial" w:hAnsi="Arial"/>
+                <w:color w:val="1F2937"/>
+                <w:sz w:val="18"/>
+                <w:szCs w:val="18"/>
+              </w:rPr>
+              <w:t xml:space="preserve"/>
+            </w:r>
+          </w:p>
+        </w:tc>
+      </w:tr>
+      <w:tr>
+        <w:tc>
+          <w:tcPr>
+            <w:tcW w:type="dxa" w:w="600"/>
+            <w:tcBorders>
+              <w:top w:val="single" w:color="D1D5DB" w:sz="1"/>
+              <w:left w:val="single" w:color="D1D5DB" w:sz="1"/>
+              <w:bottom w:val="single" w:color="D1D5DB" w:sz="1"/>
+              <w:right w:val="single" w:color="D1D5DB" w:sz="1"/>
+            </w:tcBorders>
+            <w:shd w:fill="F5F3FF" w:val="clear"/>
+            <w:tcMar>
+              <w:top w:type="dxa" w:w="60"/>
+              <w:left w:type="dxa" w:w="100"/>
+              <w:bottom w:type="dxa" w:w="60"/>
+              <w:right w:type="dxa" w:w="100"/>
+            </w:tcMar>
+          </w:tcPr>
+          <w:p>
+            <w:r>
+              <w:rPr>
+                <w:rFonts w:ascii="Arial" w:cs="Arial" w:eastAsia="Arial" w:hAnsi="Arial"/>
+                <w:color w:val="1F2937"/>
+                <w:sz w:val="18"/>
+                <w:szCs w:val="18"/>
+              </w:rPr>
+              <w:t xml:space="preserve">17</w:t>
+            </w:r>
+          </w:p>
+        </w:tc>
+        <w:tc>
+          <w:tcPr>
+            <w:tcW w:type="dxa" w:w="7000"/>
+            <w:tcBorders>
+              <w:top w:val="single" w:color="D1D5DB" w:sz="1"/>
+              <w:left w:val="single" w:color="D1D5DB" w:sz="1"/>
+              <w:bottom w:val="single" w:color="D1D5DB" w:sz="1"/>
+              <w:right w:val="single" w:color="D1D5DB" w:sz="1"/>
+            </w:tcBorders>
+            <w:shd w:fill="F5F3FF" w:val="clear"/>
+            <w:tcMar>
+              <w:top w:type="dxa" w:w="60"/>
+              <w:left w:type="dxa" w:w="100"/>
+              <w:bottom w:type="dxa" w:w="60"/>
+              <w:right w:type="dxa" w:w="100"/>
+            </w:tcMar>
+          </w:tcPr>
+          <w:p>
+            <w:r>
+              <w:rPr>
+                <w:rFonts w:ascii="Arial" w:cs="Arial" w:eastAsia="Arial" w:hAnsi="Arial"/>
+                <w:color w:val="1F2937"/>
+                <w:sz w:val="18"/>
+                <w:szCs w:val="18"/>
+              </w:rPr>
+              <w:t xml:space="preserve">Delete a task — does it go to Trash? Can you restore it?</w:t>
+            </w:r>
+          </w:p>
+        </w:tc>
+        <w:tc>
+          <w:tcPr>
+            <w:tcW w:type="dxa" w:w="2240"/>
+            <w:tcBorders>
+              <w:top w:val="single" w:color="D1D5DB" w:sz="1"/>
+              <w:left w:val="single" w:color="D1D5DB" w:sz="1"/>
+              <w:bottom w:val="single" w:color="D1D5DB" w:sz="1"/>
+              <w:right w:val="single" w:color="D1D5DB" w:sz="1"/>
+            </w:tcBorders>
+            <w:shd w:fill="F5F3FF" w:val="clear"/>
+            <w:tcMar>
+              <w:top w:type="dxa" w:w="60"/>
+              <w:left w:type="dxa" w:w="100"/>
+              <w:bottom w:type="dxa" w:w="60"/>
+              <w:right w:type="dxa" w:w="100"/>
+            </w:tcMar>
+          </w:tcPr>
+          <w:p>
+            <w:r>
+              <w:rPr>
+                <w:rFonts w:ascii="Arial" w:cs="Arial" w:eastAsia="Arial" w:hAnsi="Arial"/>
+                <w:color w:val="1F2937"/>
+                <w:sz w:val="18"/>
+                <w:szCs w:val="18"/>
+              </w:rPr>
+              <w:t xml:space="preserve"/>
+            </w:r>
+          </w:p>
+        </w:tc>
+      </w:tr>
+      <w:tr>
+        <w:tc>
+          <w:tcPr>
+            <w:tcW w:type="dxa" w:w="600"/>
+            <w:tcBorders>
+              <w:top w:val="single" w:color="D1D5DB" w:sz="1"/>
+              <w:left w:val="single" w:color="D1D5DB" w:sz="1"/>
+              <w:bottom w:val="single" w:color="D1D5DB" w:sz="1"/>
+              <w:right w:val="single" w:color="D1D5DB" w:sz="1"/>
+            </w:tcBorders>
+            <w:tcMar>
+              <w:top w:type="dxa" w:w="60"/>
+              <w:left w:type="dxa" w:w="100"/>
+              <w:bottom w:type="dxa" w:w="60"/>
+              <w:right w:type="dxa" w:w="100"/>
+            </w:tcMar>
+          </w:tcPr>
+          <w:p>
+            <w:r>
+              <w:rPr>
+                <w:rFonts w:ascii="Arial" w:cs="Arial" w:eastAsia="Arial" w:hAnsi="Arial"/>
+                <w:color w:val="1F2937"/>
+                <w:sz w:val="18"/>
+                <w:szCs w:val="18"/>
+              </w:rPr>
+              <w:t xml:space="preserve">18</w:t>
+            </w:r>
+          </w:p>
+        </w:tc>
+        <w:tc>
+          <w:tcPr>
+            <w:tcW w:type="dxa" w:w="7000"/>
+            <w:tcBorders>
+              <w:top w:val="single" w:color="D1D5DB" w:sz="1"/>
+              <w:left w:val="single" w:color="D1D5DB" w:sz="1"/>
+              <w:bottom w:val="single" w:color="D1D5DB" w:sz="1"/>
+              <w:right w:val="single" w:color="D1D5DB" w:sz="1"/>
+            </w:tcBorders>
+            <w:tcMar>
+              <w:top w:type="dxa" w:w="60"/>
+              <w:left w:type="dxa" w:w="100"/>
+              <w:bottom w:type="dxa" w:w="60"/>
+              <w:right w:type="dxa" w:w="100"/>
+            </w:tcMar>
+          </w:tcPr>
+          <w:p>
+            <w:r>
+              <w:rPr>
+                <w:rFonts w:ascii="Arial" w:cs="Arial" w:eastAsia="Arial" w:hAnsi="Arial"/>
+                <w:color w:val="1F2937"/>
+                <w:sz w:val="18"/>
+                <w:szCs w:val="18"/>
+              </w:rPr>
+              <w:t xml:space="preserve">Select multiple tasks and use bulk actions — does it work?</w:t>
+            </w:r>
+          </w:p>
+        </w:tc>
+        <w:tc>
+          <w:tcPr>
+            <w:tcW w:type="dxa" w:w="2240"/>
+            <w:tcBorders>
+              <w:top w:val="single" w:color="D1D5DB" w:sz="1"/>
+              <w:left w:val="single" w:color="D1D5DB" w:sz="1"/>
+              <w:bottom w:val="single" w:color="D1D5DB" w:sz="1"/>
+              <w:right w:val="single" w:color="D1D5DB" w:sz="1"/>
+            </w:tcBorders>
+            <w:tcMar>
+              <w:top w:type="dxa" w:w="60"/>
+              <w:left w:type="dxa" w:w="100"/>
+              <w:bottom w:type="dxa" w:w="60"/>
+              <w:right w:type="dxa" w:w="100"/>
+            </w:tcMar>
+          </w:tcPr>
+          <w:p>
+            <w:r>
+              <w:rPr>
+                <w:rFonts w:ascii="Arial" w:cs="Arial" w:eastAsia="Arial" w:hAnsi="Arial"/>
+                <w:color w:val="1F2937"/>
+                <w:sz w:val="18"/>
+                <w:szCs w:val="18"/>
+              </w:rPr>
+              <w:t xml:space="preserve"/>
+            </w:r>
+          </w:p>
+        </w:tc>
+      </w:tr>
+    </w:tbl>
+    <w:p>
+      <w:pPr>
+        <w:spacing w:after="80"/>
+      </w:pPr>
+    </w:p>
+    <w:p>
+      <w:pPr>
+        <w:pStyle w:val="Heading2"/>
+        <w:spacing w:after="160" w:before="280"/>
+      </w:pPr>
+      <w:r>
+        <w:rPr>
+          <w:rFonts w:ascii="Arial" w:cs="Arial" w:eastAsia="Arial" w:hAnsi="Arial"/>
+          <w:b/>
+          <w:bCs/>
+          <w:color w:val="374151"/>
+          <w:sz w:val="26"/>
+          <w:szCs w:val="26"/>
+        </w:rPr>
+        <w:t xml:space="preserve">B5.4 Team &amp; Chat</w:t>
+      </w:r>
+    </w:p>
+    <w:tbl>
+      <w:tblPr>
+        <w:tblW w:type="dxa" w:w="9840"/>
+        <w:tblBorders>
+          <w:top w:val="single" w:color="auto" w:sz="4"/>
+          <w:left w:val="single" w:color="auto" w:sz="4"/>
+          <w:bottom w:val="single" w:color="auto" w:sz="4"/>
+          <w:right w:val="single" w:color="auto" w:sz="4"/>
+          <w:insideH w:val="single" w:color="auto" w:sz="4"/>
+          <w:insideV w:val="single" w:color="auto" w:sz="4"/>
+        </w:tblBorders>
+      </w:tblPr>
+      <w:tblGrid>
+        <w:gridCol w:w="600"/>
+        <w:gridCol w:w="7000"/>
+        <w:gridCol w:w="2240"/>
+      </w:tblGrid>
+      <w:tr>
+        <w:tc>
+          <w:tcPr>
+            <w:tcW w:type="dxa" w:w="600"/>
+            <w:tcBorders>
+              <w:top w:val="single" w:color="D1D5DB" w:sz="1"/>
+              <w:left w:val="single" w:color="D1D5DB" w:sz="1"/>
+              <w:bottom w:val="single" w:color="D1D5DB" w:sz="1"/>
+              <w:right w:val="single" w:color="D1D5DB" w:sz="1"/>
+            </w:tcBorders>
+            <w:shd w:fill="4F46E5" w:val="clear"/>
+            <w:tcMar>
+              <w:top w:type="dxa" w:w="60"/>
+              <w:left w:type="dxa" w:w="100"/>
+              <w:bottom w:type="dxa" w:w="60"/>
+              <w:right w:type="dxa" w:w="100"/>
+            </w:tcMar>
+          </w:tcPr>
+          <w:p>
+            <w:r>
+              <w:rPr>
+                <w:rFonts w:ascii="Arial" w:cs="Arial" w:eastAsia="Arial" w:hAnsi="Arial"/>
+                <w:b/>
+                <w:bCs/>
+                <w:color w:val="FFFFFF"/>
+                <w:sz w:val="18"/>
+                <w:szCs w:val="18"/>
+              </w:rPr>
+              <w:t xml:space="preserve">#</w:t>
+            </w:r>
+          </w:p>
+        </w:tc>
+        <w:tc>
+          <w:tcPr>
+            <w:tcW w:type="dxa" w:w="7000"/>
+            <w:tcBorders>
+              <w:top w:val="single" w:color="D1D5DB" w:sz="1"/>
+              <w:left w:val="single" w:color="D1D5DB" w:sz="1"/>
+              <w:bottom w:val="single" w:color="D1D5DB" w:sz="1"/>
+              <w:right w:val="single" w:color="D1D5DB" w:sz="1"/>
+            </w:tcBorders>
+            <w:shd w:fill="4F46E5" w:val="clear"/>
+            <w:tcMar>
+              <w:top w:type="dxa" w:w="60"/>
+              <w:left w:type="dxa" w:w="100"/>
+              <w:bottom w:type="dxa" w:w="60"/>
+              <w:right w:type="dxa" w:w="100"/>
+            </w:tcMar>
+          </w:tcPr>
+          <w:p>
+            <w:r>
+              <w:rPr>
+                <w:rFonts w:ascii="Arial" w:cs="Arial" w:eastAsia="Arial" w:hAnsi="Arial"/>
+                <w:b/>
+                <w:bCs/>
+                <w:color w:val="FFFFFF"/>
+                <w:sz w:val="18"/>
+                <w:szCs w:val="18"/>
+              </w:rPr>
+              <w:t xml:space="preserve">Test</w:t>
+            </w:r>
+          </w:p>
+        </w:tc>
+        <w:tc>
+          <w:tcPr>
+            <w:tcW w:type="dxa" w:w="2240"/>
+            <w:tcBorders>
+              <w:top w:val="single" w:color="D1D5DB" w:sz="1"/>
+              <w:left w:val="single" w:color="D1D5DB" w:sz="1"/>
+              <w:bottom w:val="single" w:color="D1D5DB" w:sz="1"/>
+              <w:right w:val="single" w:color="D1D5DB" w:sz="1"/>
+            </w:tcBorders>
+            <w:shd w:fill="4F46E5" w:val="clear"/>
+            <w:tcMar>
+              <w:top w:type="dxa" w:w="60"/>
+              <w:left w:type="dxa" w:w="100"/>
+              <w:bottom w:type="dxa" w:w="60"/>
+              <w:right w:type="dxa" w:w="100"/>
+            </w:tcMar>
+          </w:tcPr>
+          <w:p>
+            <w:r>
+              <w:rPr>
+                <w:rFonts w:ascii="Arial" w:cs="Arial" w:eastAsia="Arial" w:hAnsi="Arial"/>
+                <w:b/>
+                <w:bCs/>
+                <w:color w:val="FFFFFF"/>
+                <w:sz w:val="18"/>
+                <w:szCs w:val="18"/>
+              </w:rPr>
+              <w:t xml:space="preserve">Result</w:t>
+            </w:r>
+          </w:p>
+        </w:tc>
+      </w:tr>
+      <w:tr>
+        <w:tc>
+          <w:tcPr>
+            <w:tcW w:type="dxa" w:w="600"/>
+            <w:tcBorders>
+              <w:top w:val="single" w:color="D1D5DB" w:sz="1"/>
+              <w:left w:val="single" w:color="D1D5DB" w:sz="1"/>
+              <w:bottom w:val="single" w:color="D1D5DB" w:sz="1"/>
+              <w:right w:val="single" w:color="D1D5DB" w:sz="1"/>
+            </w:tcBorders>
+            <w:tcMar>
+              <w:top w:type="dxa" w:w="60"/>
+              <w:left w:type="dxa" w:w="100"/>
+              <w:bottom w:type="dxa" w:w="60"/>
+              <w:right w:type="dxa" w:w="100"/>
+            </w:tcMar>
+          </w:tcPr>
+          <w:p>
+            <w:r>
+              <w:rPr>
+                <w:rFonts w:ascii="Arial" w:cs="Arial" w:eastAsia="Arial" w:hAnsi="Arial"/>
+                <w:color w:val="1F2937"/>
+                <w:sz w:val="18"/>
+                <w:szCs w:val="18"/>
+              </w:rPr>
+              <w:t xml:space="preserve">19</w:t>
+            </w:r>
+          </w:p>
+        </w:tc>
+        <w:tc>
+          <w:tcPr>
+            <w:tcW w:type="dxa" w:w="7000"/>
+            <w:tcBorders>
+              <w:top w:val="single" w:color="D1D5DB" w:sz="1"/>
+              <w:left w:val="single" w:color="D1D5DB" w:sz="1"/>
+              <w:bottom w:val="single" w:color="D1D5DB" w:sz="1"/>
+              <w:right w:val="single" w:color="D1D5DB" w:sz="1"/>
+            </w:tcBorders>
+            <w:tcMar>
+              <w:top w:type="dxa" w:w="60"/>
+              <w:left w:type="dxa" w:w="100"/>
+              <w:bottom w:type="dxa" w:w="60"/>
+              <w:right w:type="dxa" w:w="100"/>
+            </w:tcMar>
+          </w:tcPr>
+          <w:p>
+            <w:r>
+              <w:rPr>
+                <w:rFonts w:ascii="Arial" w:cs="Arial" w:eastAsia="Arial" w:hAnsi="Arial"/>
+                <w:color w:val="1F2937"/>
+                <w:sz w:val="18"/>
+                <w:szCs w:val="18"/>
+              </w:rPr>
+              <w:t xml:space="preserve">Open Team Dashboard — does it show useful stats?</w:t>
+            </w:r>
+          </w:p>
+        </w:tc>
+        <w:tc>
+          <w:tcPr>
+            <w:tcW w:type="dxa" w:w="2240"/>
+            <w:tcBorders>
+              <w:top w:val="single" w:color="D1D5DB" w:sz="1"/>
+              <w:left w:val="single" w:color="D1D5DB" w:sz="1"/>
+              <w:bottom w:val="single" w:color="D1D5DB" w:sz="1"/>
+              <w:right w:val="single" w:color="D1D5DB" w:sz="1"/>
+            </w:tcBorders>
+            <w:tcMar>
+              <w:top w:type="dxa" w:w="60"/>
+              <w:left w:type="dxa" w:w="100"/>
+              <w:bottom w:type="dxa" w:w="60"/>
+              <w:right w:type="dxa" w:w="100"/>
+            </w:tcMar>
+          </w:tcPr>
+          <w:p>
+            <w:r>
+              <w:rPr>
+                <w:rFonts w:ascii="Arial" w:cs="Arial" w:eastAsia="Arial" w:hAnsi="Arial"/>
+                <w:color w:val="1F2937"/>
+                <w:sz w:val="18"/>
+                <w:szCs w:val="18"/>
+              </w:rPr>
+              <w:t xml:space="preserve"/>
+            </w:r>
+          </w:p>
+        </w:tc>
+      </w:tr>
+      <w:tr>
+        <w:tc>
+          <w:tcPr>
+            <w:tcW w:type="dxa" w:w="600"/>
+            <w:tcBorders>
+              <w:top w:val="single" w:color="D1D5DB" w:sz="1"/>
+              <w:left w:val="single" w:color="D1D5DB" w:sz="1"/>
+              <w:bottom w:val="single" w:color="D1D5DB" w:sz="1"/>
+              <w:right w:val="single" w:color="D1D5DB" w:sz="1"/>
+            </w:tcBorders>
+            <w:shd w:fill="F5F3FF" w:val="clear"/>
+            <w:tcMar>
+              <w:top w:type="dxa" w:w="60"/>
+              <w:left w:type="dxa" w:w="100"/>
+              <w:bottom w:type="dxa" w:w="60"/>
+              <w:right w:type="dxa" w:w="100"/>
+            </w:tcMar>
+          </w:tcPr>
+          <w:p>
+            <w:r>
+              <w:rPr>
+                <w:rFonts w:ascii="Arial" w:cs="Arial" w:eastAsia="Arial" w:hAnsi="Arial"/>
+                <w:color w:val="1F2937"/>
+                <w:sz w:val="18"/>
+                <w:szCs w:val="18"/>
+              </w:rPr>
+              <w:t xml:space="preserve">20</w:t>
+            </w:r>
+          </w:p>
+        </w:tc>
+        <w:tc>
+          <w:tcPr>
+            <w:tcW w:type="dxa" w:w="7000"/>
+            <w:tcBorders>
+              <w:top w:val="single" w:color="D1D5DB" w:sz="1"/>
+              <w:left w:val="single" w:color="D1D5DB" w:sz="1"/>
+              <w:bottom w:val="single" w:color="D1D5DB" w:sz="1"/>
+              <w:right w:val="single" w:color="D1D5DB" w:sz="1"/>
+            </w:tcBorders>
+            <w:shd w:fill="F5F3FF" w:val="clear"/>
+            <w:tcMar>
+              <w:top w:type="dxa" w:w="60"/>
+              <w:left w:type="dxa" w:w="100"/>
+              <w:bottom w:type="dxa" w:w="60"/>
+              <w:right w:type="dxa" w:w="100"/>
+            </w:tcMar>
+          </w:tcPr>
+          <w:p>
+            <w:r>
+              <w:rPr>
+                <w:rFonts w:ascii="Arial" w:cs="Arial" w:eastAsia="Arial" w:hAnsi="Arial"/>
+                <w:color w:val="1F2937"/>
+                <w:sz w:val="18"/>
+                <w:szCs w:val="18"/>
+              </w:rPr>
+              <w:t xml:space="preserve">Open Chat — can you see conversations and send a message?</w:t>
+            </w:r>
+          </w:p>
+        </w:tc>
+        <w:tc>
+          <w:tcPr>
+            <w:tcW w:type="dxa" w:w="2240"/>
+            <w:tcBorders>
+              <w:top w:val="single" w:color="D1D5DB" w:sz="1"/>
+              <w:left w:val="single" w:color="D1D5DB" w:sz="1"/>
+              <w:bottom w:val="single" w:color="D1D5DB" w:sz="1"/>
+              <w:right w:val="single" w:color="D1D5DB" w:sz="1"/>
+            </w:tcBorders>
+            <w:shd w:fill="F5F3FF" w:val="clear"/>
+            <w:tcMar>
+              <w:top w:type="dxa" w:w="60"/>
+              <w:left w:type="dxa" w:w="100"/>
+              <w:bottom w:type="dxa" w:w="60"/>
+              <w:right w:type="dxa" w:w="100"/>
+            </w:tcMar>
+          </w:tcPr>
+          <w:p>
+            <w:r>
+              <w:rPr>
+                <w:rFonts w:ascii="Arial" w:cs="Arial" w:eastAsia="Arial" w:hAnsi="Arial"/>
+                <w:color w:val="1F2937"/>
+                <w:sz w:val="18"/>
+                <w:szCs w:val="18"/>
+              </w:rPr>
+              <w:t xml:space="preserve"/>
+            </w:r>
+          </w:p>
+        </w:tc>
+      </w:tr>
+      <w:tr>
+        <w:tc>
+          <w:tcPr>
+            <w:tcW w:type="dxa" w:w="600"/>
+            <w:tcBorders>
+              <w:top w:val="single" w:color="D1D5DB" w:sz="1"/>
+              <w:left w:val="single" w:color="D1D5DB" w:sz="1"/>
+              <w:bottom w:val="single" w:color="D1D5DB" w:sz="1"/>
+              <w:right w:val="single" w:color="D1D5DB" w:sz="1"/>
+            </w:tcBorders>
+            <w:tcMar>
+              <w:top w:type="dxa" w:w="60"/>
+              <w:left w:type="dxa" w:w="100"/>
+              <w:bottom w:type="dxa" w:w="60"/>
+              <w:right w:type="dxa" w:w="100"/>
+            </w:tcMar>
+          </w:tcPr>
+          <w:p>
+            <w:r>
+              <w:rPr>
+                <w:rFonts w:ascii="Arial" w:cs="Arial" w:eastAsia="Arial" w:hAnsi="Arial"/>
+                <w:color w:val="1F2937"/>
+                <w:sz w:val="18"/>
+                <w:szCs w:val="18"/>
+              </w:rPr>
+              <w:t xml:space="preserve">21</w:t>
+            </w:r>
+          </w:p>
+        </w:tc>
+        <w:tc>
+          <w:tcPr>
+            <w:tcW w:type="dxa" w:w="7000"/>
+            <w:tcBorders>
+              <w:top w:val="single" w:color="D1D5DB" w:sz="1"/>
+              <w:left w:val="single" w:color="D1D5DB" w:sz="1"/>
+              <w:bottom w:val="single" w:color="D1D5DB" w:sz="1"/>
+              <w:right w:val="single" w:color="D1D5DB" w:sz="1"/>
+            </w:tcBorders>
+            <w:tcMar>
+              <w:top w:type="dxa" w:w="60"/>
+              <w:left w:type="dxa" w:w="100"/>
+              <w:bottom w:type="dxa" w:w="60"/>
+              <w:right w:type="dxa" w:w="100"/>
+            </w:tcMar>
+          </w:tcPr>
+          <w:p>
+            <w:r>
+              <w:rPr>
+                <w:rFonts w:ascii="Arial" w:cs="Arial" w:eastAsia="Arial" w:hAnsi="Arial"/>
+                <w:color w:val="1F2937"/>
+                <w:sz w:val="18"/>
+                <w:szCs w:val="18"/>
+              </w:rPr>
+              <w:t xml:space="preserve">Click the bell icon — do notifications appear? Are they relevant?</w:t>
+            </w:r>
+          </w:p>
+        </w:tc>
+        <w:tc>
+          <w:tcPr>
+            <w:tcW w:type="dxa" w:w="2240"/>
+            <w:tcBorders>
+              <w:top w:val="single" w:color="D1D5DB" w:sz="1"/>
+              <w:left w:val="single" w:color="D1D5DB" w:sz="1"/>
+              <w:bottom w:val="single" w:color="D1D5DB" w:sz="1"/>
+              <w:right w:val="single" w:color="D1D5DB" w:sz="1"/>
+            </w:tcBorders>
+            <w:tcMar>
+              <w:top w:type="dxa" w:w="60"/>
+              <w:left w:type="dxa" w:w="100"/>
+              <w:bottom w:type="dxa" w:w="60"/>
+              <w:right w:type="dxa" w:w="100"/>
+            </w:tcMar>
+          </w:tcPr>
+          <w:p>
+            <w:r>
+              <w:rPr>
+                <w:rFonts w:ascii="Arial" w:cs="Arial" w:eastAsia="Arial" w:hAnsi="Arial"/>
+                <w:color w:val="1F2937"/>
+                <w:sz w:val="18"/>
+                <w:szCs w:val="18"/>
+              </w:rPr>
+              <w:t xml:space="preserve"/>
+            </w:r>
+          </w:p>
+        </w:tc>
+      </w:tr>
+      <w:tr>
+        <w:tc>
+          <w:tcPr>
+            <w:tcW w:type="dxa" w:w="600"/>
+            <w:tcBorders>
+              <w:top w:val="single" w:color="D1D5DB" w:sz="1"/>
+              <w:left w:val="single" w:color="D1D5DB" w:sz="1"/>
+              <w:bottom w:val="single" w:color="D1D5DB" w:sz="1"/>
+              <w:right w:val="single" w:color="D1D5DB" w:sz="1"/>
+            </w:tcBorders>
+            <w:shd w:fill="F5F3FF" w:val="clear"/>
+            <w:tcMar>
+              <w:top w:type="dxa" w:w="60"/>
+              <w:left w:type="dxa" w:w="100"/>
+              <w:bottom w:type="dxa" w:w="60"/>
+              <w:right w:type="dxa" w:w="100"/>
+            </w:tcMar>
+          </w:tcPr>
+          <w:p>
+            <w:r>
+              <w:rPr>
+                <w:rFonts w:ascii="Arial" w:cs="Arial" w:eastAsia="Arial" w:hAnsi="Arial"/>
+                <w:color w:val="1F2937"/>
+                <w:sz w:val="18"/>
+                <w:szCs w:val="18"/>
+              </w:rPr>
+              <w:t xml:space="preserve">22</w:t>
+            </w:r>
+          </w:p>
+        </w:tc>
+        <w:tc>
+          <w:tcPr>
+            <w:tcW w:type="dxa" w:w="7000"/>
+            <w:tcBorders>
+              <w:top w:val="single" w:color="D1D5DB" w:sz="1"/>
+              <w:left w:val="single" w:color="D1D5DB" w:sz="1"/>
+              <w:bottom w:val="single" w:color="D1D5DB" w:sz="1"/>
+              <w:right w:val="single" w:color="D1D5DB" w:sz="1"/>
+            </w:tcBorders>
+            <w:shd w:fill="F5F3FF" w:val="clear"/>
+            <w:tcMar>
+              <w:top w:type="dxa" w:w="60"/>
+              <w:left w:type="dxa" w:w="100"/>
+              <w:bottom w:type="dxa" w:w="60"/>
+              <w:right w:type="dxa" w:w="100"/>
+            </w:tcMar>
+          </w:tcPr>
+          <w:p>
+            <w:r>
+              <w:rPr>
+                <w:rFonts w:ascii="Arial" w:cs="Arial" w:eastAsia="Arial" w:hAnsi="Arial"/>
+                <w:color w:val="1F2937"/>
+                <w:sz w:val="18"/>
+                <w:szCs w:val="18"/>
+              </w:rPr>
+              <w:t xml:space="preserve">Open Admin Panel — can you see members, change roles, manage sub-teams?</w:t>
+            </w:r>
+          </w:p>
+        </w:tc>
+        <w:tc>
+          <w:tcPr>
+            <w:tcW w:type="dxa" w:w="2240"/>
+            <w:tcBorders>
+              <w:top w:val="single" w:color="D1D5DB" w:sz="1"/>
+              <w:left w:val="single" w:color="D1D5DB" w:sz="1"/>
+              <w:bottom w:val="single" w:color="D1D5DB" w:sz="1"/>
+              <w:right w:val="single" w:color="D1D5DB" w:sz="1"/>
+            </w:tcBorders>
+            <w:shd w:fill="F5F3FF" w:val="clear"/>
+            <w:tcMar>
+              <w:top w:type="dxa" w:w="60"/>
+              <w:left w:type="dxa" w:w="100"/>
+              <w:bottom w:type="dxa" w:w="60"/>
+              <w:right w:type="dxa" w:w="100"/>
+            </w:tcMar>
+          </w:tcPr>
+          <w:p>
+            <w:r>
+              <w:rPr>
+                <w:rFonts w:ascii="Arial" w:cs="Arial" w:eastAsia="Arial" w:hAnsi="Arial"/>
+                <w:color w:val="1F2937"/>
+                <w:sz w:val="18"/>
+                <w:szCs w:val="18"/>
+              </w:rPr>
+              <w:t xml:space="preserve"/>
+            </w:r>
+          </w:p>
+        </w:tc>
+      </w:tr>
+    </w:tbl>
+    <w:p>
+      <w:pPr>
+        <w:spacing w:after="80"/>
+      </w:pPr>
+    </w:p>
+    <w:p>
+      <w:pPr>
+        <w:pStyle w:val="Heading2"/>
+        <w:spacing w:after="160" w:before="280"/>
+      </w:pPr>
+      <w:r>
+        <w:rPr>
+          <w:rFonts w:ascii="Arial" w:cs="Arial" w:eastAsia="Arial" w:hAnsi="Arial"/>
+          <w:b/>
+          <w:bCs/>
+          <w:color w:val="374151"/>
+          <w:sz w:val="26"/>
+          <w:szCs w:val="26"/>
+        </w:rPr>
+        <w:t xml:space="preserve">B5.5 Settings &amp; Personalization</w:t>
+      </w:r>
+    </w:p>
+    <w:tbl>
+      <w:tblPr>
+        <w:tblW w:type="dxa" w:w="9840"/>
+        <w:tblBorders>
+          <w:top w:val="single" w:color="auto" w:sz="4"/>
+          <w:left w:val="single" w:color="auto" w:sz="4"/>
+          <w:bottom w:val="single" w:color="auto" w:sz="4"/>
+          <w:right w:val="single" w:color="auto" w:sz="4"/>
+          <w:insideH w:val="single" w:color="auto" w:sz="4"/>
+          <w:insideV w:val="single" w:color="auto" w:sz="4"/>
+        </w:tblBorders>
+      </w:tblPr>
+      <w:tblGrid>
+        <w:gridCol w:w="600"/>
+        <w:gridCol w:w="7000"/>
+        <w:gridCol w:w="2240"/>
+      </w:tblGrid>
+      <w:tr>
+        <w:tc>
+          <w:tcPr>
+            <w:tcW w:type="dxa" w:w="600"/>
+            <w:tcBorders>
+              <w:top w:val="single" w:color="D1D5DB" w:sz="1"/>
+              <w:left w:val="single" w:color="D1D5DB" w:sz="1"/>
+              <w:bottom w:val="single" w:color="D1D5DB" w:sz="1"/>
+              <w:right w:val="single" w:color="D1D5DB" w:sz="1"/>
+            </w:tcBorders>
+            <w:shd w:fill="4F46E5" w:val="clear"/>
+            <w:tcMar>
+              <w:top w:type="dxa" w:w="60"/>
+              <w:left w:type="dxa" w:w="100"/>
+              <w:bottom w:type="dxa" w:w="60"/>
+              <w:right w:type="dxa" w:w="100"/>
+            </w:tcMar>
+          </w:tcPr>
+          <w:p>
+            <w:r>
+              <w:rPr>
+                <w:rFonts w:ascii="Arial" w:cs="Arial" w:eastAsia="Arial" w:hAnsi="Arial"/>
+                <w:b/>
+                <w:bCs/>
+                <w:color w:val="FFFFFF"/>
+                <w:sz w:val="18"/>
+                <w:szCs w:val="18"/>
+              </w:rPr>
+              <w:t xml:space="preserve">#</w:t>
+            </w:r>
+          </w:p>
+        </w:tc>
+        <w:tc>
+          <w:tcPr>
+            <w:tcW w:type="dxa" w:w="7000"/>
+            <w:tcBorders>
+              <w:top w:val="single" w:color="D1D5DB" w:sz="1"/>
+              <w:left w:val="single" w:color="D1D5DB" w:sz="1"/>
+              <w:bottom w:val="single" w:color="D1D5DB" w:sz="1"/>
+              <w:right w:val="single" w:color="D1D5DB" w:sz="1"/>
+            </w:tcBorders>
+            <w:shd w:fill="4F46E5" w:val="clear"/>
+            <w:tcMar>
+              <w:top w:type="dxa" w:w="60"/>
+              <w:left w:type="dxa" w:w="100"/>
+              <w:bottom w:type="dxa" w:w="60"/>
+              <w:right w:type="dxa" w:w="100"/>
+            </w:tcMar>
+          </w:tcPr>
+          <w:p>
+            <w:r>
+              <w:rPr>
+                <w:rFonts w:ascii="Arial" w:cs="Arial" w:eastAsia="Arial" w:hAnsi="Arial"/>
+                <w:b/>
+                <w:bCs/>
+                <w:color w:val="FFFFFF"/>
+                <w:sz w:val="18"/>
+                <w:szCs w:val="18"/>
+              </w:rPr>
+              <w:t xml:space="preserve">Test</w:t>
+            </w:r>
+          </w:p>
+        </w:tc>
+        <w:tc>
+          <w:tcPr>
+            <w:tcW w:type="dxa" w:w="2240"/>
+            <w:tcBorders>
+              <w:top w:val="single" w:color="D1D5DB" w:sz="1"/>
+              <w:left w:val="single" w:color="D1D5DB" w:sz="1"/>
+              <w:bottom w:val="single" w:color="D1D5DB" w:sz="1"/>
+              <w:right w:val="single" w:color="D1D5DB" w:sz="1"/>
+            </w:tcBorders>
+            <w:shd w:fill="4F46E5" w:val="clear"/>
+            <w:tcMar>
+              <w:top w:type="dxa" w:w="60"/>
+              <w:left w:type="dxa" w:w="100"/>
+              <w:bottom w:type="dxa" w:w="60"/>
+              <w:right w:type="dxa" w:w="100"/>
+            </w:tcMar>
+          </w:tcPr>
+          <w:p>
+            <w:r>
+              <w:rPr>
+                <w:rFonts w:ascii="Arial" w:cs="Arial" w:eastAsia="Arial" w:hAnsi="Arial"/>
+                <w:b/>
+                <w:bCs/>
+                <w:color w:val="FFFFFF"/>
+                <w:sz w:val="18"/>
+                <w:szCs w:val="18"/>
+              </w:rPr>
+              <w:t xml:space="preserve">Result</w:t>
+            </w:r>
+          </w:p>
+        </w:tc>
+      </w:tr>
+      <w:tr>
+        <w:tc>
+          <w:tcPr>
+            <w:tcW w:type="dxa" w:w="600"/>
+            <w:tcBorders>
+              <w:top w:val="single" w:color="D1D5DB" w:sz="1"/>
+              <w:left w:val="single" w:color="D1D5DB" w:sz="1"/>
+              <w:bottom w:val="single" w:color="D1D5DB" w:sz="1"/>
+              <w:right w:val="single" w:color="D1D5DB" w:sz="1"/>
+            </w:tcBorders>
+            <w:tcMar>
+              <w:top w:type="dxa" w:w="60"/>
+              <w:left w:type="dxa" w:w="100"/>
+              <w:bottom w:type="dxa" w:w="60"/>
+              <w:right w:type="dxa" w:w="100"/>
+            </w:tcMar>
+          </w:tcPr>
+          <w:p>
+            <w:r>
+              <w:rPr>
+                <w:rFonts w:ascii="Arial" w:cs="Arial" w:eastAsia="Arial" w:hAnsi="Arial"/>
+                <w:color w:val="1F2937"/>
+                <w:sz w:val="18"/>
+                <w:szCs w:val="18"/>
+              </w:rPr>
+              <w:t xml:space="preserve">23</w:t>
+            </w:r>
+          </w:p>
+        </w:tc>
+        <w:tc>
+          <w:tcPr>
+            <w:tcW w:type="dxa" w:w="7000"/>
+            <w:tcBorders>
+              <w:top w:val="single" w:color="D1D5DB" w:sz="1"/>
+              <w:left w:val="single" w:color="D1D5DB" w:sz="1"/>
+              <w:bottom w:val="single" w:color="D1D5DB" w:sz="1"/>
+              <w:right w:val="single" w:color="D1D5DB" w:sz="1"/>
+            </w:tcBorders>
+            <w:tcMar>
+              <w:top w:type="dxa" w:w="60"/>
+              <w:left w:type="dxa" w:w="100"/>
+              <w:bottom w:type="dxa" w:w="60"/>
+              <w:right w:type="dxa" w:w="100"/>
+            </w:tcMar>
+          </w:tcPr>
+          <w:p>
+            <w:r>
+              <w:rPr>
+                <w:rFonts w:ascii="Arial" w:cs="Arial" w:eastAsia="Arial" w:hAnsi="Arial"/>
+                <w:color w:val="1F2937"/>
+                <w:sz w:val="18"/>
+                <w:szCs w:val="18"/>
+              </w:rPr>
+              <w:t xml:space="preserve">Go to Profile — can you change your name and save?</w:t>
+            </w:r>
+          </w:p>
+        </w:tc>
+        <w:tc>
+          <w:tcPr>
+            <w:tcW w:type="dxa" w:w="2240"/>
+            <w:tcBorders>
+              <w:top w:val="single" w:color="D1D5DB" w:sz="1"/>
+              <w:left w:val="single" w:color="D1D5DB" w:sz="1"/>
+              <w:bottom w:val="single" w:color="D1D5DB" w:sz="1"/>
+              <w:right w:val="single" w:color="D1D5DB" w:sz="1"/>
+            </w:tcBorders>
+            <w:tcMar>
+              <w:top w:type="dxa" w:w="60"/>
+              <w:left w:type="dxa" w:w="100"/>
+              <w:bottom w:type="dxa" w:w="60"/>
+              <w:right w:type="dxa" w:w="100"/>
+            </w:tcMar>
+          </w:tcPr>
+          <w:p>
+            <w:r>
+              <w:rPr>
+                <w:rFonts w:ascii="Arial" w:cs="Arial" w:eastAsia="Arial" w:hAnsi="Arial"/>
+                <w:color w:val="1F2937"/>
+                <w:sz w:val="18"/>
+                <w:szCs w:val="18"/>
+              </w:rPr>
+              <w:t xml:space="preserve"/>
+            </w:r>
+          </w:p>
+        </w:tc>
+      </w:tr>
+      <w:tr>
+        <w:tc>
+          <w:tcPr>
+            <w:tcW w:type="dxa" w:w="600"/>
+            <w:tcBorders>
+              <w:top w:val="single" w:color="D1D5DB" w:sz="1"/>
+              <w:left w:val="single" w:color="D1D5DB" w:sz="1"/>
+              <w:bottom w:val="single" w:color="D1D5DB" w:sz="1"/>
+              <w:right w:val="single" w:color="D1D5DB" w:sz="1"/>
+            </w:tcBorders>
+            <w:shd w:fill="F5F3FF" w:val="clear"/>
+            <w:tcMar>
+              <w:top w:type="dxa" w:w="60"/>
+              <w:left w:type="dxa" w:w="100"/>
+              <w:bottom w:type="dxa" w:w="60"/>
+              <w:right w:type="dxa" w:w="100"/>
+            </w:tcMar>
+          </w:tcPr>
+          <w:p>
+            <w:r>
+              <w:rPr>
+                <w:rFonts w:ascii="Arial" w:cs="Arial" w:eastAsia="Arial" w:hAnsi="Arial"/>
+                <w:color w:val="1F2937"/>
+                <w:sz w:val="18"/>
+                <w:szCs w:val="18"/>
+              </w:rPr>
+              <w:t xml:space="preserve">24</w:t>
+            </w:r>
+          </w:p>
+        </w:tc>
+        <w:tc>
+          <w:tcPr>
+            <w:tcW w:type="dxa" w:w="7000"/>
+            <w:tcBorders>
+              <w:top w:val="single" w:color="D1D5DB" w:sz="1"/>
+              <w:left w:val="single" w:color="D1D5DB" w:sz="1"/>
+              <w:bottom w:val="single" w:color="D1D5DB" w:sz="1"/>
+              <w:right w:val="single" w:color="D1D5DB" w:sz="1"/>
+            </w:tcBorders>
+            <w:shd w:fill="F5F3FF" w:val="clear"/>
+            <w:tcMar>
+              <w:top w:type="dxa" w:w="60"/>
+              <w:left w:type="dxa" w:w="100"/>
+              <w:bottom w:type="dxa" w:w="60"/>
+              <w:right w:type="dxa" w:w="100"/>
+            </w:tcMar>
+          </w:tcPr>
+          <w:p>
+            <w:r>
+              <w:rPr>
+                <w:rFonts w:ascii="Arial" w:cs="Arial" w:eastAsia="Arial" w:hAnsi="Arial"/>
+                <w:color w:val="1F2937"/>
+                <w:sz w:val="18"/>
+                <w:szCs w:val="18"/>
+              </w:rPr>
+              <w:t xml:space="preserve">Switch to Dark Mode — does the entire app look good?</w:t>
+            </w:r>
+          </w:p>
+        </w:tc>
+        <w:tc>
+          <w:tcPr>
+            <w:tcW w:type="dxa" w:w="2240"/>
+            <w:tcBorders>
+              <w:top w:val="single" w:color="D1D5DB" w:sz="1"/>
+              <w:left w:val="single" w:color="D1D5DB" w:sz="1"/>
+              <w:bottom w:val="single" w:color="D1D5DB" w:sz="1"/>
+              <w:right w:val="single" w:color="D1D5DB" w:sz="1"/>
+            </w:tcBorders>
+            <w:shd w:fill="F5F3FF" w:val="clear"/>
+            <w:tcMar>
+              <w:top w:type="dxa" w:w="60"/>
+              <w:left w:type="dxa" w:w="100"/>
+              <w:bottom w:type="dxa" w:w="60"/>
+              <w:right w:type="dxa" w:w="100"/>
+            </w:tcMar>
+          </w:tcPr>
+          <w:p>
+            <w:r>
+              <w:rPr>
+                <w:rFonts w:ascii="Arial" w:cs="Arial" w:eastAsia="Arial" w:hAnsi="Arial"/>
+                <w:color w:val="1F2937"/>
+                <w:sz w:val="18"/>
+                <w:szCs w:val="18"/>
+              </w:rPr>
+              <w:t xml:space="preserve"/>
+            </w:r>
+          </w:p>
+        </w:tc>
+      </w:tr>
+      <w:tr>
+        <w:tc>
+          <w:tcPr>
+            <w:tcW w:type="dxa" w:w="600"/>
+            <w:tcBorders>
+              <w:top w:val="single" w:color="D1D5DB" w:sz="1"/>
+              <w:left w:val="single" w:color="D1D5DB" w:sz="1"/>
+              <w:bottom w:val="single" w:color="D1D5DB" w:sz="1"/>
+              <w:right w:val="single" w:color="D1D5DB" w:sz="1"/>
+            </w:tcBorders>
+            <w:tcMar>
+              <w:top w:type="dxa" w:w="60"/>
+              <w:left w:type="dxa" w:w="100"/>
+              <w:bottom w:type="dxa" w:w="60"/>
+              <w:right w:type="dxa" w:w="100"/>
+            </w:tcMar>
+          </w:tcPr>
+          <w:p>
+            <w:r>
+              <w:rPr>
+                <w:rFonts w:ascii="Arial" w:cs="Arial" w:eastAsia="Arial" w:hAnsi="Arial"/>
+                <w:color w:val="1F2937"/>
+                <w:sz w:val="18"/>
+                <w:szCs w:val="18"/>
+              </w:rPr>
+              <w:t xml:space="preserve">25</w:t>
+            </w:r>
+          </w:p>
+        </w:tc>
+        <w:tc>
+          <w:tcPr>
+            <w:tcW w:type="dxa" w:w="7000"/>
+            <w:tcBorders>
+              <w:top w:val="single" w:color="D1D5DB" w:sz="1"/>
+              <w:left w:val="single" w:color="D1D5DB" w:sz="1"/>
+              <w:bottom w:val="single" w:color="D1D5DB" w:sz="1"/>
+              <w:right w:val="single" w:color="D1D5DB" w:sz="1"/>
+            </w:tcBorders>
+            <w:tcMar>
+              <w:top w:type="dxa" w:w="60"/>
+              <w:left w:type="dxa" w:w="100"/>
+              <w:bottom w:type="dxa" w:w="60"/>
+              <w:right w:type="dxa" w:w="100"/>
+            </w:tcMar>
+          </w:tcPr>
+          <w:p>
+            <w:r>
+              <w:rPr>
+                <w:rFonts w:ascii="Arial" w:cs="Arial" w:eastAsia="Arial" w:hAnsi="Arial"/>
+                <w:color w:val="1F2937"/>
+                <w:sz w:val="18"/>
+                <w:szCs w:val="18"/>
+              </w:rPr>
+              <w:t xml:space="preserve">Switch back to Light Mode — does it revert cleanly?</w:t>
+            </w:r>
+          </w:p>
+        </w:tc>
+        <w:tc>
+          <w:tcPr>
+            <w:tcW w:type="dxa" w:w="2240"/>
+            <w:tcBorders>
+              <w:top w:val="single" w:color="D1D5DB" w:sz="1"/>
+              <w:left w:val="single" w:color="D1D5DB" w:sz="1"/>
+              <w:bottom w:val="single" w:color="D1D5DB" w:sz="1"/>
+              <w:right w:val="single" w:color="D1D5DB" w:sz="1"/>
+            </w:tcBorders>
+            <w:tcMar>
+              <w:top w:type="dxa" w:w="60"/>
+              <w:left w:type="dxa" w:w="100"/>
+              <w:bottom w:type="dxa" w:w="60"/>
+              <w:right w:type="dxa" w:w="100"/>
+            </w:tcMar>
+          </w:tcPr>
+          <w:p>
+            <w:r>
+              <w:rPr>
+                <w:rFonts w:ascii="Arial" w:cs="Arial" w:eastAsia="Arial" w:hAnsi="Arial"/>
+                <w:color w:val="1F2937"/>
+                <w:sz w:val="18"/>
+                <w:szCs w:val="18"/>
+              </w:rPr>
+              <w:t xml:space="preserve"/>
+            </w:r>
+          </w:p>
+        </w:tc>
+      </w:tr>
+      <w:tr>
+        <w:tc>
+          <w:tcPr>
+            <w:tcW w:type="dxa" w:w="600"/>
+            <w:tcBorders>
+              <w:top w:val="single" w:color="D1D5DB" w:sz="1"/>
+              <w:left w:val="single" w:color="D1D5DB" w:sz="1"/>
+              <w:bottom w:val="single" w:color="D1D5DB" w:sz="1"/>
+              <w:right w:val="single" w:color="D1D5DB" w:sz="1"/>
+            </w:tcBorders>
+            <w:shd w:fill="F5F3FF" w:val="clear"/>
+            <w:tcMar>
+              <w:top w:type="dxa" w:w="60"/>
+              <w:left w:type="dxa" w:w="100"/>
+              <w:bottom w:type="dxa" w:w="60"/>
+              <w:right w:type="dxa" w:w="100"/>
+            </w:tcMar>
+          </w:tcPr>
+          <w:p>
+            <w:r>
+              <w:rPr>
+                <w:rFonts w:ascii="Arial" w:cs="Arial" w:eastAsia="Arial" w:hAnsi="Arial"/>
+                <w:color w:val="1F2937"/>
+                <w:sz w:val="18"/>
+                <w:szCs w:val="18"/>
+              </w:rPr>
+              <w:t xml:space="preserve">26</w:t>
+            </w:r>
+          </w:p>
+        </w:tc>
+        <w:tc>
+          <w:tcPr>
+            <w:tcW w:type="dxa" w:w="7000"/>
+            <w:tcBorders>
+              <w:top w:val="single" w:color="D1D5DB" w:sz="1"/>
+              <w:left w:val="single" w:color="D1D5DB" w:sz="1"/>
+              <w:bottom w:val="single" w:color="D1D5DB" w:sz="1"/>
+              <w:right w:val="single" w:color="D1D5DB" w:sz="1"/>
+            </w:tcBorders>
+            <w:shd w:fill="F5F3FF" w:val="clear"/>
+            <w:tcMar>
+              <w:top w:type="dxa" w:w="60"/>
+              <w:left w:type="dxa" w:w="100"/>
+              <w:bottom w:type="dxa" w:w="60"/>
+              <w:right w:type="dxa" w:w="100"/>
+            </w:tcMar>
+          </w:tcPr>
+          <w:p>
+            <w:r>
+              <w:rPr>
+                <w:rFonts w:ascii="Arial" w:cs="Arial" w:eastAsia="Arial" w:hAnsi="Arial"/>
+                <w:color w:val="1F2937"/>
+                <w:sz w:val="18"/>
+                <w:szCs w:val="18"/>
+              </w:rPr>
+              <w:t xml:space="preserve">Set notification preferences — are the options clear?</w:t>
+            </w:r>
+          </w:p>
+        </w:tc>
+        <w:tc>
+          <w:tcPr>
+            <w:tcW w:type="dxa" w:w="2240"/>
+            <w:tcBorders>
+              <w:top w:val="single" w:color="D1D5DB" w:sz="1"/>
+              <w:left w:val="single" w:color="D1D5DB" w:sz="1"/>
+              <w:bottom w:val="single" w:color="D1D5DB" w:sz="1"/>
+              <w:right w:val="single" w:color="D1D5DB" w:sz="1"/>
+            </w:tcBorders>
+            <w:shd w:fill="F5F3FF" w:val="clear"/>
+            <w:tcMar>
+              <w:top w:type="dxa" w:w="60"/>
+              <w:left w:type="dxa" w:w="100"/>
+              <w:bottom w:type="dxa" w:w="60"/>
+              <w:right w:type="dxa" w:w="100"/>
+            </w:tcMar>
+          </w:tcPr>
+          <w:p>
+            <w:r>
+              <w:rPr>
+                <w:rFonts w:ascii="Arial" w:cs="Arial" w:eastAsia="Arial" w:hAnsi="Arial"/>
+                <w:color w:val="1F2937"/>
+                <w:sz w:val="18"/>
+                <w:szCs w:val="18"/>
+              </w:rPr>
+              <w:t xml:space="preserve"/>
+            </w:r>
+          </w:p>
+        </w:tc>
+      </w:tr>
+    </w:tbl>
+    <w:p>
+      <w:pPr>
+        <w:spacing w:after="80"/>
+      </w:pPr>
+    </w:p>
+    <w:p>
+      <w:pPr>
+        <w:pStyle w:val="Heading2"/>
+        <w:spacing w:after="160" w:before="280"/>
+      </w:pPr>
+      <w:r>
+        <w:rPr>
+          <w:rFonts w:ascii="Arial" w:cs="Arial" w:eastAsia="Arial" w:hAnsi="Arial"/>
+          <w:b/>
+          <w:bCs/>
+          <w:color w:val="374151"/>
+          <w:sz w:val="26"/>
+          <w:szCs w:val="26"/>
+        </w:rPr>
+        <w:t xml:space="preserve">B5.6 Mobile Experience</w:t>
+      </w:r>
+    </w:p>
+    <w:tbl>
+      <w:tblPr>
+        <w:tblW w:type="dxa" w:w="9840"/>
+        <w:tblBorders>
+          <w:top w:val="single" w:color="auto" w:sz="4"/>
+          <w:left w:val="single" w:color="auto" w:sz="4"/>
+          <w:bottom w:val="single" w:color="auto" w:sz="4"/>
+          <w:right w:val="single" w:color="auto" w:sz="4"/>
+          <w:insideH w:val="single" w:color="auto" w:sz="4"/>
+          <w:insideV w:val="single" w:color="auto" w:sz="4"/>
+        </w:tblBorders>
+      </w:tblPr>
+      <w:tblGrid>
+        <w:gridCol w:w="600"/>
+        <w:gridCol w:w="7000"/>
+        <w:gridCol w:w="2240"/>
+      </w:tblGrid>
+      <w:tr>
+        <w:tc>
+          <w:tcPr>
+            <w:tcW w:type="dxa" w:w="600"/>
+            <w:tcBorders>
+              <w:top w:val="single" w:color="D1D5DB" w:sz="1"/>
+              <w:left w:val="single" w:color="D1D5DB" w:sz="1"/>
+              <w:bottom w:val="single" w:color="D1D5DB" w:sz="1"/>
+              <w:right w:val="single" w:color="D1D5DB" w:sz="1"/>
+            </w:tcBorders>
+            <w:shd w:fill="4F46E5" w:val="clear"/>
+            <w:tcMar>
+              <w:top w:type="dxa" w:w="60"/>
+              <w:left w:type="dxa" w:w="100"/>
+              <w:bottom w:type="dxa" w:w="60"/>
+              <w:right w:type="dxa" w:w="100"/>
+            </w:tcMar>
+          </w:tcPr>
+          <w:p>
+            <w:r>
+              <w:rPr>
+                <w:rFonts w:ascii="Arial" w:cs="Arial" w:eastAsia="Arial" w:hAnsi="Arial"/>
+                <w:b/>
+                <w:bCs/>
+                <w:color w:val="FFFFFF"/>
+                <w:sz w:val="18"/>
+                <w:szCs w:val="18"/>
+              </w:rPr>
+              <w:t xml:space="preserve">#</w:t>
+            </w:r>
+          </w:p>
+        </w:tc>
+        <w:tc>
+          <w:tcPr>
+            <w:tcW w:type="dxa" w:w="7000"/>
+            <w:tcBorders>
+              <w:top w:val="single" w:color="D1D5DB" w:sz="1"/>
+              <w:left w:val="single" w:color="D1D5DB" w:sz="1"/>
+              <w:bottom w:val="single" w:color="D1D5DB" w:sz="1"/>
+              <w:right w:val="single" w:color="D1D5DB" w:sz="1"/>
+            </w:tcBorders>
+            <w:shd w:fill="4F46E5" w:val="clear"/>
+            <w:tcMar>
+              <w:top w:type="dxa" w:w="60"/>
+              <w:left w:type="dxa" w:w="100"/>
+              <w:bottom w:type="dxa" w:w="60"/>
+              <w:right w:type="dxa" w:w="100"/>
+            </w:tcMar>
+          </w:tcPr>
+          <w:p>
+            <w:r>
+              <w:rPr>
+                <w:rFonts w:ascii="Arial" w:cs="Arial" w:eastAsia="Arial" w:hAnsi="Arial"/>
+                <w:b/>
+                <w:bCs/>
+                <w:color w:val="FFFFFF"/>
+                <w:sz w:val="18"/>
+                <w:szCs w:val="18"/>
+              </w:rPr>
+              <w:t xml:space="preserve">Test</w:t>
+            </w:r>
+          </w:p>
+        </w:tc>
+        <w:tc>
+          <w:tcPr>
+            <w:tcW w:type="dxa" w:w="2240"/>
+            <w:tcBorders>
+              <w:top w:val="single" w:color="D1D5DB" w:sz="1"/>
+              <w:left w:val="single" w:color="D1D5DB" w:sz="1"/>
+              <w:bottom w:val="single" w:color="D1D5DB" w:sz="1"/>
+              <w:right w:val="single" w:color="D1D5DB" w:sz="1"/>
+            </w:tcBorders>
+            <w:shd w:fill="4F46E5" w:val="clear"/>
+            <w:tcMar>
+              <w:top w:type="dxa" w:w="60"/>
+              <w:left w:type="dxa" w:w="100"/>
+              <w:bottom w:type="dxa" w:w="60"/>
+              <w:right w:type="dxa" w:w="100"/>
+            </w:tcMar>
+          </w:tcPr>
+          <w:p>
+            <w:r>
+              <w:rPr>
+                <w:rFonts w:ascii="Arial" w:cs="Arial" w:eastAsia="Arial" w:hAnsi="Arial"/>
+                <w:b/>
+                <w:bCs/>
+                <w:color w:val="FFFFFF"/>
+                <w:sz w:val="18"/>
+                <w:szCs w:val="18"/>
+              </w:rPr>
+              <w:t xml:space="preserve">Result</w:t>
+            </w:r>
+          </w:p>
+        </w:tc>
+      </w:tr>
+      <w:tr>
+        <w:tc>
+          <w:tcPr>
+            <w:tcW w:type="dxa" w:w="600"/>
+            <w:tcBorders>
+              <w:top w:val="single" w:color="D1D5DB" w:sz="1"/>
+              <w:left w:val="single" w:color="D1D5DB" w:sz="1"/>
+              <w:bottom w:val="single" w:color="D1D5DB" w:sz="1"/>
+              <w:right w:val="single" w:color="D1D5DB" w:sz="1"/>
+            </w:tcBorders>
+            <w:tcMar>
+              <w:top w:type="dxa" w:w="60"/>
+              <w:left w:type="dxa" w:w="100"/>
+              <w:bottom w:type="dxa" w:w="60"/>
+              <w:right w:type="dxa" w:w="100"/>
+            </w:tcMar>
+          </w:tcPr>
+          <w:p>
+            <w:r>
+              <w:rPr>
+                <w:rFonts w:ascii="Arial" w:cs="Arial" w:eastAsia="Arial" w:hAnsi="Arial"/>
+                <w:color w:val="1F2937"/>
+                <w:sz w:val="18"/>
+                <w:szCs w:val="18"/>
+              </w:rPr>
+              <w:t xml:space="preserve">27</w:t>
+            </w:r>
+          </w:p>
+        </w:tc>
+        <w:tc>
+          <w:tcPr>
+            <w:tcW w:type="dxa" w:w="7000"/>
+            <w:tcBorders>
+              <w:top w:val="single" w:color="D1D5DB" w:sz="1"/>
+              <w:left w:val="single" w:color="D1D5DB" w:sz="1"/>
+              <w:bottom w:val="single" w:color="D1D5DB" w:sz="1"/>
+              <w:right w:val="single" w:color="D1D5DB" w:sz="1"/>
+            </w:tcBorders>
+            <w:tcMar>
+              <w:top w:type="dxa" w:w="60"/>
+              <w:left w:type="dxa" w:w="100"/>
+              <w:bottom w:type="dxa" w:w="60"/>
+              <w:right w:type="dxa" w:w="100"/>
+            </w:tcMar>
+          </w:tcPr>
+          <w:p>
+            <w:r>
+              <w:rPr>
+                <w:rFonts w:ascii="Arial" w:cs="Arial" w:eastAsia="Arial" w:hAnsi="Arial"/>
+                <w:color w:val="1F2937"/>
+                <w:sz w:val="18"/>
+                <w:szCs w:val="18"/>
+              </w:rPr>
+              <w:t xml:space="preserve">Open the app on your phone — does it load properly?</w:t>
+            </w:r>
+          </w:p>
+        </w:tc>
+        <w:tc>
+          <w:tcPr>
+            <w:tcW w:type="dxa" w:w="2240"/>
+            <w:tcBorders>
+              <w:top w:val="single" w:color="D1D5DB" w:sz="1"/>
+              <w:left w:val="single" w:color="D1D5DB" w:sz="1"/>
+              <w:bottom w:val="single" w:color="D1D5DB" w:sz="1"/>
+              <w:right w:val="single" w:color="D1D5DB" w:sz="1"/>
+            </w:tcBorders>
+            <w:tcMar>
+              <w:top w:type="dxa" w:w="60"/>
+              <w:left w:type="dxa" w:w="100"/>
+              <w:bottom w:type="dxa" w:w="60"/>
+              <w:right w:type="dxa" w:w="100"/>
+            </w:tcMar>
+          </w:tcPr>
+          <w:p>
+            <w:r>
+              <w:rPr>
+                <w:rFonts w:ascii="Arial" w:cs="Arial" w:eastAsia="Arial" w:hAnsi="Arial"/>
+                <w:color w:val="1F2937"/>
+                <w:sz w:val="18"/>
+                <w:szCs w:val="18"/>
+              </w:rPr>
+              <w:t xml:space="preserve"/>
+            </w:r>
+          </w:p>
+        </w:tc>
+      </w:tr>
+      <w:tr>
+        <w:tc>
+          <w:tcPr>
+            <w:tcW w:type="dxa" w:w="600"/>
+            <w:tcBorders>
+              <w:top w:val="single" w:color="D1D5DB" w:sz="1"/>
+              <w:left w:val="single" w:color="D1D5DB" w:sz="1"/>
+              <w:bottom w:val="single" w:color="D1D5DB" w:sz="1"/>
+              <w:right w:val="single" w:color="D1D5DB" w:sz="1"/>
+            </w:tcBorders>
+            <w:shd w:fill="F5F3FF" w:val="clear"/>
+            <w:tcMar>
+              <w:top w:type="dxa" w:w="60"/>
+              <w:left w:type="dxa" w:w="100"/>
+              <w:bottom w:type="dxa" w:w="60"/>
+              <w:right w:type="dxa" w:w="100"/>
+            </w:tcMar>
+          </w:tcPr>
+          <w:p>
+            <w:r>
+              <w:rPr>
+                <w:rFonts w:ascii="Arial" w:cs="Arial" w:eastAsia="Arial" w:hAnsi="Arial"/>
+                <w:color w:val="1F2937"/>
+                <w:sz w:val="18"/>
+                <w:szCs w:val="18"/>
+              </w:rPr>
+              <w:t xml:space="preserve">28</w:t>
+            </w:r>
+          </w:p>
+        </w:tc>
+        <w:tc>
+          <w:tcPr>
+            <w:tcW w:type="dxa" w:w="7000"/>
+            <w:tcBorders>
+              <w:top w:val="single" w:color="D1D5DB" w:sz="1"/>
+              <w:left w:val="single" w:color="D1D5DB" w:sz="1"/>
+              <w:bottom w:val="single" w:color="D1D5DB" w:sz="1"/>
+              <w:right w:val="single" w:color="D1D5DB" w:sz="1"/>
+            </w:tcBorders>
+            <w:shd w:fill="F5F3FF" w:val="clear"/>
+            <w:tcMar>
+              <w:top w:type="dxa" w:w="60"/>
+              <w:left w:type="dxa" w:w="100"/>
+              <w:bottom w:type="dxa" w:w="60"/>
+              <w:right w:type="dxa" w:w="100"/>
+            </w:tcMar>
+          </w:tcPr>
+          <w:p>
+            <w:r>
+              <w:rPr>
+                <w:rFonts w:ascii="Arial" w:cs="Arial" w:eastAsia="Arial" w:hAnsi="Arial"/>
+                <w:color w:val="1F2937"/>
+                <w:sz w:val="18"/>
+                <w:szCs w:val="18"/>
+              </w:rPr>
+              <w:t xml:space="preserve">Is the bottom navigation bar easy to use?</w:t>
+            </w:r>
+          </w:p>
+        </w:tc>
+        <w:tc>
+          <w:tcPr>
+            <w:tcW w:type="dxa" w:w="2240"/>
+            <w:tcBorders>
+              <w:top w:val="single" w:color="D1D5DB" w:sz="1"/>
+              <w:left w:val="single" w:color="D1D5DB" w:sz="1"/>
+              <w:bottom w:val="single" w:color="D1D5DB" w:sz="1"/>
+              <w:right w:val="single" w:color="D1D5DB" w:sz="1"/>
+            </w:tcBorders>
+            <w:shd w:fill="F5F3FF" w:val="clear"/>
+            <w:tcMar>
+              <w:top w:type="dxa" w:w="60"/>
+              <w:left w:type="dxa" w:w="100"/>
+              <w:bottom w:type="dxa" w:w="60"/>
+              <w:right w:type="dxa" w:w="100"/>
+            </w:tcMar>
+          </w:tcPr>
+          <w:p>
+            <w:r>
+              <w:rPr>
+                <w:rFonts w:ascii="Arial" w:cs="Arial" w:eastAsia="Arial" w:hAnsi="Arial"/>
+                <w:color w:val="1F2937"/>
+                <w:sz w:val="18"/>
+                <w:szCs w:val="18"/>
+              </w:rPr>
+              <w:t xml:space="preserve"/>
+            </w:r>
+          </w:p>
+        </w:tc>
+      </w:tr>
+      <w:tr>
+        <w:tc>
+          <w:tcPr>
+            <w:tcW w:type="dxa" w:w="600"/>
+            <w:tcBorders>
+              <w:top w:val="single" w:color="D1D5DB" w:sz="1"/>
+              <w:left w:val="single" w:color="D1D5DB" w:sz="1"/>
+              <w:bottom w:val="single" w:color="D1D5DB" w:sz="1"/>
+              <w:right w:val="single" w:color="D1D5DB" w:sz="1"/>
+            </w:tcBorders>
+            <w:tcMar>
+              <w:top w:type="dxa" w:w="60"/>
+              <w:left w:type="dxa" w:w="100"/>
+              <w:bottom w:type="dxa" w:w="60"/>
+              <w:right w:type="dxa" w:w="100"/>
+            </w:tcMar>
+          </w:tcPr>
+          <w:p>
+            <w:r>
+              <w:rPr>
+                <w:rFonts w:ascii="Arial" w:cs="Arial" w:eastAsia="Arial" w:hAnsi="Arial"/>
+                <w:color w:val="1F2937"/>
+                <w:sz w:val="18"/>
+                <w:szCs w:val="18"/>
+              </w:rPr>
+              <w:t xml:space="preserve">29</w:t>
+            </w:r>
+          </w:p>
+        </w:tc>
+        <w:tc>
+          <w:tcPr>
+            <w:tcW w:type="dxa" w:w="7000"/>
+            <w:tcBorders>
+              <w:top w:val="single" w:color="D1D5DB" w:sz="1"/>
+              <w:left w:val="single" w:color="D1D5DB" w:sz="1"/>
+              <w:bottom w:val="single" w:color="D1D5DB" w:sz="1"/>
+              <w:right w:val="single" w:color="D1D5DB" w:sz="1"/>
+            </w:tcBorders>
+            <w:tcMar>
+              <w:top w:type="dxa" w:w="60"/>
+              <w:left w:type="dxa" w:w="100"/>
+              <w:bottom w:type="dxa" w:w="60"/>
+              <w:right w:type="dxa" w:w="100"/>
+            </w:tcMar>
+          </w:tcPr>
+          <w:p>
+            <w:r>
+              <w:rPr>
+                <w:rFonts w:ascii="Arial" w:cs="Arial" w:eastAsia="Arial" w:hAnsi="Arial"/>
+                <w:color w:val="1F2937"/>
+                <w:sz w:val="18"/>
+                <w:szCs w:val="18"/>
+              </w:rPr>
+              <w:t xml:space="preserve">Can you open the sidebar with the hamburger menu?</w:t>
+            </w:r>
+          </w:p>
+        </w:tc>
+        <w:tc>
+          <w:tcPr>
+            <w:tcW w:type="dxa" w:w="2240"/>
+            <w:tcBorders>
+              <w:top w:val="single" w:color="D1D5DB" w:sz="1"/>
+              <w:left w:val="single" w:color="D1D5DB" w:sz="1"/>
+              <w:bottom w:val="single" w:color="D1D5DB" w:sz="1"/>
+              <w:right w:val="single" w:color="D1D5DB" w:sz="1"/>
+            </w:tcBorders>
+            <w:tcMar>
+              <w:top w:type="dxa" w:w="60"/>
+              <w:left w:type="dxa" w:w="100"/>
+              <w:bottom w:type="dxa" w:w="60"/>
+              <w:right w:type="dxa" w:w="100"/>
+            </w:tcMar>
+          </w:tcPr>
+          <w:p>
+            <w:r>
+              <w:rPr>
+                <w:rFonts w:ascii="Arial" w:cs="Arial" w:eastAsia="Arial" w:hAnsi="Arial"/>
+                <w:color w:val="1F2937"/>
+                <w:sz w:val="18"/>
+                <w:szCs w:val="18"/>
+              </w:rPr>
+              <w:t xml:space="preserve"/>
+            </w:r>
+          </w:p>
+        </w:tc>
+      </w:tr>
+      <w:tr>
+        <w:tc>
+          <w:tcPr>
+            <w:tcW w:type="dxa" w:w="600"/>
+            <w:tcBorders>
+              <w:top w:val="single" w:color="D1D5DB" w:sz="1"/>
+              <w:left w:val="single" w:color="D1D5DB" w:sz="1"/>
+              <w:bottom w:val="single" w:color="D1D5DB" w:sz="1"/>
+              <w:right w:val="single" w:color="D1D5DB" w:sz="1"/>
+            </w:tcBorders>
+            <w:shd w:fill="F5F3FF" w:val="clear"/>
+            <w:tcMar>
+              <w:top w:type="dxa" w:w="60"/>
+              <w:left w:type="dxa" w:w="100"/>
+              <w:bottom w:type="dxa" w:w="60"/>
+              <w:right w:type="dxa" w:w="100"/>
+            </w:tcMar>
+          </w:tcPr>
+          <w:p>
+            <w:r>
+              <w:rPr>
+                <w:rFonts w:ascii="Arial" w:cs="Arial" w:eastAsia="Arial" w:hAnsi="Arial"/>
+                <w:color w:val="1F2937"/>
+                <w:sz w:val="18"/>
+                <w:szCs w:val="18"/>
+              </w:rPr>
+              <w:t xml:space="preserve">30</w:t>
+            </w:r>
+          </w:p>
+        </w:tc>
+        <w:tc>
+          <w:tcPr>
+            <w:tcW w:type="dxa" w:w="7000"/>
+            <w:tcBorders>
+              <w:top w:val="single" w:color="D1D5DB" w:sz="1"/>
+              <w:left w:val="single" w:color="D1D5DB" w:sz="1"/>
+              <w:bottom w:val="single" w:color="D1D5DB" w:sz="1"/>
+              <w:right w:val="single" w:color="D1D5DB" w:sz="1"/>
+            </w:tcBorders>
+            <w:shd w:fill="F5F3FF" w:val="clear"/>
+            <w:tcMar>
+              <w:top w:type="dxa" w:w="60"/>
+              <w:left w:type="dxa" w:w="100"/>
+              <w:bottom w:type="dxa" w:w="60"/>
+              <w:right w:type="dxa" w:w="100"/>
+            </w:tcMar>
+          </w:tcPr>
+          <w:p>
+            <w:r>
+              <w:rPr>
+                <w:rFonts w:ascii="Arial" w:cs="Arial" w:eastAsia="Arial" w:hAnsi="Arial"/>
+                <w:color w:val="1F2937"/>
+                <w:sz w:val="18"/>
+                <w:szCs w:val="18"/>
+              </w:rPr>
+              <w:t xml:space="preserve">Can you create and edit tasks on mobile?</w:t>
+            </w:r>
+          </w:p>
+        </w:tc>
+        <w:tc>
+          <w:tcPr>
+            <w:tcW w:type="dxa" w:w="2240"/>
+            <w:tcBorders>
+              <w:top w:val="single" w:color="D1D5DB" w:sz="1"/>
+              <w:left w:val="single" w:color="D1D5DB" w:sz="1"/>
+              <w:bottom w:val="single" w:color="D1D5DB" w:sz="1"/>
+              <w:right w:val="single" w:color="D1D5DB" w:sz="1"/>
+            </w:tcBorders>
+            <w:shd w:fill="F5F3FF" w:val="clear"/>
+            <w:tcMar>
+              <w:top w:type="dxa" w:w="60"/>
+              <w:left w:type="dxa" w:w="100"/>
+              <w:bottom w:type="dxa" w:w="60"/>
+              <w:right w:type="dxa" w:w="100"/>
+            </w:tcMar>
+          </w:tcPr>
+          <w:p>
+            <w:r>
+              <w:rPr>
+                <w:rFonts w:ascii="Arial" w:cs="Arial" w:eastAsia="Arial" w:hAnsi="Arial"/>
+                <w:color w:val="1F2937"/>
+                <w:sz w:val="18"/>
+                <w:szCs w:val="18"/>
+              </w:rPr>
+              <w:t xml:space="preserve"/>
+            </w:r>
+          </w:p>
+        </w:tc>
+      </w:tr>
+      <w:tr>
+        <w:tc>
+          <w:tcPr>
+            <w:tcW w:type="dxa" w:w="600"/>
+            <w:tcBorders>
+              <w:top w:val="single" w:color="D1D5DB" w:sz="1"/>
+              <w:left w:val="single" w:color="D1D5DB" w:sz="1"/>
+              <w:bottom w:val="single" w:color="D1D5DB" w:sz="1"/>
+              <w:right w:val="single" w:color="D1D5DB" w:sz="1"/>
+            </w:tcBorders>
+            <w:tcMar>
+              <w:top w:type="dxa" w:w="60"/>
+              <w:left w:type="dxa" w:w="100"/>
+              <w:bottom w:type="dxa" w:w="60"/>
+              <w:right w:type="dxa" w:w="100"/>
+            </w:tcMar>
+          </w:tcPr>
+          <w:p>
+            <w:r>
+              <w:rPr>
+                <w:rFonts w:ascii="Arial" w:cs="Arial" w:eastAsia="Arial" w:hAnsi="Arial"/>
+                <w:color w:val="1F2937"/>
+                <w:sz w:val="18"/>
+                <w:szCs w:val="18"/>
+              </w:rPr>
+              <w:t xml:space="preserve">31</w:t>
+            </w:r>
+          </w:p>
+        </w:tc>
+        <w:tc>
+          <w:tcPr>
+            <w:tcW w:type="dxa" w:w="7000"/>
+            <w:tcBorders>
+              <w:top w:val="single" w:color="D1D5DB" w:sz="1"/>
+              <w:left w:val="single" w:color="D1D5DB" w:sz="1"/>
+              <w:bottom w:val="single" w:color="D1D5DB" w:sz="1"/>
+              <w:right w:val="single" w:color="D1D5DB" w:sz="1"/>
+            </w:tcBorders>
+            <w:tcMar>
+              <w:top w:type="dxa" w:w="60"/>
+              <w:left w:type="dxa" w:w="100"/>
+              <w:bottom w:type="dxa" w:w="60"/>
+              <w:right w:type="dxa" w:w="100"/>
+            </w:tcMar>
+          </w:tcPr>
+          <w:p>
+            <w:r>
+              <w:rPr>
+                <w:rFonts w:ascii="Arial" w:cs="Arial" w:eastAsia="Arial" w:hAnsi="Arial"/>
+                <w:color w:val="1F2937"/>
+                <w:sz w:val="18"/>
+                <w:szCs w:val="18"/>
+              </w:rPr>
+              <w:t xml:space="preserve">Does Board view scroll horizontally on mobile?</w:t>
+            </w:r>
+          </w:p>
+        </w:tc>
+        <w:tc>
+          <w:tcPr>
+            <w:tcW w:type="dxa" w:w="2240"/>
+            <w:tcBorders>
+              <w:top w:val="single" w:color="D1D5DB" w:sz="1"/>
+              <w:left w:val="single" w:color="D1D5DB" w:sz="1"/>
+              <w:bottom w:val="single" w:color="D1D5DB" w:sz="1"/>
+              <w:right w:val="single" w:color="D1D5DB" w:sz="1"/>
+            </w:tcBorders>
+            <w:tcMar>
+              <w:top w:type="dxa" w:w="60"/>
+              <w:left w:type="dxa" w:w="100"/>
+              <w:bottom w:type="dxa" w:w="60"/>
+              <w:right w:type="dxa" w:w="100"/>
+            </w:tcMar>
+          </w:tcPr>
+          <w:p>
+            <w:r>
+              <w:rPr>
+                <w:rFonts w:ascii="Arial" w:cs="Arial" w:eastAsia="Arial" w:hAnsi="Arial"/>
+                <w:color w:val="1F2937"/>
+                <w:sz w:val="18"/>
+                <w:szCs w:val="18"/>
+              </w:rPr>
+              <w:t xml:space="preserve"/>
+            </w:r>
+          </w:p>
+        </w:tc>
+      </w:tr>
+    </w:tbl>
+    <w:p>
+      <w:pPr>
+        <w:spacing w:after="80"/>
+      </w:pPr>
+    </w:p>
+    <w:p>
+      <w:pPr>
+        <w:pStyle w:val="Heading2"/>
+        <w:spacing w:after="160" w:before="280"/>
+      </w:pPr>
+      <w:r>
+        <w:rPr>
+          <w:rFonts w:ascii="Arial" w:cs="Arial" w:eastAsia="Arial" w:hAnsi="Arial"/>
+          <w:b/>
+          <w:bCs/>
+          <w:color w:val="374151"/>
+          <w:sz w:val="26"/>
+          <w:szCs w:val="26"/>
+        </w:rPr>
+        <w:t xml:space="preserve">B5.7 Overall Impression</w:t>
+      </w:r>
+    </w:p>
+    <w:tbl>
+      <w:tblPr>
+        <w:tblW w:type="dxa" w:w="9840"/>
+        <w:tblBorders>
+          <w:top w:val="single" w:color="auto" w:sz="4"/>
+          <w:left w:val="single" w:color="auto" w:sz="4"/>
+          <w:bottom w:val="single" w:color="auto" w:sz="4"/>
+          <w:right w:val="single" w:color="auto" w:sz="4"/>
+          <w:insideH w:val="single" w:color="auto" w:sz="4"/>
+          <w:insideV w:val="single" w:color="auto" w:sz="4"/>
+        </w:tblBorders>
+      </w:tblPr>
+      <w:tblGrid>
+        <w:gridCol w:w="600"/>
+        <w:gridCol w:w="7000"/>
+        <w:gridCol w:w="2240"/>
+      </w:tblGrid>
+      <w:tr>
+        <w:tc>
+          <w:tcPr>
+            <w:tcW w:type="dxa" w:w="600"/>
+            <w:tcBorders>
+              <w:top w:val="single" w:color="D1D5DB" w:sz="1"/>
+              <w:left w:val="single" w:color="D1D5DB" w:sz="1"/>
+              <w:bottom w:val="single" w:color="D1D5DB" w:sz="1"/>
+              <w:right w:val="single" w:color="D1D5DB" w:sz="1"/>
+            </w:tcBorders>
+            <w:shd w:fill="4F46E5" w:val="clear"/>
+            <w:tcMar>
+              <w:top w:type="dxa" w:w="60"/>
+              <w:left w:type="dxa" w:w="100"/>
+              <w:bottom w:type="dxa" w:w="60"/>
+              <w:right w:type="dxa" w:w="100"/>
+            </w:tcMar>
+          </w:tcPr>
+          <w:p>
+            <w:r>
+              <w:rPr>
+                <w:rFonts w:ascii="Arial" w:cs="Arial" w:eastAsia="Arial" w:hAnsi="Arial"/>
+                <w:b/>
+                <w:bCs/>
+                <w:color w:val="FFFFFF"/>
+                <w:sz w:val="18"/>
+                <w:szCs w:val="18"/>
+              </w:rPr>
+              <w:t xml:space="preserve">#</w:t>
+            </w:r>
+          </w:p>
+        </w:tc>
+        <w:tc>
+          <w:tcPr>
+            <w:tcW w:type="dxa" w:w="7000"/>
+            <w:tcBorders>
+              <w:top w:val="single" w:color="D1D5DB" w:sz="1"/>
+              <w:left w:val="single" w:color="D1D5DB" w:sz="1"/>
+              <w:bottom w:val="single" w:color="D1D5DB" w:sz="1"/>
+              <w:right w:val="single" w:color="D1D5DB" w:sz="1"/>
+            </w:tcBorders>
+            <w:shd w:fill="4F46E5" w:val="clear"/>
+            <w:tcMar>
+              <w:top w:type="dxa" w:w="60"/>
+              <w:left w:type="dxa" w:w="100"/>
+              <w:bottom w:type="dxa" w:w="60"/>
+              <w:right w:type="dxa" w:w="100"/>
+            </w:tcMar>
+          </w:tcPr>
+          <w:p>
+            <w:r>
+              <w:rPr>
+                <w:rFonts w:ascii="Arial" w:cs="Arial" w:eastAsia="Arial" w:hAnsi="Arial"/>
+                <w:b/>
+                <w:bCs/>
+                <w:color w:val="FFFFFF"/>
+                <w:sz w:val="18"/>
+                <w:szCs w:val="18"/>
+              </w:rPr>
+              <w:t xml:space="preserve">Question</w:t>
+            </w:r>
+          </w:p>
+        </w:tc>
+        <w:tc>
+          <w:tcPr>
+            <w:tcW w:type="dxa" w:w="2240"/>
+            <w:tcBorders>
+              <w:top w:val="single" w:color="D1D5DB" w:sz="1"/>
+              <w:left w:val="single" w:color="D1D5DB" w:sz="1"/>
+              <w:bottom w:val="single" w:color="D1D5DB" w:sz="1"/>
+              <w:right w:val="single" w:color="D1D5DB" w:sz="1"/>
+            </w:tcBorders>
+            <w:shd w:fill="4F46E5" w:val="clear"/>
+            <w:tcMar>
+              <w:top w:type="dxa" w:w="60"/>
+              <w:left w:type="dxa" w:w="100"/>
+              <w:bottom w:type="dxa" w:w="60"/>
+              <w:right w:type="dxa" w:w="100"/>
+            </w:tcMar>
+          </w:tcPr>
+          <w:p>
+            <w:r>
+              <w:rPr>
+                <w:rFonts w:ascii="Arial" w:cs="Arial" w:eastAsia="Arial" w:hAnsi="Arial"/>
+                <w:b/>
+                <w:bCs/>
+                <w:color w:val="FFFFFF"/>
+                <w:sz w:val="18"/>
+                <w:szCs w:val="18"/>
+              </w:rPr>
+              <w:t xml:space="preserve">Notes</w:t>
+            </w:r>
+          </w:p>
+        </w:tc>
+      </w:tr>
+      <w:tr>
+        <w:tc>
+          <w:tcPr>
+            <w:tcW w:type="dxa" w:w="600"/>
+            <w:tcBorders>
+              <w:top w:val="single" w:color="D1D5DB" w:sz="1"/>
+              <w:left w:val="single" w:color="D1D5DB" w:sz="1"/>
+              <w:bottom w:val="single" w:color="D1D5DB" w:sz="1"/>
+              <w:right w:val="single" w:color="D1D5DB" w:sz="1"/>
+            </w:tcBorders>
+            <w:tcMar>
+              <w:top w:type="dxa" w:w="60"/>
+              <w:left w:type="dxa" w:w="100"/>
+              <w:bottom w:type="dxa" w:w="60"/>
+              <w:right w:type="dxa" w:w="100"/>
+            </w:tcMar>
+          </w:tcPr>
+          <w:p>
+            <w:r>
+              <w:rPr>
+                <w:rFonts w:ascii="Arial" w:cs="Arial" w:eastAsia="Arial" w:hAnsi="Arial"/>
+                <w:color w:val="1F2937"/>
+                <w:sz w:val="18"/>
+                <w:szCs w:val="18"/>
+              </w:rPr>
+              <w:t xml:space="preserve">32</w:t>
+            </w:r>
+          </w:p>
+        </w:tc>
+        <w:tc>
+          <w:tcPr>
+            <w:tcW w:type="dxa" w:w="7000"/>
+            <w:tcBorders>
+              <w:top w:val="single" w:color="D1D5DB" w:sz="1"/>
+              <w:left w:val="single" w:color="D1D5DB" w:sz="1"/>
+              <w:bottom w:val="single" w:color="D1D5DB" w:sz="1"/>
+              <w:right w:val="single" w:color="D1D5DB" w:sz="1"/>
+            </w:tcBorders>
+            <w:tcMar>
+              <w:top w:type="dxa" w:w="60"/>
+              <w:left w:type="dxa" w:w="100"/>
+              <w:bottom w:type="dxa" w:w="60"/>
+              <w:right w:type="dxa" w:w="100"/>
+            </w:tcMar>
+          </w:tcPr>
+          <w:p>
+            <w:r>
+              <w:rPr>
+                <w:rFonts w:ascii="Arial" w:cs="Arial" w:eastAsia="Arial" w:hAnsi="Arial"/>
+                <w:color w:val="1F2937"/>
+                <w:sz w:val="18"/>
+                <w:szCs w:val="18"/>
+              </w:rPr>
+              <w:t xml:space="preserve">Is the app easy to learn without instructions?</w:t>
+            </w:r>
+          </w:p>
+        </w:tc>
+        <w:tc>
+          <w:tcPr>
+            <w:tcW w:type="dxa" w:w="2240"/>
+            <w:tcBorders>
+              <w:top w:val="single" w:color="D1D5DB" w:sz="1"/>
+              <w:left w:val="single" w:color="D1D5DB" w:sz="1"/>
+              <w:bottom w:val="single" w:color="D1D5DB" w:sz="1"/>
+              <w:right w:val="single" w:color="D1D5DB" w:sz="1"/>
+            </w:tcBorders>
+            <w:tcMar>
+              <w:top w:type="dxa" w:w="60"/>
+              <w:left w:type="dxa" w:w="100"/>
+              <w:bottom w:type="dxa" w:w="60"/>
+              <w:right w:type="dxa" w:w="100"/>
+            </w:tcMar>
+          </w:tcPr>
+          <w:p>
+            <w:r>
+              <w:rPr>
+                <w:rFonts w:ascii="Arial" w:cs="Arial" w:eastAsia="Arial" w:hAnsi="Arial"/>
+                <w:color w:val="1F2937"/>
+                <w:sz w:val="18"/>
+                <w:szCs w:val="18"/>
+              </w:rPr>
+              <w:t xml:space="preserve"/>
+            </w:r>
+          </w:p>
+        </w:tc>
+      </w:tr>
+      <w:tr>
+        <w:tc>
+          <w:tcPr>
+            <w:tcW w:type="dxa" w:w="600"/>
+            <w:tcBorders>
+              <w:top w:val="single" w:color="D1D5DB" w:sz="1"/>
+              <w:left w:val="single" w:color="D1D5DB" w:sz="1"/>
+              <w:bottom w:val="single" w:color="D1D5DB" w:sz="1"/>
+              <w:right w:val="single" w:color="D1D5DB" w:sz="1"/>
+            </w:tcBorders>
+            <w:shd w:fill="F5F3FF" w:val="clear"/>
+            <w:tcMar>
+              <w:top w:type="dxa" w:w="60"/>
+              <w:left w:type="dxa" w:w="100"/>
+              <w:bottom w:type="dxa" w:w="60"/>
+              <w:right w:type="dxa" w:w="100"/>
+            </w:tcMar>
+          </w:tcPr>
+          <w:p>
+            <w:r>
+              <w:rPr>
+                <w:rFonts w:ascii="Arial" w:cs="Arial" w:eastAsia="Arial" w:hAnsi="Arial"/>
+                <w:color w:val="1F2937"/>
+                <w:sz w:val="18"/>
+                <w:szCs w:val="18"/>
+              </w:rPr>
+              <w:t xml:space="preserve">33</w:t>
+            </w:r>
+          </w:p>
+        </w:tc>
+        <w:tc>
+          <w:tcPr>
+            <w:tcW w:type="dxa" w:w="7000"/>
+            <w:tcBorders>
+              <w:top w:val="single" w:color="D1D5DB" w:sz="1"/>
+              <w:left w:val="single" w:color="D1D5DB" w:sz="1"/>
+              <w:bottom w:val="single" w:color="D1D5DB" w:sz="1"/>
+              <w:right w:val="single" w:color="D1D5DB" w:sz="1"/>
+            </w:tcBorders>
+            <w:shd w:fill="F5F3FF" w:val="clear"/>
+            <w:tcMar>
+              <w:top w:type="dxa" w:w="60"/>
+              <w:left w:type="dxa" w:w="100"/>
+              <w:bottom w:type="dxa" w:w="60"/>
+              <w:right w:type="dxa" w:w="100"/>
+            </w:tcMar>
+          </w:tcPr>
+          <w:p>
+            <w:r>
+              <w:rPr>
+                <w:rFonts w:ascii="Arial" w:cs="Arial" w:eastAsia="Arial" w:hAnsi="Arial"/>
+                <w:color w:val="1F2937"/>
+                <w:sz w:val="18"/>
+                <w:szCs w:val="18"/>
+              </w:rPr>
+              <w:t xml:space="preserve">What’s the most confusing part?</w:t>
+            </w:r>
+          </w:p>
+        </w:tc>
+        <w:tc>
+          <w:tcPr>
+            <w:tcW w:type="dxa" w:w="2240"/>
+            <w:tcBorders>
+              <w:top w:val="single" w:color="D1D5DB" w:sz="1"/>
+              <w:left w:val="single" w:color="D1D5DB" w:sz="1"/>
+              <w:bottom w:val="single" w:color="D1D5DB" w:sz="1"/>
+              <w:right w:val="single" w:color="D1D5DB" w:sz="1"/>
+            </w:tcBorders>
+            <w:shd w:fill="F5F3FF" w:val="clear"/>
+            <w:tcMar>
+              <w:top w:type="dxa" w:w="60"/>
+              <w:left w:type="dxa" w:w="100"/>
+              <w:bottom w:type="dxa" w:w="60"/>
+              <w:right w:type="dxa" w:w="100"/>
+            </w:tcMar>
+          </w:tcPr>
+          <w:p>
+            <w:r>
+              <w:rPr>
+                <w:rFonts w:ascii="Arial" w:cs="Arial" w:eastAsia="Arial" w:hAnsi="Arial"/>
+                <w:color w:val="1F2937"/>
+                <w:sz w:val="18"/>
+                <w:szCs w:val="18"/>
+              </w:rPr>
+              <w:t xml:space="preserve"/>
+            </w:r>
+          </w:p>
+        </w:tc>
+      </w:tr>
+      <w:tr>
+        <w:tc>
+          <w:tcPr>
+            <w:tcW w:type="dxa" w:w="600"/>
+            <w:tcBorders>
+              <w:top w:val="single" w:color="D1D5DB" w:sz="1"/>
+              <w:left w:val="single" w:color="D1D5DB" w:sz="1"/>
+              <w:bottom w:val="single" w:color="D1D5DB" w:sz="1"/>
+              <w:right w:val="single" w:color="D1D5DB" w:sz="1"/>
+            </w:tcBorders>
+            <w:tcMar>
+              <w:top w:type="dxa" w:w="60"/>
+              <w:left w:type="dxa" w:w="100"/>
+              <w:bottom w:type="dxa" w:w="60"/>
+              <w:right w:type="dxa" w:w="100"/>
+            </w:tcMar>
+          </w:tcPr>
+          <w:p>
+            <w:r>
+              <w:rPr>
+                <w:rFonts w:ascii="Arial" w:cs="Arial" w:eastAsia="Arial" w:hAnsi="Arial"/>
+                <w:color w:val="1F2937"/>
+                <w:sz w:val="18"/>
+                <w:szCs w:val="18"/>
+              </w:rPr>
+              <w:t xml:space="preserve">34</w:t>
+            </w:r>
+          </w:p>
+        </w:tc>
+        <w:tc>
+          <w:tcPr>
+            <w:tcW w:type="dxa" w:w="7000"/>
+            <w:tcBorders>
+              <w:top w:val="single" w:color="D1D5DB" w:sz="1"/>
+              <w:left w:val="single" w:color="D1D5DB" w:sz="1"/>
+              <w:bottom w:val="single" w:color="D1D5DB" w:sz="1"/>
+              <w:right w:val="single" w:color="D1D5DB" w:sz="1"/>
+            </w:tcBorders>
+            <w:tcMar>
+              <w:top w:type="dxa" w:w="60"/>
+              <w:left w:type="dxa" w:w="100"/>
+              <w:bottom w:type="dxa" w:w="60"/>
+              <w:right w:type="dxa" w:w="100"/>
+            </w:tcMar>
+          </w:tcPr>
+          <w:p>
+            <w:r>
+              <w:rPr>
+                <w:rFonts w:ascii="Arial" w:cs="Arial" w:eastAsia="Arial" w:hAnsi="Arial"/>
+                <w:color w:val="1F2937"/>
+                <w:sz w:val="18"/>
+                <w:szCs w:val="18"/>
+              </w:rPr>
+              <w:t xml:space="preserve">What’s missing that you’d expect in a task manager?</w:t>
+            </w:r>
+          </w:p>
+        </w:tc>
+        <w:tc>
+          <w:tcPr>
+            <w:tcW w:type="dxa" w:w="2240"/>
+            <w:tcBorders>
+              <w:top w:val="single" w:color="D1D5DB" w:sz="1"/>
+              <w:left w:val="single" w:color="D1D5DB" w:sz="1"/>
+              <w:bottom w:val="single" w:color="D1D5DB" w:sz="1"/>
+              <w:right w:val="single" w:color="D1D5DB" w:sz="1"/>
+            </w:tcBorders>
+            <w:tcMar>
+              <w:top w:type="dxa" w:w="60"/>
+              <w:left w:type="dxa" w:w="100"/>
+              <w:bottom w:type="dxa" w:w="60"/>
+              <w:right w:type="dxa" w:w="100"/>
+            </w:tcMar>
+          </w:tcPr>
+          <w:p>
+            <w:r>
+              <w:rPr>
+                <w:rFonts w:ascii="Arial" w:cs="Arial" w:eastAsia="Arial" w:hAnsi="Arial"/>
+                <w:color w:val="1F2937"/>
+                <w:sz w:val="18"/>
+                <w:szCs w:val="18"/>
+              </w:rPr>
+              <w:t xml:space="preserve"/>
+            </w:r>
+          </w:p>
+        </w:tc>
+      </w:tr>
+      <w:tr>
+        <w:tc>
+          <w:tcPr>
+            <w:tcW w:type="dxa" w:w="600"/>
+            <w:tcBorders>
+              <w:top w:val="single" w:color="D1D5DB" w:sz="1"/>
+              <w:left w:val="single" w:color="D1D5DB" w:sz="1"/>
+              <w:bottom w:val="single" w:color="D1D5DB" w:sz="1"/>
+              <w:right w:val="single" w:color="D1D5DB" w:sz="1"/>
+            </w:tcBorders>
+            <w:shd w:fill="F5F3FF" w:val="clear"/>
+            <w:tcMar>
+              <w:top w:type="dxa" w:w="60"/>
+              <w:left w:type="dxa" w:w="100"/>
+              <w:bottom w:type="dxa" w:w="60"/>
+              <w:right w:type="dxa" w:w="100"/>
+            </w:tcMar>
+          </w:tcPr>
+          <w:p>
+            <w:r>
+              <w:rPr>
+                <w:rFonts w:ascii="Arial" w:cs="Arial" w:eastAsia="Arial" w:hAnsi="Arial"/>
+                <w:color w:val="1F2937"/>
+                <w:sz w:val="18"/>
+                <w:szCs w:val="18"/>
+              </w:rPr>
+              <w:t xml:space="preserve">35</w:t>
+            </w:r>
+          </w:p>
+        </w:tc>
+        <w:tc>
+          <w:tcPr>
+            <w:tcW w:type="dxa" w:w="7000"/>
+            <w:tcBorders>
+              <w:top w:val="single" w:color="D1D5DB" w:sz="1"/>
+              <w:left w:val="single" w:color="D1D5DB" w:sz="1"/>
+              <w:bottom w:val="single" w:color="D1D5DB" w:sz="1"/>
+              <w:right w:val="single" w:color="D1D5DB" w:sz="1"/>
+            </w:tcBorders>
+            <w:shd w:fill="F5F3FF" w:val="clear"/>
+            <w:tcMar>
+              <w:top w:type="dxa" w:w="60"/>
+              <w:left w:type="dxa" w:w="100"/>
+              <w:bottom w:type="dxa" w:w="60"/>
+              <w:right w:type="dxa" w:w="100"/>
+            </w:tcMar>
+          </w:tcPr>
+          <w:p>
+            <w:r>
+              <w:rPr>
+                <w:rFonts w:ascii="Arial" w:cs="Arial" w:eastAsia="Arial" w:hAnsi="Arial"/>
+                <w:color w:val="1F2937"/>
+                <w:sz w:val="18"/>
+                <w:szCs w:val="18"/>
+              </w:rPr>
+              <w:t xml:space="preserve">Would you use this over your current tool? Why/why not?</w:t>
+            </w:r>
+          </w:p>
+        </w:tc>
+        <w:tc>
+          <w:tcPr>
+            <w:tcW w:type="dxa" w:w="2240"/>
+            <w:tcBorders>
+              <w:top w:val="single" w:color="D1D5DB" w:sz="1"/>
+              <w:left w:val="single" w:color="D1D5DB" w:sz="1"/>
+              <w:bottom w:val="single" w:color="D1D5DB" w:sz="1"/>
+              <w:right w:val="single" w:color="D1D5DB" w:sz="1"/>
+            </w:tcBorders>
+            <w:shd w:fill="F5F3FF" w:val="clear"/>
+            <w:tcMar>
+              <w:top w:type="dxa" w:w="60"/>
+              <w:left w:type="dxa" w:w="100"/>
+              <w:bottom w:type="dxa" w:w="60"/>
+              <w:right w:type="dxa" w:w="100"/>
+            </w:tcMar>
+          </w:tcPr>
+          <w:p>
+            <w:r>
+              <w:rPr>
+                <w:rFonts w:ascii="Arial" w:cs="Arial" w:eastAsia="Arial" w:hAnsi="Arial"/>
+                <w:color w:val="1F2937"/>
+                <w:sz w:val="18"/>
+                <w:szCs w:val="18"/>
+              </w:rPr>
+              <w:t xml:space="preserve"/>
+            </w:r>
+          </w:p>
+        </w:tc>
+      </w:tr>
+      <w:tr>
+        <w:tc>
+          <w:tcPr>
+            <w:tcW w:type="dxa" w:w="600"/>
+            <w:tcBorders>
+              <w:top w:val="single" w:color="D1D5DB" w:sz="1"/>
+              <w:left w:val="single" w:color="D1D5DB" w:sz="1"/>
+              <w:bottom w:val="single" w:color="D1D5DB" w:sz="1"/>
+              <w:right w:val="single" w:color="D1D5DB" w:sz="1"/>
+            </w:tcBorders>
+            <w:tcMar>
+              <w:top w:type="dxa" w:w="60"/>
+              <w:left w:type="dxa" w:w="100"/>
+              <w:bottom w:type="dxa" w:w="60"/>
+              <w:right w:type="dxa" w:w="100"/>
+            </w:tcMar>
+          </w:tcPr>
+          <w:p>
+            <w:r>
+              <w:rPr>
+                <w:rFonts w:ascii="Arial" w:cs="Arial" w:eastAsia="Arial" w:hAnsi="Arial"/>
+                <w:color w:val="1F2937"/>
+                <w:sz w:val="18"/>
+                <w:szCs w:val="18"/>
+              </w:rPr>
+              <w:t xml:space="preserve">36</w:t>
+            </w:r>
+          </w:p>
+        </w:tc>
+        <w:tc>
+          <w:tcPr>
+            <w:tcW w:type="dxa" w:w="7000"/>
+            <w:tcBorders>
+              <w:top w:val="single" w:color="D1D5DB" w:sz="1"/>
+              <w:left w:val="single" w:color="D1D5DB" w:sz="1"/>
+              <w:bottom w:val="single" w:color="D1D5DB" w:sz="1"/>
+              <w:right w:val="single" w:color="D1D5DB" w:sz="1"/>
+            </w:tcBorders>
+            <w:tcMar>
+              <w:top w:type="dxa" w:w="60"/>
+              <w:left w:type="dxa" w:w="100"/>
+              <w:bottom w:type="dxa" w:w="60"/>
+              <w:right w:type="dxa" w:w="100"/>
+            </w:tcMar>
+          </w:tcPr>
+          <w:p>
+            <w:r>
+              <w:rPr>
+                <w:rFonts w:ascii="Arial" w:cs="Arial" w:eastAsia="Arial" w:hAnsi="Arial"/>
+                <w:color w:val="1F2937"/>
+                <w:sz w:val="18"/>
+                <w:szCs w:val="18"/>
+              </w:rPr>
+              <w:t xml:space="preserve">Rate the overall design: 1 (ugly) to 5 (beautiful)</w:t>
+            </w:r>
+          </w:p>
+        </w:tc>
+        <w:tc>
+          <w:tcPr>
+            <w:tcW w:type="dxa" w:w="2240"/>
+            <w:tcBorders>
+              <w:top w:val="single" w:color="D1D5DB" w:sz="1"/>
+              <w:left w:val="single" w:color="D1D5DB" w:sz="1"/>
+              <w:bottom w:val="single" w:color="D1D5DB" w:sz="1"/>
+              <w:right w:val="single" w:color="D1D5DB" w:sz="1"/>
+            </w:tcBorders>
+            <w:tcMar>
+              <w:top w:type="dxa" w:w="60"/>
+              <w:left w:type="dxa" w:w="100"/>
+              <w:bottom w:type="dxa" w:w="60"/>
+              <w:right w:type="dxa" w:w="100"/>
+            </w:tcMar>
+          </w:tcPr>
+          <w:p>
+            <w:r>
+              <w:rPr>
+                <w:rFonts w:ascii="Arial" w:cs="Arial" w:eastAsia="Arial" w:hAnsi="Arial"/>
+                <w:color w:val="1F2937"/>
+                <w:sz w:val="18"/>
+                <w:szCs w:val="18"/>
+              </w:rPr>
+              <w:t xml:space="preserve"/>
+            </w:r>
+          </w:p>
+        </w:tc>
+      </w:tr>
+      <w:tr>
+        <w:tc>
+          <w:tcPr>
+            <w:tcW w:type="dxa" w:w="600"/>
+            <w:tcBorders>
+              <w:top w:val="single" w:color="D1D5DB" w:sz="1"/>
+              <w:left w:val="single" w:color="D1D5DB" w:sz="1"/>
+              <w:bottom w:val="single" w:color="D1D5DB" w:sz="1"/>
+              <w:right w:val="single" w:color="D1D5DB" w:sz="1"/>
+            </w:tcBorders>
+            <w:shd w:fill="F5F3FF" w:val="clear"/>
+            <w:tcMar>
+              <w:top w:type="dxa" w:w="60"/>
+              <w:left w:type="dxa" w:w="100"/>
+              <w:bottom w:type="dxa" w:w="60"/>
+              <w:right w:type="dxa" w:w="100"/>
+            </w:tcMar>
+          </w:tcPr>
+          <w:p>
+            <w:r>
+              <w:rPr>
+                <w:rFonts w:ascii="Arial" w:cs="Arial" w:eastAsia="Arial" w:hAnsi="Arial"/>
+                <w:color w:val="1F2937"/>
+                <w:sz w:val="18"/>
+                <w:szCs w:val="18"/>
+              </w:rPr>
+              <w:t xml:space="preserve">37</w:t>
+            </w:r>
+          </w:p>
+        </w:tc>
+        <w:tc>
+          <w:tcPr>
+            <w:tcW w:type="dxa" w:w="7000"/>
+            <w:tcBorders>
+              <w:top w:val="single" w:color="D1D5DB" w:sz="1"/>
+              <w:left w:val="single" w:color="D1D5DB" w:sz="1"/>
+              <w:bottom w:val="single" w:color="D1D5DB" w:sz="1"/>
+              <w:right w:val="single" w:color="D1D5DB" w:sz="1"/>
+            </w:tcBorders>
+            <w:shd w:fill="F5F3FF" w:val="clear"/>
+            <w:tcMar>
+              <w:top w:type="dxa" w:w="60"/>
+              <w:left w:type="dxa" w:w="100"/>
+              <w:bottom w:type="dxa" w:w="60"/>
+              <w:right w:type="dxa" w:w="100"/>
+            </w:tcMar>
+          </w:tcPr>
+          <w:p>
+            <w:r>
+              <w:rPr>
+                <w:rFonts w:ascii="Arial" w:cs="Arial" w:eastAsia="Arial" w:hAnsi="Arial"/>
+                <w:color w:val="1F2937"/>
+                <w:sz w:val="18"/>
+                <w:szCs w:val="18"/>
+              </w:rPr>
+              <w:t xml:space="preserve">Rate the usability: 1 (confusing) to 5 (intuitive)</w:t>
+            </w:r>
+          </w:p>
+        </w:tc>
+        <w:tc>
+          <w:tcPr>
+            <w:tcW w:type="dxa" w:w="2240"/>
+            <w:tcBorders>
+              <w:top w:val="single" w:color="D1D5DB" w:sz="1"/>
+              <w:left w:val="single" w:color="D1D5DB" w:sz="1"/>
+              <w:bottom w:val="single" w:color="D1D5DB" w:sz="1"/>
+              <w:right w:val="single" w:color="D1D5DB" w:sz="1"/>
+            </w:tcBorders>
+            <w:shd w:fill="F5F3FF" w:val="clear"/>
+            <w:tcMar>
+              <w:top w:type="dxa" w:w="60"/>
+              <w:left w:type="dxa" w:w="100"/>
+              <w:bottom w:type="dxa" w:w="60"/>
+              <w:right w:type="dxa" w:w="100"/>
+            </w:tcMar>
+          </w:tcPr>
+          <w:p>
+            <w:r>
+              <w:rPr>
+                <w:rFonts w:ascii="Arial" w:cs="Arial" w:eastAsia="Arial" w:hAnsi="Arial"/>
+                <w:color w:val="1F2937"/>
+                <w:sz w:val="18"/>
+                <w:szCs w:val="18"/>
+              </w:rPr>
+              <w:t xml:space="preserve"/>
+            </w:r>
+          </w:p>
+        </w:tc>
+      </w:tr>
+      <w:tr>
+        <w:tc>
+          <w:tcPr>
+            <w:tcW w:type="dxa" w:w="600"/>
+            <w:tcBorders>
+              <w:top w:val="single" w:color="D1D5DB" w:sz="1"/>
+              <w:left w:val="single" w:color="D1D5DB" w:sz="1"/>
+              <w:bottom w:val="single" w:color="D1D5DB" w:sz="1"/>
+              <w:right w:val="single" w:color="D1D5DB" w:sz="1"/>
+            </w:tcBorders>
+            <w:tcMar>
+              <w:top w:type="dxa" w:w="60"/>
+              <w:left w:type="dxa" w:w="100"/>
+              <w:bottom w:type="dxa" w:w="60"/>
+              <w:right w:type="dxa" w:w="100"/>
+            </w:tcMar>
+          </w:tcPr>
+          <w:p>
+            <w:r>
+              <w:rPr>
+                <w:rFonts w:ascii="Arial" w:cs="Arial" w:eastAsia="Arial" w:hAnsi="Arial"/>
+                <w:color w:val="1F2937"/>
+                <w:sz w:val="18"/>
+                <w:szCs w:val="18"/>
+              </w:rPr>
+              <w:t xml:space="preserve">38</w:t>
+            </w:r>
+          </w:p>
+        </w:tc>
+        <w:tc>
+          <w:tcPr>
+            <w:tcW w:type="dxa" w:w="7000"/>
+            <w:tcBorders>
+              <w:top w:val="single" w:color="D1D5DB" w:sz="1"/>
+              <w:left w:val="single" w:color="D1D5DB" w:sz="1"/>
+              <w:bottom w:val="single" w:color="D1D5DB" w:sz="1"/>
+              <w:right w:val="single" w:color="D1D5DB" w:sz="1"/>
+            </w:tcBorders>
+            <w:tcMar>
+              <w:top w:type="dxa" w:w="60"/>
+              <w:left w:type="dxa" w:w="100"/>
+              <w:bottom w:type="dxa" w:w="60"/>
+              <w:right w:type="dxa" w:w="100"/>
+            </w:tcMar>
+          </w:tcPr>
+          <w:p>
+            <w:r>
+              <w:rPr>
+                <w:rFonts w:ascii="Arial" w:cs="Arial" w:eastAsia="Arial" w:hAnsi="Arial"/>
+                <w:color w:val="1F2937"/>
+                <w:sz w:val="18"/>
+                <w:szCs w:val="18"/>
+              </w:rPr>
+              <w:t xml:space="preserve">Any other comments, suggestions, or bugs noticed?</w:t>
+            </w:r>
+          </w:p>
+        </w:tc>
+        <w:tc>
+          <w:tcPr>
+            <w:tcW w:type="dxa" w:w="2240"/>
+            <w:tcBorders>
+              <w:top w:val="single" w:color="D1D5DB" w:sz="1"/>
+              <w:left w:val="single" w:color="D1D5DB" w:sz="1"/>
+              <w:bottom w:val="single" w:color="D1D5DB" w:sz="1"/>
+              <w:right w:val="single" w:color="D1D5DB" w:sz="1"/>
+            </w:tcBorders>
+            <w:tcMar>
+              <w:top w:type="dxa" w:w="60"/>
+              <w:left w:type="dxa" w:w="100"/>
+              <w:bottom w:type="dxa" w:w="60"/>
+              <w:right w:type="dxa" w:w="100"/>
+            </w:tcMar>
+          </w:tcPr>
+          <w:p>
+            <w:r>
+              <w:rPr>
+                <w:rFonts w:ascii="Arial" w:cs="Arial" w:eastAsia="Arial" w:hAnsi="Arial"/>
+                <w:color w:val="1F2937"/>
+                <w:sz w:val="18"/>
+                <w:szCs w:val="18"/>
+              </w:rPr>
+              <w:t xml:space="preserve"/>
+            </w:r>
+          </w:p>
+        </w:tc>
+      </w:tr>
+    </w:tbl>
+    <w:p>
+      <w:pPr>
+        <w:spacing w:after="80"/>
+      </w:pPr>
+    </w:p>
+    <w:p>
+      <w:pPr>
+        <w:pBdr>
+          <w:bottom w:val="single" w:color="4F46E5" w:sz="6" w:space="1"/>
+        </w:pBdr>
+        <w:spacing w:after="200" w:before="400"/>
+      </w:pPr>
+    </w:p>
+    <w:p>
+      <w:pPr>
+        <w:spacing w:after="100"/>
+        <w:jc w:val="center"/>
+      </w:pPr>
+      <w:r>
+        <w:rPr>
+          <w:rFonts w:ascii="Arial" w:cs="Arial" w:eastAsia="Arial" w:hAnsi="Arial"/>
+          <w:b/>
+          <w:bCs/>
+          <w:color w:val="4F46E5"/>
+          <w:sz w:val="24"/>
+          <w:szCs w:val="24"/>
+        </w:rPr>
+        <w:t xml:space="preserve">End of Document</w:t>
       </w:r>
     </w:p>
     <w:p>
@@ -32753,7 +41178,7 @@
           <w:sz w:val="20"/>
           <w:szCs w:val="20"/>
         </w:rPr>
-        <w:t xml:space="preserve">For questions, see CLAUDE.md or contact the project admin.</w:t>
+        <w:t xml:space="preserve">Please add your review comments directly in this document using Track Changes or Comments.</w:t>
       </w:r>
     </w:p>
     <w:sectPr>
